--- a/Lab1/LAB1.docx
+++ b/Lab1/LAB1.docx
@@ -36,12 +36,6 @@
         <w:gridCol w:w="1123"/>
       </w:tblGrid>
       <w:tr>
-        <w:tblPrEx>
-          <w:tblCellMar>
-            <w:top w:w="0" w:type="dxa"/>
-            <w:bottom w:w="0" w:type="dxa"/>
-          </w:tblCellMar>
-        </w:tblPrEx>
         <w:tc>
           <w:tcPr>
             <w:tcW w:w="0" w:type="auto"/>
@@ -96,12 +90,6 @@
         </w:tc>
       </w:tr>
       <w:tr>
-        <w:tblPrEx>
-          <w:tblCellMar>
-            <w:top w:w="0" w:type="dxa"/>
-            <w:bottom w:w="0" w:type="dxa"/>
-          </w:tblCellMar>
-        </w:tblPrEx>
         <w:tc>
           <w:tcPr>
             <w:tcW w:w="0" w:type="auto"/>
@@ -144,12 +132,6 @@
         </w:tc>
       </w:tr>
       <w:tr>
-        <w:tblPrEx>
-          <w:tblCellMar>
-            <w:top w:w="0" w:type="dxa"/>
-            <w:bottom w:w="0" w:type="dxa"/>
-          </w:tblCellMar>
-        </w:tblPrEx>
         <w:tc>
           <w:tcPr>
             <w:tcW w:w="0" w:type="auto"/>
@@ -200,12 +182,6 @@
         </w:tc>
       </w:tr>
       <w:tr>
-        <w:tblPrEx>
-          <w:tblCellMar>
-            <w:top w:w="0" w:type="dxa"/>
-            <w:bottom w:w="0" w:type="dxa"/>
-          </w:tblCellMar>
-        </w:tblPrEx>
         <w:tc>
           <w:tcPr>
             <w:tcW w:w="0" w:type="auto"/>
@@ -248,12 +224,6 @@
         </w:tc>
       </w:tr>
       <w:tr>
-        <w:tblPrEx>
-          <w:tblCellMar>
-            <w:top w:w="0" w:type="dxa"/>
-            <w:bottom w:w="0" w:type="dxa"/>
-          </w:tblCellMar>
-        </w:tblPrEx>
         <w:tc>
           <w:tcPr>
             <w:tcW w:w="0" w:type="auto"/>
@@ -333,12 +303,6 @@
         </w:tc>
       </w:tr>
       <w:tr>
-        <w:tblPrEx>
-          <w:tblCellMar>
-            <w:top w:w="0" w:type="dxa"/>
-            <w:bottom w:w="0" w:type="dxa"/>
-          </w:tblCellMar>
-        </w:tblPrEx>
         <w:tc>
           <w:tcPr>
             <w:tcW w:w="0" w:type="auto"/>
@@ -373,12 +337,6 @@
         </w:tc>
       </w:tr>
       <w:tr>
-        <w:tblPrEx>
-          <w:tblCellMar>
-            <w:top w:w="0" w:type="dxa"/>
-            <w:bottom w:w="0" w:type="dxa"/>
-          </w:tblCellMar>
-        </w:tblPrEx>
         <w:tc>
           <w:tcPr>
             <w:tcW w:w="0" w:type="auto"/>
@@ -417,12 +375,6 @@
         </w:tc>
       </w:tr>
       <w:tr>
-        <w:tblPrEx>
-          <w:tblCellMar>
-            <w:top w:w="0" w:type="dxa"/>
-            <w:bottom w:w="0" w:type="dxa"/>
-          </w:tblCellMar>
-        </w:tblPrEx>
         <w:tc>
           <w:tcPr>
             <w:tcW w:w="0" w:type="auto"/>
@@ -448,32 +400,67 @@
             <w:tcW w:w="0" w:type="auto"/>
           </w:tcPr>
           <w:p>
-            <w:r>
-              <w:t>Представленная в объективной форме совокупность самостоятельных материалов, систематизированных таким образом, чтобы эти материалы могли быть найдены и обработаны с помощью электронной вычислительной машины.</w:t>
-            </w:r>
-          </w:p>
-        </w:tc>
-        <w:tc>
-          <w:tcPr>
-            <w:tcW w:w="0" w:type="auto"/>
-          </w:tcPr>
-          <w:p>
-            <w:r>
-              <w:rPr>
-                <w:highlight w:val="yellow"/>
-              </w:rPr>
+            <w:pPr>
+              <w:rPr>
+                <w:highlight w:val="yellow"/>
+              </w:rPr>
+            </w:pPr>
+            <w:proofErr w:type="spellStart"/>
+            <w:r>
+              <w:t>П</w:t>
+            </w:r>
+            <w:r>
+              <w:t>рограммно</w:t>
+            </w:r>
+            <w:proofErr w:type="spellEnd"/>
+            <w:r>
+              <w:t xml:space="preserve"> реализованная информационная</w:t>
+            </w:r>
+            <w:r>
+              <w:t xml:space="preserve"> </w:t>
+            </w:r>
+            <w:r>
+              <w:t xml:space="preserve">модель предметной области АИС, управляемая специализированной </w:t>
+            </w:r>
+            <w:proofErr w:type="gramStart"/>
+            <w:r>
+              <w:t>программ-ной</w:t>
+            </w:r>
+            <w:proofErr w:type="gramEnd"/>
+            <w:r>
+              <w:t xml:space="preserve"> системой (СУБД), и подсистема обработки информации, включающая</w:t>
+            </w:r>
+            <w:r>
+              <w:t xml:space="preserve"> </w:t>
+            </w:r>
+            <w:r>
+              <w:t>множество прикладных программ, получающих доступ к СУБД для чтения</w:t>
+            </w:r>
+            <w:r>
+              <w:t xml:space="preserve"> </w:t>
+            </w:r>
+            <w:r>
+              <w:t>и/или модификации информации, хранимой в базе данных.</w:t>
+            </w:r>
+          </w:p>
+        </w:tc>
+        <w:tc>
+          <w:tcPr>
+            <w:tcW w:w="0" w:type="auto"/>
+          </w:tcPr>
+          <w:p>
+            <w:pPr>
+              <w:rPr>
+                <w:highlight w:val="yellow"/>
+              </w:rPr>
+            </w:pPr>
+            <w:r>
               <w:t>[5]</w:t>
             </w:r>
           </w:p>
         </w:tc>
       </w:tr>
       <w:tr>
-        <w:tblPrEx>
-          <w:tblCellMar>
-            <w:top w:w="0" w:type="dxa"/>
-            <w:bottom w:w="0" w:type="dxa"/>
-          </w:tblCellMar>
-        </w:tblPrEx>
         <w:tc>
           <w:tcPr>
             <w:tcW w:w="0" w:type="auto"/>
@@ -508,12 +495,6 @@
         </w:tc>
       </w:tr>
       <w:tr>
-        <w:tblPrEx>
-          <w:tblCellMar>
-            <w:top w:w="0" w:type="dxa"/>
-            <w:bottom w:w="0" w:type="dxa"/>
-          </w:tblCellMar>
-        </w:tblPrEx>
         <w:tc>
           <w:tcPr>
             <w:tcW w:w="0" w:type="auto"/>
@@ -548,12 +529,6 @@
         </w:tc>
       </w:tr>
       <w:tr>
-        <w:tblPrEx>
-          <w:tblCellMar>
-            <w:top w:w="0" w:type="dxa"/>
-            <w:bottom w:w="0" w:type="dxa"/>
-          </w:tblCellMar>
-        </w:tblPrEx>
         <w:tc>
           <w:tcPr>
             <w:tcW w:w="0" w:type="auto"/>
@@ -602,12 +577,6 @@
         </w:tc>
       </w:tr>
       <w:tr>
-        <w:tblPrEx>
-          <w:tblCellMar>
-            <w:top w:w="0" w:type="dxa"/>
-            <w:bottom w:w="0" w:type="dxa"/>
-          </w:tblCellMar>
-        </w:tblPrEx>
         <w:tc>
           <w:tcPr>
             <w:tcW w:w="0" w:type="auto"/>
@@ -642,12 +611,6 @@
         </w:tc>
       </w:tr>
       <w:tr>
-        <w:tblPrEx>
-          <w:tblCellMar>
-            <w:top w:w="0" w:type="dxa"/>
-            <w:bottom w:w="0" w:type="dxa"/>
-          </w:tblCellMar>
-        </w:tblPrEx>
         <w:tc>
           <w:tcPr>
             <w:tcW w:w="0" w:type="auto"/>
@@ -670,28 +633,22 @@
           </w:tcPr>
           <w:p>
             <w:r>
-              <w:t xml:space="preserve">Закон [35] связывает биометрические данные с использованием для установления личности, а источник [7] раскрывает сущность биометрии через признаки человека и процедуру </w:t>
+              <w:t xml:space="preserve">Закон [35] связывает биометрические данные с использованием для </w:t>
             </w:r>
             <w:r>
               <w:lastRenderedPageBreak/>
-              <w:t>распознавания. Поэтому согласованный термин удобно уточнять в скобках как «биометрические персональные данные».</w:t>
-            </w:r>
-          </w:p>
-        </w:tc>
-        <w:tc>
-          <w:tcPr>
-            <w:tcW w:w="0" w:type="auto"/>
-          </w:tcPr>
-          <w:p/>
-        </w:tc>
-      </w:tr>
-      <w:tr>
-        <w:tblPrEx>
-          <w:tblCellMar>
-            <w:top w:w="0" w:type="dxa"/>
-            <w:bottom w:w="0" w:type="dxa"/>
-          </w:tblCellMar>
-        </w:tblPrEx>
+              <w:t>установления личности, а источник [7] раскрывает сущность биометрии через признаки человека и процедуру распознавания. Поэтому согласованный термин удобно уточнять в скобках как «биометрические персональные данные».</w:t>
+            </w:r>
+          </w:p>
+        </w:tc>
+        <w:tc>
+          <w:tcPr>
+            <w:tcW w:w="0" w:type="auto"/>
+          </w:tcPr>
+          <w:p/>
+        </w:tc>
+      </w:tr>
+      <w:tr>
         <w:tc>
           <w:tcPr>
             <w:tcW w:w="0" w:type="auto"/>
@@ -718,10 +675,19 @@
           </w:tcPr>
           <w:p>
             <w:r>
-              <w:rPr>
-                <w:highlight w:val="yellow"/>
-              </w:rPr>
-              <w:t>Одна из современных форм борьбы между государствами, представляющая собой систему мер, проводимых одним государством с целью нарушения информационной безопасности другого государства при одновременной защите от аналогичных действий со стороны противостоящего государства.</w:t>
+              <w:t>Это любое действие по использованию, разрушению, искажению</w:t>
+            </w:r>
+            <w:r>
+              <w:t xml:space="preserve"> </w:t>
+            </w:r>
+            <w:r>
+              <w:t>вражеской информации и ее функций, защите информации против</w:t>
+            </w:r>
+            <w:r>
+              <w:t xml:space="preserve"> </w:t>
+            </w:r>
+            <w:r>
+              <w:t>подобных действий</w:t>
             </w:r>
           </w:p>
         </w:tc>
@@ -740,12 +706,6 @@
         </w:tc>
       </w:tr>
       <w:tr>
-        <w:tblPrEx>
-          <w:tblCellMar>
-            <w:top w:w="0" w:type="dxa"/>
-            <w:bottom w:w="0" w:type="dxa"/>
-          </w:tblCellMar>
-        </w:tblPrEx>
         <w:tc>
           <w:tcPr>
             <w:tcW w:w="0" w:type="auto"/>
@@ -791,12 +751,6 @@
         </w:tc>
       </w:tr>
       <w:tr>
-        <w:tblPrEx>
-          <w:tblCellMar>
-            <w:top w:w="0" w:type="dxa"/>
-            <w:bottom w:w="0" w:type="dxa"/>
-          </w:tblCellMar>
-        </w:tblPrEx>
         <w:tc>
           <w:tcPr>
             <w:tcW w:w="0" w:type="auto"/>
@@ -831,12 +785,6 @@
         </w:tc>
       </w:tr>
       <w:tr>
-        <w:tblPrEx>
-          <w:tblCellMar>
-            <w:top w:w="0" w:type="dxa"/>
-            <w:bottom w:w="0" w:type="dxa"/>
-          </w:tblCellMar>
-        </w:tblPrEx>
         <w:tc>
           <w:tcPr>
             <w:tcW w:w="0" w:type="auto"/>
@@ -879,12 +827,6 @@
         </w:tc>
       </w:tr>
       <w:tr>
-        <w:tblPrEx>
-          <w:tblCellMar>
-            <w:top w:w="0" w:type="dxa"/>
-            <w:bottom w:w="0" w:type="dxa"/>
-          </w:tblCellMar>
-        </w:tblPrEx>
         <w:tc>
           <w:tcPr>
             <w:tcW w:w="0" w:type="auto"/>
@@ -935,12 +877,6 @@
         </w:tc>
       </w:tr>
       <w:tr>
-        <w:tblPrEx>
-          <w:tblCellMar>
-            <w:top w:w="0" w:type="dxa"/>
-            <w:bottom w:w="0" w:type="dxa"/>
-          </w:tblCellMar>
-        </w:tblPrEx>
         <w:tc>
           <w:tcPr>
             <w:tcW w:w="0" w:type="auto"/>
@@ -963,24 +899,22 @@
           </w:tcPr>
           <w:p>
             <w:r>
-              <w:t>Определения из источников [10] и [11] совпадают дословно. Это показывает, что термин «информация» имеет устойчивое базовое значение и одинаково трактуется как в федеральном законе, так и в терминологическом стандарте по защите информации.</w:t>
-            </w:r>
-          </w:p>
-        </w:tc>
-        <w:tc>
-          <w:tcPr>
-            <w:tcW w:w="0" w:type="auto"/>
-          </w:tcPr>
-          <w:p/>
-        </w:tc>
-      </w:tr>
-      <w:tr>
-        <w:tblPrEx>
-          <w:tblCellMar>
-            <w:top w:w="0" w:type="dxa"/>
-            <w:bottom w:w="0" w:type="dxa"/>
-          </w:tblCellMar>
-        </w:tblPrEx>
+              <w:t xml:space="preserve">Определения из источников [10] и [11] </w:t>
+            </w:r>
+            <w:r>
+              <w:lastRenderedPageBreak/>
+              <w:t>совпадают дословно. Это показывает, что термин «информация» имеет устойчивое базовое значение и одинаково трактуется как в федеральном законе, так и в терминологическом стандарте по защите информации.</w:t>
+            </w:r>
+          </w:p>
+        </w:tc>
+        <w:tc>
+          <w:tcPr>
+            <w:tcW w:w="0" w:type="auto"/>
+          </w:tcPr>
+          <w:p/>
+        </w:tc>
+      </w:tr>
+      <w:tr>
         <w:tc>
           <w:tcPr>
             <w:tcW w:w="0" w:type="auto"/>
@@ -1023,12 +957,6 @@
         </w:tc>
       </w:tr>
       <w:tr>
-        <w:tblPrEx>
-          <w:tblCellMar>
-            <w:top w:w="0" w:type="dxa"/>
-            <w:bottom w:w="0" w:type="dxa"/>
-          </w:tblCellMar>
-        </w:tblPrEx>
         <w:tc>
           <w:tcPr>
             <w:tcW w:w="0" w:type="auto"/>
@@ -1079,12 +1007,6 @@
         </w:tc>
       </w:tr>
       <w:tr>
-        <w:tblPrEx>
-          <w:tblCellMar>
-            <w:top w:w="0" w:type="dxa"/>
-            <w:bottom w:w="0" w:type="dxa"/>
-          </w:tblCellMar>
-        </w:tblPrEx>
         <w:tc>
           <w:tcPr>
             <w:tcW w:w="0" w:type="auto"/>
@@ -1119,12 +1041,6 @@
         </w:tc>
       </w:tr>
       <w:tr>
-        <w:tblPrEx>
-          <w:tblCellMar>
-            <w:top w:w="0" w:type="dxa"/>
-            <w:bottom w:w="0" w:type="dxa"/>
-          </w:tblCellMar>
-        </w:tblPrEx>
         <w:tc>
           <w:tcPr>
             <w:tcW w:w="0" w:type="auto"/>
@@ -1183,52 +1099,53 @@
         </w:tc>
       </w:tr>
       <w:tr>
-        <w:tblPrEx>
-          <w:tblCellMar>
-            <w:top w:w="0" w:type="dxa"/>
-            <w:bottom w:w="0" w:type="dxa"/>
-          </w:tblCellMar>
-        </w:tblPrEx>
-        <w:tc>
-          <w:tcPr>
-            <w:tcW w:w="0" w:type="auto"/>
-          </w:tcPr>
-          <w:p/>
-        </w:tc>
-        <w:tc>
-          <w:tcPr>
-            <w:tcW w:w="0" w:type="auto"/>
-          </w:tcPr>
-          <w:p/>
-        </w:tc>
-        <w:tc>
-          <w:tcPr>
-            <w:tcW w:w="0" w:type="auto"/>
-          </w:tcPr>
-          <w:p>
-            <w:r>
-              <w:t>Локализация данных - это процесс сбора, хранения и обработки личных данных российских пользователей на территории Российской Федерации.</w:t>
-            </w:r>
-          </w:p>
-        </w:tc>
-        <w:tc>
-          <w:tcPr>
-            <w:tcW w:w="0" w:type="auto"/>
-          </w:tcPr>
-          <w:p>
-            <w:r>
+        <w:tc>
+          <w:tcPr>
+            <w:tcW w:w="0" w:type="auto"/>
+          </w:tcPr>
+          <w:p/>
+        </w:tc>
+        <w:tc>
+          <w:tcPr>
+            <w:tcW w:w="0" w:type="auto"/>
+          </w:tcPr>
+          <w:p/>
+        </w:tc>
+        <w:tc>
+          <w:tcPr>
+            <w:tcW w:w="0" w:type="auto"/>
+          </w:tcPr>
+          <w:p>
+            <w:r>
+              <w:t xml:space="preserve">Локализация данных </w:t>
+            </w:r>
+            <w:proofErr w:type="gramStart"/>
+            <w:r>
+              <w:t>- это</w:t>
+            </w:r>
+            <w:proofErr w:type="gramEnd"/>
+            <w:r>
+              <w:t xml:space="preserve"> процесс сбора, хранения и обработки личных </w:t>
+            </w:r>
+            <w:r>
+              <w:lastRenderedPageBreak/>
+              <w:t>данных российских пользователей на территории Российской Федерации.</w:t>
+            </w:r>
+          </w:p>
+        </w:tc>
+        <w:tc>
+          <w:tcPr>
+            <w:tcW w:w="0" w:type="auto"/>
+          </w:tcPr>
+          <w:p>
+            <w:r>
+              <w:lastRenderedPageBreak/>
               <w:t>[15]</w:t>
             </w:r>
           </w:p>
         </w:tc>
       </w:tr>
       <w:tr>
-        <w:tblPrEx>
-          <w:tblCellMar>
-            <w:top w:w="0" w:type="dxa"/>
-            <w:bottom w:w="0" w:type="dxa"/>
-          </w:tblCellMar>
-        </w:tblPrEx>
         <w:tc>
           <w:tcPr>
             <w:tcW w:w="0" w:type="auto"/>
@@ -1263,12 +1180,6 @@
         </w:tc>
       </w:tr>
       <w:tr>
-        <w:tblPrEx>
-          <w:tblCellMar>
-            <w:top w:w="0" w:type="dxa"/>
-            <w:bottom w:w="0" w:type="dxa"/>
-          </w:tblCellMar>
-        </w:tblPrEx>
         <w:tc>
           <w:tcPr>
             <w:tcW w:w="0" w:type="auto"/>
@@ -1311,12 +1222,6 @@
         </w:tc>
       </w:tr>
       <w:tr>
-        <w:tblPrEx>
-          <w:tblCellMar>
-            <w:top w:w="0" w:type="dxa"/>
-            <w:bottom w:w="0" w:type="dxa"/>
-          </w:tblCellMar>
-        </w:tblPrEx>
         <w:tc>
           <w:tcPr>
             <w:tcW w:w="0" w:type="auto"/>
@@ -1367,12 +1272,6 @@
         </w:tc>
       </w:tr>
       <w:tr>
-        <w:tblPrEx>
-          <w:tblCellMar>
-            <w:top w:w="0" w:type="dxa"/>
-            <w:bottom w:w="0" w:type="dxa"/>
-          </w:tblCellMar>
-        </w:tblPrEx>
         <w:tc>
           <w:tcPr>
             <w:tcW w:w="0" w:type="auto"/>
@@ -1407,12 +1306,6 @@
         </w:tc>
       </w:tr>
       <w:tr>
-        <w:tblPrEx>
-          <w:tblCellMar>
-            <w:top w:w="0" w:type="dxa"/>
-            <w:bottom w:w="0" w:type="dxa"/>
-          </w:tblCellMar>
-        </w:tblPrEx>
         <w:tc>
           <w:tcPr>
             <w:tcW w:w="0" w:type="auto"/>
@@ -1439,11 +1332,11 @@
           </w:tcPr>
           <w:p>
             <w:r>
-              <w:t xml:space="preserve">Состояние защищенности национальных интересов Российской Федерации от внешних и внутренних угроз, при котором обеспечиваются реализация конституционных прав и свобод граждан, достойные качество и уровень их жизни, гражданский мир и </w:t>
+              <w:t xml:space="preserve">Состояние защищенности национальных интересов Российской Федерации от внешних и внутренних угроз, при котором обеспечиваются реализация конституционных прав и свобод граждан, достойные качество и уровень их жизни, гражданский мир и согласие в стране, охрана суверенитета Российской Федерации, </w:t>
             </w:r>
             <w:r>
               <w:lastRenderedPageBreak/>
-              <w:t>согласие в стране, охрана суверенитета Российской Федерации, ее независимости и государственной целостности, социально-экономическое развитие страны.</w:t>
+              <w:t>ее независимости и государственной целостности, социально-экономическое развитие страны.</w:t>
             </w:r>
           </w:p>
         </w:tc>
@@ -1460,12 +1353,6 @@
         </w:tc>
       </w:tr>
       <w:tr>
-        <w:tblPrEx>
-          <w:tblCellMar>
-            <w:top w:w="0" w:type="dxa"/>
-            <w:bottom w:w="0" w:type="dxa"/>
-          </w:tblCellMar>
-        </w:tblPrEx>
         <w:tc>
           <w:tcPr>
             <w:tcW w:w="0" w:type="auto"/>
@@ -1500,12 +1387,6 @@
         </w:tc>
       </w:tr>
       <w:tr>
-        <w:tblPrEx>
-          <w:tblCellMar>
-            <w:top w:w="0" w:type="dxa"/>
-            <w:bottom w:w="0" w:type="dxa"/>
-          </w:tblCellMar>
-        </w:tblPrEx>
         <w:tc>
           <w:tcPr>
             <w:tcW w:w="0" w:type="auto"/>
@@ -1540,12 +1421,6 @@
         </w:tc>
       </w:tr>
       <w:tr>
-        <w:tblPrEx>
-          <w:tblCellMar>
-            <w:top w:w="0" w:type="dxa"/>
-            <w:bottom w:w="0" w:type="dxa"/>
-          </w:tblCellMar>
-        </w:tblPrEx>
         <w:tc>
           <w:tcPr>
             <w:tcW w:w="0" w:type="auto"/>
@@ -1594,12 +1469,6 @@
         </w:tc>
       </w:tr>
       <w:tr>
-        <w:tblPrEx>
-          <w:tblCellMar>
-            <w:top w:w="0" w:type="dxa"/>
-            <w:bottom w:w="0" w:type="dxa"/>
-          </w:tblCellMar>
-        </w:tblPrEx>
         <w:tc>
           <w:tcPr>
             <w:tcW w:w="0" w:type="auto"/>
@@ -1634,12 +1503,6 @@
         </w:tc>
       </w:tr>
       <w:tr>
-        <w:tblPrEx>
-          <w:tblCellMar>
-            <w:top w:w="0" w:type="dxa"/>
-            <w:bottom w:w="0" w:type="dxa"/>
-          </w:tblCellMar>
-        </w:tblPrEx>
         <w:tc>
           <w:tcPr>
             <w:tcW w:w="0" w:type="auto"/>
@@ -1674,67 +1537,64 @@
         </w:tc>
       </w:tr>
       <w:tr>
-        <w:tblPrEx>
-          <w:tblCellMar>
-            <w:top w:w="0" w:type="dxa"/>
-            <w:bottom w:w="0" w:type="dxa"/>
-          </w:tblCellMar>
-        </w:tblPrEx>
-        <w:tc>
-          <w:tcPr>
-            <w:tcW w:w="0" w:type="auto"/>
-          </w:tcPr>
-          <w:p>
+        <w:tc>
+          <w:tcPr>
+            <w:tcW w:w="0" w:type="auto"/>
+          </w:tcPr>
+          <w:p>
+            <w:r>
+              <w:t>12</w:t>
+            </w:r>
+          </w:p>
+        </w:tc>
+        <w:tc>
+          <w:tcPr>
+            <w:tcW w:w="0" w:type="auto"/>
+          </w:tcPr>
+          <w:p>
+            <w:r>
+              <w:t>Простая эле</w:t>
+            </w:r>
+            <w:r>
+              <w:t>к</w:t>
+            </w:r>
+            <w:r>
+              <w:t xml:space="preserve">тронная подпись (простая электронная подпись </w:t>
+            </w:r>
             <w:r>
               <w:lastRenderedPageBreak/>
-              <w:t>12</w:t>
-            </w:r>
-          </w:p>
-        </w:tc>
-        <w:tc>
-          <w:tcPr>
-            <w:tcW w:w="0" w:type="auto"/>
-          </w:tcPr>
-          <w:p>
-            <w:r>
-              <w:t>Простая эле</w:t>
-            </w:r>
-            <w:r>
-              <w:t>к</w:t>
-            </w:r>
-            <w:r>
-              <w:t>тронная подпись (простая электронная подпись [22])</w:t>
-            </w:r>
-          </w:p>
-        </w:tc>
-        <w:tc>
-          <w:tcPr>
-            <w:tcW w:w="0" w:type="auto"/>
-          </w:tcPr>
-          <w:p>
-            <w:r>
-              <w:t>Электронная подпись, которая посредством использования кодов, паролей или иных средств подтверждает факт формирования электронной подписи определенным лицом.</w:t>
-            </w:r>
-          </w:p>
-        </w:tc>
-        <w:tc>
-          <w:tcPr>
-            <w:tcW w:w="0" w:type="auto"/>
-          </w:tcPr>
-          <w:p>
-            <w:r>
+              <w:t>[22])</w:t>
+            </w:r>
+          </w:p>
+        </w:tc>
+        <w:tc>
+          <w:tcPr>
+            <w:tcW w:w="0" w:type="auto"/>
+          </w:tcPr>
+          <w:p>
+            <w:r>
+              <w:lastRenderedPageBreak/>
+              <w:t xml:space="preserve">Электронная подпись, которая посредством использования кодов, </w:t>
+            </w:r>
+            <w:r>
+              <w:lastRenderedPageBreak/>
+              <w:t>паролей или иных средств подтверждает факт формирования электронной подписи определенным лицом.</w:t>
+            </w:r>
+          </w:p>
+        </w:tc>
+        <w:tc>
+          <w:tcPr>
+            <w:tcW w:w="0" w:type="auto"/>
+          </w:tcPr>
+          <w:p>
+            <w:r>
+              <w:lastRenderedPageBreak/>
               <w:t>[22]</w:t>
             </w:r>
           </w:p>
         </w:tc>
       </w:tr>
       <w:tr>
-        <w:tblPrEx>
-          <w:tblCellMar>
-            <w:top w:w="0" w:type="dxa"/>
-            <w:bottom w:w="0" w:type="dxa"/>
-          </w:tblCellMar>
-        </w:tblPrEx>
         <w:tc>
           <w:tcPr>
             <w:tcW w:w="0" w:type="auto"/>
@@ -1761,13 +1621,7 @@
               <w:rPr>
                 <w:highlight w:val="yellow"/>
               </w:rPr>
-              <w:t>Э</w:t>
-            </w:r>
-            <w:r>
-              <w:rPr>
-                <w:highlight w:val="yellow"/>
-              </w:rPr>
-              <w:t>лектронная подпись, которая посредством использования кодов, паролей или иных средств подтверждает факт формирования электронной подписи определенным лицом</w:t>
+              <w:t>Электронная подпись, которая посредством использования кодов, паролей или иных средств подтверждает факт формирования электронной подписи определенным лицом</w:t>
             </w:r>
           </w:p>
         </w:tc>
@@ -1791,12 +1645,6 @@
         </w:tc>
       </w:tr>
       <w:tr>
-        <w:tblPrEx>
-          <w:tblCellMar>
-            <w:top w:w="0" w:type="dxa"/>
-            <w:bottom w:w="0" w:type="dxa"/>
-          </w:tblCellMar>
-        </w:tblPrEx>
         <w:tc>
           <w:tcPr>
             <w:tcW w:w="0" w:type="auto"/>
@@ -1831,12 +1679,6 @@
         </w:tc>
       </w:tr>
       <w:tr>
-        <w:tblPrEx>
-          <w:tblCellMar>
-            <w:top w:w="0" w:type="dxa"/>
-            <w:bottom w:w="0" w:type="dxa"/>
-          </w:tblCellMar>
-        </w:tblPrEx>
         <w:tc>
           <w:tcPr>
             <w:tcW w:w="0" w:type="auto"/>
@@ -1895,12 +1737,6 @@
         </w:tc>
       </w:tr>
       <w:tr>
-        <w:tblPrEx>
-          <w:tblCellMar>
-            <w:top w:w="0" w:type="dxa"/>
-            <w:bottom w:w="0" w:type="dxa"/>
-          </w:tblCellMar>
-        </w:tblPrEx>
         <w:tc>
           <w:tcPr>
             <w:tcW w:w="0" w:type="auto"/>
@@ -1935,12 +1771,6 @@
         </w:tc>
       </w:tr>
       <w:tr>
-        <w:tblPrEx>
-          <w:tblCellMar>
-            <w:top w:w="0" w:type="dxa"/>
-            <w:bottom w:w="0" w:type="dxa"/>
-          </w:tblCellMar>
-        </w:tblPrEx>
         <w:tc>
           <w:tcPr>
             <w:tcW w:w="0" w:type="auto"/>
@@ -1963,28 +1793,22 @@
           </w:tcPr>
           <w:p>
             <w:r>
-              <w:t xml:space="preserve">Специального легального определения именно для формулировки «разглашение гостайны» в базовом законе нет, </w:t>
+              <w:t xml:space="preserve">Специального легального определения именно для формулировки «разглашение гостайны» в базовом законе нет, поэтому термин раскрыт через нормы о защите государственной тайны [24] и </w:t>
             </w:r>
             <w:r>
               <w:lastRenderedPageBreak/>
-              <w:t>поэтому термин раскрыт через нормы о защите государственной тайны [24] и об ответственности за разглашение информации с ограниченным доступом [25]. В обоих случаях ключевым признаком является неправомерное сообщение защищаемых сведений третьим лицам.</w:t>
-            </w:r>
-          </w:p>
-        </w:tc>
-        <w:tc>
-          <w:tcPr>
-            <w:tcW w:w="0" w:type="auto"/>
-          </w:tcPr>
-          <w:p/>
-        </w:tc>
-      </w:tr>
-      <w:tr>
-        <w:tblPrEx>
-          <w:tblCellMar>
-            <w:top w:w="0" w:type="dxa"/>
-            <w:bottom w:w="0" w:type="dxa"/>
-          </w:tblCellMar>
-        </w:tblPrEx>
+              <w:t>об ответственности за разглашение информации с ограниченным доступом [25]. В обоих случаях ключевым признаком является неправомерное сообщение защищаемых сведений третьим лицам.</w:t>
+            </w:r>
+          </w:p>
+        </w:tc>
+        <w:tc>
+          <w:tcPr>
+            <w:tcW w:w="0" w:type="auto"/>
+          </w:tcPr>
+          <w:p/>
+        </w:tc>
+      </w:tr>
+      <w:tr>
         <w:tc>
           <w:tcPr>
             <w:tcW w:w="0" w:type="auto"/>
@@ -2043,12 +1867,6 @@
         </w:tc>
       </w:tr>
       <w:tr>
-        <w:tblPrEx>
-          <w:tblCellMar>
-            <w:top w:w="0" w:type="dxa"/>
-            <w:bottom w:w="0" w:type="dxa"/>
-          </w:tblCellMar>
-        </w:tblPrEx>
         <w:tc>
           <w:tcPr>
             <w:tcW w:w="0" w:type="auto"/>
@@ -2099,12 +1917,6 @@
         </w:tc>
       </w:tr>
       <w:tr>
-        <w:tblPrEx>
-          <w:tblCellMar>
-            <w:top w:w="0" w:type="dxa"/>
-            <w:bottom w:w="0" w:type="dxa"/>
-          </w:tblCellMar>
-        </w:tblPrEx>
         <w:tc>
           <w:tcPr>
             <w:tcW w:w="0" w:type="auto"/>
@@ -2139,12 +1951,6 @@
         </w:tc>
       </w:tr>
       <w:tr>
-        <w:tblPrEx>
-          <w:tblCellMar>
-            <w:top w:w="0" w:type="dxa"/>
-            <w:bottom w:w="0" w:type="dxa"/>
-          </w:tblCellMar>
-        </w:tblPrEx>
         <w:tc>
           <w:tcPr>
             <w:tcW w:w="0" w:type="auto"/>
@@ -2187,12 +1993,6 @@
         </w:tc>
       </w:tr>
       <w:tr>
-        <w:tblPrEx>
-          <w:tblCellMar>
-            <w:top w:w="0" w:type="dxa"/>
-            <w:bottom w:w="0" w:type="dxa"/>
-          </w:tblCellMar>
-        </w:tblPrEx>
         <w:tc>
           <w:tcPr>
             <w:tcW w:w="0" w:type="auto"/>
@@ -2227,12 +2027,6 @@
         </w:tc>
       </w:tr>
       <w:tr>
-        <w:tblPrEx>
-          <w:tblCellMar>
-            <w:top w:w="0" w:type="dxa"/>
-            <w:bottom w:w="0" w:type="dxa"/>
-          </w:tblCellMar>
-        </w:tblPrEx>
         <w:tc>
           <w:tcPr>
             <w:tcW w:w="0" w:type="auto"/>
@@ -2255,28 +2049,22 @@
           </w:tcPr>
           <w:p>
             <w:r>
-              <w:t xml:space="preserve">В законе [1] термин раскрывается через определение персональных </w:t>
+              <w:t xml:space="preserve">В законе [1] термин раскрывается через определение персональных данных, относящихся к физическому лицу. Источник [28] формулирует его </w:t>
             </w:r>
             <w:r>
               <w:lastRenderedPageBreak/>
-              <w:t>данных, относящихся к физическому лицу. Источник [28] формулирует его прямо и кратко. Оба определения согласуются: субъектом персональных данных является идентифицируемое физическое лицо.</w:t>
-            </w:r>
-          </w:p>
-        </w:tc>
-        <w:tc>
-          <w:tcPr>
-            <w:tcW w:w="0" w:type="auto"/>
-          </w:tcPr>
-          <w:p/>
-        </w:tc>
-      </w:tr>
-      <w:tr>
-        <w:tblPrEx>
-          <w:tblCellMar>
-            <w:top w:w="0" w:type="dxa"/>
-            <w:bottom w:w="0" w:type="dxa"/>
-          </w:tblCellMar>
-        </w:tblPrEx>
+              <w:t>прямо и кратко. Оба определения согласуются: субъектом персональных данных является идентифицируемое физическое лицо.</w:t>
+            </w:r>
+          </w:p>
+        </w:tc>
+        <w:tc>
+          <w:tcPr>
+            <w:tcW w:w="0" w:type="auto"/>
+          </w:tcPr>
+          <w:p/>
+        </w:tc>
+      </w:tr>
+      <w:tr>
         <w:tc>
           <w:tcPr>
             <w:tcW w:w="0" w:type="auto"/>
@@ -2335,12 +2123,6 @@
         </w:tc>
       </w:tr>
       <w:tr>
-        <w:tblPrEx>
-          <w:tblCellMar>
-            <w:top w:w="0" w:type="dxa"/>
-            <w:bottom w:w="0" w:type="dxa"/>
-          </w:tblCellMar>
-        </w:tblPrEx>
         <w:tc>
           <w:tcPr>
             <w:tcW w:w="0" w:type="auto"/>
@@ -2391,12 +2173,6 @@
         </w:tc>
       </w:tr>
       <w:tr>
-        <w:tblPrEx>
-          <w:tblCellMar>
-            <w:top w:w="0" w:type="dxa"/>
-            <w:bottom w:w="0" w:type="dxa"/>
-          </w:tblCellMar>
-        </w:tblPrEx>
         <w:tc>
           <w:tcPr>
             <w:tcW w:w="0" w:type="auto"/>
@@ -2431,12 +2207,6 @@
         </w:tc>
       </w:tr>
       <w:tr>
-        <w:tblPrEx>
-          <w:tblCellMar>
-            <w:top w:w="0" w:type="dxa"/>
-            <w:bottom w:w="0" w:type="dxa"/>
-          </w:tblCellMar>
-        </w:tblPrEx>
         <w:tc>
           <w:tcPr>
             <w:tcW w:w="0" w:type="auto"/>
@@ -2471,7 +2241,21 @@
               <w:rPr>
                 <w:highlight w:val="yellow"/>
               </w:rPr>
-              <w:t>Чрезвычайная ситуация - это обстановка на определенной территории, сложившаяся в результате аварии, опасного явления, катастрофы, бедствия или иного события, которые могут повлечь или повлекли жертвы, ущерб здоровью людей, окружающей среде, значительные материальные потери и нарушение условий жизнедеятельности людей.</w:t>
+              <w:t xml:space="preserve">Чрезвычайная ситуация </w:t>
+            </w:r>
+            <w:proofErr w:type="gramStart"/>
+            <w:r>
+              <w:rPr>
+                <w:highlight w:val="yellow"/>
+              </w:rPr>
+              <w:t>- это</w:t>
+            </w:r>
+            <w:proofErr w:type="gramEnd"/>
+            <w:r>
+              <w:rPr>
+                <w:highlight w:val="yellow"/>
+              </w:rPr>
+              <w:t xml:space="preserve"> обстановка на определенной территории, сложившаяся в результате аварии, опасного явления, катастрофы, бедствия или иного события, которые могут повлечь или повлекли жертвы, ущерб здоровью людей, окружающей среде, значительные материальные потери и нарушение условий жизнедеятельности людей.</w:t>
             </w:r>
           </w:p>
         </w:tc>
@@ -2495,12 +2279,6 @@
         </w:tc>
       </w:tr>
       <w:tr>
-        <w:tblPrEx>
-          <w:tblCellMar>
-            <w:top w:w="0" w:type="dxa"/>
-            <w:bottom w:w="0" w:type="dxa"/>
-          </w:tblCellMar>
-        </w:tblPrEx>
         <w:tc>
           <w:tcPr>
             <w:tcW w:w="0" w:type="auto"/>
@@ -2527,7 +2305,14 @@
               <w:rPr>
                 <w:highlight w:val="yellow"/>
               </w:rPr>
-              <w:t>Современные чрезвычайные ситуации все в большей степени могут быть связаны с использованием глобального информационного поля, компьютерными преступлениями и информационными воздействиями на инфраструктуру.</w:t>
+              <w:t xml:space="preserve">Современные чрезвычайные ситуации все в большей степени могут быть </w:t>
+            </w:r>
+            <w:r>
+              <w:rPr>
+                <w:highlight w:val="yellow"/>
+              </w:rPr>
+              <w:lastRenderedPageBreak/>
+              <w:t>связаны с использованием глобального информационного поля, компьютерными преступлениями и информационными воздействиями на инфраструктуру.</w:t>
             </w:r>
           </w:p>
         </w:tc>
@@ -2545,18 +2330,13 @@
               <w:rPr>
                 <w:highlight w:val="yellow"/>
               </w:rPr>
+              <w:lastRenderedPageBreak/>
               <w:t>[32]</w:t>
             </w:r>
           </w:p>
         </w:tc>
       </w:tr>
       <w:tr>
-        <w:tblPrEx>
-          <w:tblCellMar>
-            <w:top w:w="0" w:type="dxa"/>
-            <w:bottom w:w="0" w:type="dxa"/>
-          </w:tblCellMar>
-        </w:tblPrEx>
         <w:tc>
           <w:tcPr>
             <w:tcW w:w="0" w:type="auto"/>
@@ -2591,12 +2371,6 @@
         </w:tc>
       </w:tr>
       <w:tr>
-        <w:tblPrEx>
-          <w:tblCellMar>
-            <w:top w:w="0" w:type="dxa"/>
-            <w:bottom w:w="0" w:type="dxa"/>
-          </w:tblCellMar>
-        </w:tblPrEx>
         <w:tc>
           <w:tcPr>
             <w:tcW w:w="0" w:type="auto"/>
@@ -2639,12 +2413,6 @@
         </w:tc>
       </w:tr>
       <w:tr>
-        <w:tblPrEx>
-          <w:tblCellMar>
-            <w:top w:w="0" w:type="dxa"/>
-            <w:bottom w:w="0" w:type="dxa"/>
-          </w:tblCellMar>
-        </w:tblPrEx>
         <w:tc>
           <w:tcPr>
             <w:tcW w:w="0" w:type="auto"/>
@@ -2679,12 +2447,6 @@
         </w:tc>
       </w:tr>
       <w:tr>
-        <w:tblPrEx>
-          <w:tblCellMar>
-            <w:top w:w="0" w:type="dxa"/>
-            <w:bottom w:w="0" w:type="dxa"/>
-          </w:tblCellMar>
-        </w:tblPrEx>
         <w:tc>
           <w:tcPr>
             <w:tcW w:w="0" w:type="auto"/>
@@ -2725,7 +2487,6 @@
         <w:rPr>
           <w:b/>
         </w:rPr>
-        <w:lastRenderedPageBreak/>
         <w:t>Источники</w:t>
       </w:r>
     </w:p>
@@ -2736,12 +2497,52 @@
     </w:p>
     <w:p>
       <w:r>
-        <w:t>[2] ГОСТ ISO/IEC 29100-2021 «Информационные технологии. Методы и средства обеспечения безопасности. Основы защиты персональных данных».</w:t>
+        <w:lastRenderedPageBreak/>
+        <w:t xml:space="preserve">[2] ГОСТ ISO/IEC </w:t>
+      </w:r>
+      <w:proofErr w:type="gramStart"/>
+      <w:r>
+        <w:t>29100-2021</w:t>
+      </w:r>
+      <w:proofErr w:type="gramEnd"/>
+      <w:r>
+        <w:t xml:space="preserve"> «Информационные технологии. Методы и средства обеспечения безопасности. Основы защиты персональных данных».</w:t>
       </w:r>
     </w:p>
     <w:p>
       <w:r>
-        <w:t>[3] ПНСТ 301-2018/ИСО/МЭК 24767-1:2008.</w:t>
+        <w:rPr>
+          <w:highlight w:val="yellow"/>
+        </w:rPr>
+        <w:t xml:space="preserve">[3] ПНСТ </w:t>
+      </w:r>
+      <w:proofErr w:type="gramStart"/>
+      <w:r>
+        <w:rPr>
+          <w:highlight w:val="yellow"/>
+        </w:rPr>
+        <w:t>301-2018</w:t>
+      </w:r>
+      <w:proofErr w:type="gramEnd"/>
+      <w:r>
+        <w:rPr>
+          <w:highlight w:val="yellow"/>
+        </w:rPr>
+        <w:t xml:space="preserve">/ИСО/МЭК </w:t>
+      </w:r>
+      <w:proofErr w:type="gramStart"/>
+      <w:r>
+        <w:rPr>
+          <w:highlight w:val="yellow"/>
+        </w:rPr>
+        <w:t>24767-1</w:t>
+      </w:r>
+      <w:proofErr w:type="gramEnd"/>
+      <w:r>
+        <w:rPr>
+          <w:highlight w:val="yellow"/>
+        </w:rPr>
+        <w:t>:2008.</w:t>
       </w:r>
     </w:p>
     <w:p>
@@ -2751,42 +2552,140 @@
     </w:p>
     <w:p>
       <w:r>
-        <w:rPr>
-          <w:highlight w:val="yellow"/>
-        </w:rPr>
-        <w:t>[5] Гражданский кодекс Российской Федерации (часть четвертая), статья 1260.</w:t>
+        <w:t xml:space="preserve">[5] </w:t>
+      </w:r>
+      <w:r>
+        <w:t xml:space="preserve">Волк, В. К. Базы данных. Проектирование, программирование, управление и </w:t>
+      </w:r>
+      <w:proofErr w:type="gramStart"/>
+      <w:r>
+        <w:t>администрирование :</w:t>
+      </w:r>
+      <w:proofErr w:type="gramEnd"/>
+      <w:r>
+        <w:t xml:space="preserve"> учебник для вузов / В. К. Волк. — 5-е изд., стер. — Санкт-</w:t>
+      </w:r>
+      <w:proofErr w:type="gramStart"/>
+      <w:r>
+        <w:t>Петербург :</w:t>
+      </w:r>
+      <w:proofErr w:type="gramEnd"/>
+      <w:r>
+        <w:t xml:space="preserve"> Лань, 2025. — ISBN 978-5-507-53648-1. — </w:t>
+      </w:r>
+      <w:proofErr w:type="gramStart"/>
+      <w:r>
+        <w:t>Текст :</w:t>
+      </w:r>
+      <w:proofErr w:type="gramEnd"/>
+      <w:r>
+        <w:t xml:space="preserve"> электронный // </w:t>
+      </w:r>
+      <w:proofErr w:type="gramStart"/>
+      <w:r>
+        <w:t>Лань :</w:t>
+      </w:r>
+      <w:proofErr w:type="gramEnd"/>
+      <w:r>
+        <w:t xml:space="preserve"> электронно-библиотечная система. — URL: https://e.lanbook.com/book/493991 (дата обращения: 13.04.2026). — Режим доступа: для </w:t>
+      </w:r>
+      <w:proofErr w:type="spellStart"/>
+      <w:r>
+        <w:t>авториз</w:t>
+      </w:r>
+      <w:proofErr w:type="spellEnd"/>
+      <w:r>
+        <w:t>. пользователей. — С. 3.</w:t>
       </w:r>
     </w:p>
     <w:p>
       <w:r>
-        <w:t>[6] ГОСТ 34.321-96 «Информационные технологии. Система стандартов по базам данных. Эталонная модель управления данными».</w:t>
+        <w:t xml:space="preserve">[6] ГОСТ </w:t>
+      </w:r>
+      <w:proofErr w:type="gramStart"/>
+      <w:r>
+        <w:t>34.321-96</w:t>
+      </w:r>
+      <w:proofErr w:type="gramEnd"/>
+      <w:r>
+        <w:t xml:space="preserve"> «Информационные технологии. Система стандартов по базам данных. Эталонная модель управления данными».</w:t>
       </w:r>
     </w:p>
     <w:p>
       <w:r>
-        <w:t>[7] ГОСТ Р 52551-2016 «Системы охраны и безопасности. Термины и определения».</w:t>
+        <w:t xml:space="preserve">[7] ГОСТ Р </w:t>
+      </w:r>
+      <w:proofErr w:type="gramStart"/>
+      <w:r>
+        <w:t>52551-2016</w:t>
+      </w:r>
+      <w:proofErr w:type="gramEnd"/>
+      <w:r>
+        <w:t xml:space="preserve"> «Системы охраны и безопасности. Термины и определения».</w:t>
       </w:r>
     </w:p>
     <w:p>
       <w:r>
-        <w:rPr>
-          <w:highlight w:val="yellow"/>
-        </w:rPr>
-        <w:t xml:space="preserve">[8] «Эволюция понятия информационная война в парадигмальном контексте», </w:t>
+        <w:t>[8]</w:t>
+      </w:r>
+      <w:r>
+        <w:t xml:space="preserve"> </w:t>
       </w:r>
       <w:proofErr w:type="spellStart"/>
       <w:r>
-        <w:rPr>
-          <w:highlight w:val="yellow"/>
-        </w:rPr>
-        <w:t>КиберЛенинка</w:t>
+        <w:t>Осавелюк</w:t>
       </w:r>
       <w:proofErr w:type="spellEnd"/>
       <w:r>
-        <w:rPr>
-          <w:highlight w:val="yellow"/>
-        </w:rPr>
-        <w:t>.</w:t>
+        <w:t xml:space="preserve">, Е. А. Информационная безопасность государства и общества в контексте деятельности </w:t>
+      </w:r>
+      <w:proofErr w:type="gramStart"/>
+      <w:r>
+        <w:t>СМИ  /</w:t>
+      </w:r>
+      <w:proofErr w:type="gramEnd"/>
+      <w:r>
+        <w:t xml:space="preserve"> Е. А. </w:t>
+      </w:r>
+      <w:proofErr w:type="spellStart"/>
+      <w:r>
+        <w:t>Осавелюк</w:t>
+      </w:r>
+      <w:proofErr w:type="spellEnd"/>
+      <w:r>
+        <w:t>. — 3-е изд., стер. — Санкт-</w:t>
+      </w:r>
+      <w:proofErr w:type="gramStart"/>
+      <w:r>
+        <w:t>Петербург :</w:t>
+      </w:r>
+      <w:proofErr w:type="gramEnd"/>
+      <w:r>
+        <w:t xml:space="preserve"> Лань, 2023. — ISBN 978-5-507-47137-9. — </w:t>
+      </w:r>
+      <w:proofErr w:type="gramStart"/>
+      <w:r>
+        <w:t>Текст :</w:t>
+      </w:r>
+      <w:proofErr w:type="gramEnd"/>
+      <w:r>
+        <w:t xml:space="preserve"> электронный // </w:t>
+      </w:r>
+      <w:proofErr w:type="gramStart"/>
+      <w:r>
+        <w:t>Лань :</w:t>
+      </w:r>
+      <w:proofErr w:type="gramEnd"/>
+      <w:r>
+        <w:t xml:space="preserve"> электронно-библиотечная система. — URL: https://e.lanbook.com/book/330518 (дата обращения: 13.04.2026). — Режим доступа: для </w:t>
+      </w:r>
+      <w:proofErr w:type="spellStart"/>
+      <w:r>
+        <w:t>авториз</w:t>
+      </w:r>
+      <w:proofErr w:type="spellEnd"/>
+      <w:r>
+        <w:t>. пользователей. — С. 15.)</w:t>
       </w:r>
     </w:p>
     <w:p>
@@ -2821,12 +2720,34 @@
         <w:rPr>
           <w:highlight w:val="yellow"/>
         </w:rPr>
-        <w:t>[11] ГОСТ Р 50922-2006 «Защита информации. Основные термины и определения».</w:t>
+        <w:t xml:space="preserve">[11] ГОСТ Р </w:t>
+      </w:r>
+      <w:proofErr w:type="gramStart"/>
+      <w:r>
+        <w:rPr>
+          <w:highlight w:val="yellow"/>
+        </w:rPr>
+        <w:t>50922-2006</w:t>
+      </w:r>
+      <w:proofErr w:type="gramEnd"/>
+      <w:r>
+        <w:rPr>
+          <w:highlight w:val="yellow"/>
+        </w:rPr>
+        <w:t xml:space="preserve"> «Защита информации. Основные термины и определения».</w:t>
       </w:r>
     </w:p>
     <w:p>
       <w:r>
-        <w:t>[12] ГОСТ 34009-2016.</w:t>
+        <w:t xml:space="preserve">[12] ГОСТ </w:t>
+      </w:r>
+      <w:proofErr w:type="gramStart"/>
+      <w:r>
+        <w:t>34009-2016</w:t>
+      </w:r>
+      <w:proofErr w:type="gramEnd"/>
+      <w:r>
+        <w:t>.</w:t>
       </w:r>
     </w:p>
     <w:p>
@@ -2884,6 +2805,7 @@
     </w:p>
     <w:p>
       <w:r>
+        <w:lastRenderedPageBreak/>
         <w:t>[19] Указ Президента РФ от 31.12.2015 № 683 «О Стратегии национальной безопасности Российской Федерации» (утратил силу, используется как источник для сопоставления формулировок).</w:t>
       </w:r>
     </w:p>
@@ -2894,16 +2816,31 @@
     </w:p>
     <w:p>
       <w:r>
-        <w:t>[21] ГОСТ Р 51241-2008.</w:t>
+        <w:t xml:space="preserve">[21] ГОСТ Р </w:t>
+      </w:r>
+      <w:proofErr w:type="gramStart"/>
+      <w:r>
+        <w:t>51241-2008</w:t>
+      </w:r>
+      <w:proofErr w:type="gramEnd"/>
+      <w:r>
+        <w:t>.</w:t>
       </w:r>
     </w:p>
     <w:p>
       <w:r>
-        <w:lastRenderedPageBreak/>
-        <w:t>[22] Федеральный закон от 06.04.2011 № 63-ФЗ «Об электронной подписи».</w:t>
-      </w:r>
-      <w:r>
-        <w:t>(дубль)</w:t>
+        <w:t>[22] Федеральный закон от 06.04.2011 № 63-ФЗ «Об электронной подписи</w:t>
+      </w:r>
+      <w:proofErr w:type="gramStart"/>
+      <w:r>
+        <w:t>».</w:t>
+      </w:r>
+      <w:r>
+        <w:t>(</w:t>
+      </w:r>
+      <w:proofErr w:type="gramEnd"/>
+      <w:r>
+        <w:t>дубль)</w:t>
       </w:r>
     </w:p>
     <w:p>
@@ -2919,7 +2856,21 @@
         <w:rPr>
           <w:highlight w:val="yellow"/>
         </w:rPr>
-        <w:t>[24] Закон РФ от 21.07.1993 № 5485-1 «О государственной тайне».</w:t>
+        <w:t xml:space="preserve">[24] Закон РФ от 21.07.1993 </w:t>
+      </w:r>
+      <w:proofErr w:type="gramStart"/>
+      <w:r>
+        <w:rPr>
+          <w:highlight w:val="yellow"/>
+        </w:rPr>
+        <w:t>№ 5485-1</w:t>
+      </w:r>
+      <w:proofErr w:type="gramEnd"/>
+      <w:r>
+        <w:rPr>
+          <w:highlight w:val="yellow"/>
+        </w:rPr>
+        <w:t xml:space="preserve"> «О государственной тайне».</w:t>
       </w:r>
     </w:p>
     <w:p>
@@ -3057,12 +3008,28 @@
     </w:p>
     <w:p>
       <w:r>
-        <w:t>[33] ГОСТ 7.83-2001 «Электронные издания. Основные виды и выходные сведения».</w:t>
+        <w:t xml:space="preserve">[33] ГОСТ </w:t>
+      </w:r>
+      <w:proofErr w:type="gramStart"/>
+      <w:r>
+        <w:t>7.83-2001</w:t>
+      </w:r>
+      <w:proofErr w:type="gramEnd"/>
+      <w:r>
+        <w:t xml:space="preserve"> «Электронные издания. Основные виды и выходные сведения».</w:t>
       </w:r>
     </w:p>
     <w:p>
       <w:r>
-        <w:t>[34] ГОСТ Р 52292-2004 «Электронный обмен информацией. Термины и определения».</w:t>
+        <w:t xml:space="preserve">[34] ГОСТ Р </w:t>
+      </w:r>
+      <w:proofErr w:type="gramStart"/>
+      <w:r>
+        <w:t>52292-2004</w:t>
+      </w:r>
+      <w:proofErr w:type="gramEnd"/>
+      <w:r>
+        <w:t xml:space="preserve"> «Электронный обмен информацией. Термины и определения».</w:t>
       </w:r>
     </w:p>
     <w:sectPr>
@@ -3478,6 +3445,7 @@
   <w:style w:type="character" w:default="1" w:styleId="a0">
     <w:name w:val="Default Paragraph Font"/>
     <w:uiPriority w:val="1"/>
+    <w:semiHidden/>
     <w:unhideWhenUsed/>
   </w:style>
   <w:style w:type="table" w:default="1" w:styleId="a1">

--- a/Lab1/LAB1.docx
+++ b/Lab1/LAB1.docx
@@ -257,37 +257,20 @@
             <w:tcW w:w="0" w:type="auto"/>
           </w:tcPr>
           <w:p>
-            <w:proofErr w:type="spellStart"/>
-            <w:r>
-              <w:t>DDoS</w:t>
-            </w:r>
-            <w:proofErr w:type="spellEnd"/>
-            <w:r>
-              <w:t xml:space="preserve"> - </w:t>
-            </w:r>
-            <w:proofErr w:type="spellStart"/>
-            <w:r>
-              <w:t>Distributed</w:t>
-            </w:r>
-            <w:proofErr w:type="spellEnd"/>
+            <w:r>
+              <w:t>Э</w:t>
+            </w:r>
+            <w:r>
+              <w:t>то умышленные действия по нарушению стабильного функционирования</w:t>
+            </w:r>
             <w:r>
               <w:t xml:space="preserve"> </w:t>
             </w:r>
-            <w:proofErr w:type="spellStart"/>
-            <w:r>
-              <w:t>Denial</w:t>
-            </w:r>
-            <w:proofErr w:type="spellEnd"/>
-            <w:r>
-              <w:t xml:space="preserve"> </w:t>
-            </w:r>
-            <w:proofErr w:type="spellStart"/>
-            <w:r>
-              <w:t>of</w:t>
-            </w:r>
-            <w:proofErr w:type="spellEnd"/>
-            <w:r>
-              <w:t xml:space="preserve"> Service, распределенная атака типа «отказ в обслуживании».</w:t>
+            <w:r>
+              <w:t>целевой машины, будь то сервер, служба или сеть</w:t>
+            </w:r>
+            <w:r>
+              <w:t>.</w:t>
             </w:r>
           </w:p>
         </w:tc>
@@ -359,11 +342,11 @@
           </w:tcPr>
           <w:p>
             <w:r>
-              <w:t xml:space="preserve">Источник [3] раскрывает термин как сокращение, а источник [4] дает содержательное описание механизма и цели атаки. Поэтому в глоссарии </w:t>
+              <w:t xml:space="preserve">Источник [3] раскрывает термин как сокращение, а источник [4] дает содержательное описание механизма </w:t>
             </w:r>
             <w:r>
               <w:lastRenderedPageBreak/>
-              <w:t>уместно сохранить согласованную запись «Атака DDOS», а нормативный русский эквивалент указать в скобках.</w:t>
+              <w:t>и цели атаки. Поэтому в глоссарии уместно сохранить согласованную запись «Атака DDOS», а нормативный русский эквивалент указать в скобках.</w:t>
             </w:r>
           </w:p>
         </w:tc>
@@ -633,11 +616,11 @@
           </w:tcPr>
           <w:p>
             <w:r>
-              <w:t xml:space="preserve">Закон [35] связывает биометрические данные с использованием для </w:t>
+              <w:t xml:space="preserve">Закон [35] связывает биометрические </w:t>
             </w:r>
             <w:r>
               <w:lastRenderedPageBreak/>
-              <w:t>установления личности, а источник [7] раскрывает сущность биометрии через признаки человека и процедуру распознавания. Поэтому согласованный термин удобно уточнять в скобках как «биометрические персональные данные».</w:t>
+              <w:t>данные с использованием для установления личности, а источник [7] раскрывает сущность биометрии через признаки человека и процедуру распознавания. Поэтому согласованный термин удобно уточнять в скобках как «биометрические персональные данные».</w:t>
             </w:r>
           </w:p>
         </w:tc>
@@ -697,9 +680,6 @@
           </w:tcPr>
           <w:p>
             <w:r>
-              <w:rPr>
-                <w:highlight w:val="yellow"/>
-              </w:rPr>
               <w:t>[8]</w:t>
             </w:r>
           </w:p>
@@ -899,444 +879,435 @@
           </w:tcPr>
           <w:p>
             <w:r>
-              <w:t xml:space="preserve">Определения из источников [10] и [11] </w:t>
+              <w:t>Определения из источников [10] и [11] совпадают дословно. Это показывает, что термин «информация» имеет устойчивое базовое значение и одинаково трактуется как в федеральном законе, так и в терминологическом стандарте по защите информации.</w:t>
+            </w:r>
+          </w:p>
+        </w:tc>
+        <w:tc>
+          <w:tcPr>
+            <w:tcW w:w="0" w:type="auto"/>
+          </w:tcPr>
+          <w:p/>
+        </w:tc>
+      </w:tr>
+      <w:tr>
+        <w:tc>
+          <w:tcPr>
+            <w:tcW w:w="0" w:type="auto"/>
+          </w:tcPr>
+          <w:p>
+            <w:r>
+              <w:t>7</w:t>
+            </w:r>
+          </w:p>
+        </w:tc>
+        <w:tc>
+          <w:tcPr>
+            <w:tcW w:w="0" w:type="auto"/>
+          </w:tcPr>
+          <w:p>
+            <w:r>
+              <w:t>Киберпространство (киберпространство [12]) (киберпространство [13])</w:t>
+            </w:r>
+          </w:p>
+        </w:tc>
+        <w:tc>
+          <w:tcPr>
+            <w:tcW w:w="0" w:type="auto"/>
+          </w:tcPr>
+          <w:p>
+            <w:r>
+              <w:t>Среда информационного взаимодействия и обмена данными, реализуемая в компьютерных сетях и сетях связи.</w:t>
+            </w:r>
+          </w:p>
+        </w:tc>
+        <w:tc>
+          <w:tcPr>
+            <w:tcW w:w="0" w:type="auto"/>
+          </w:tcPr>
+          <w:p>
+            <w:r>
+              <w:t>[12]</w:t>
+            </w:r>
+          </w:p>
+        </w:tc>
+      </w:tr>
+      <w:tr>
+        <w:tc>
+          <w:tcPr>
+            <w:tcW w:w="0" w:type="auto"/>
+          </w:tcPr>
+          <w:p/>
+        </w:tc>
+        <w:tc>
+          <w:tcPr>
+            <w:tcW w:w="0" w:type="auto"/>
+          </w:tcPr>
+          <w:p/>
+        </w:tc>
+        <w:tc>
+          <w:tcPr>
+            <w:tcW w:w="0" w:type="auto"/>
+          </w:tcPr>
+          <w:p>
+            <w:pPr>
+              <w:rPr>
+                <w:highlight w:val="yellow"/>
+              </w:rPr>
+            </w:pPr>
+            <w:r>
+              <w:rPr>
+                <w:highlight w:val="yellow"/>
+              </w:rPr>
+              <w:t>Особое пространство общественных отношений и взаимодействий, формируемое информационно-телекоммуникационными технологиями, сетью Интернет, каналами связи и цифровыми ресурсами.</w:t>
+            </w:r>
+          </w:p>
+        </w:tc>
+        <w:tc>
+          <w:tcPr>
+            <w:tcW w:w="0" w:type="auto"/>
+          </w:tcPr>
+          <w:p>
+            <w:pPr>
+              <w:rPr>
+                <w:highlight w:val="yellow"/>
+              </w:rPr>
+            </w:pPr>
+            <w:r>
+              <w:rPr>
+                <w:highlight w:val="yellow"/>
+              </w:rPr>
+              <w:t>[13]</w:t>
+            </w:r>
+          </w:p>
+        </w:tc>
+      </w:tr>
+      <w:tr>
+        <w:tc>
+          <w:tcPr>
+            <w:tcW w:w="0" w:type="auto"/>
+          </w:tcPr>
+          <w:p/>
+        </w:tc>
+        <w:tc>
+          <w:tcPr>
+            <w:tcW w:w="0" w:type="auto"/>
+          </w:tcPr>
+          <w:p>
+            <w:r>
+              <w:t>Анализ</w:t>
+            </w:r>
+          </w:p>
+        </w:tc>
+        <w:tc>
+          <w:tcPr>
+            <w:tcW w:w="0" w:type="auto"/>
+          </w:tcPr>
+          <w:p>
+            <w:r>
+              <w:t>Источник [12] дает техническое определение киберпространства как среды сетевого обмена данными. Источник [13] рассматривает его шире - как социально-правовое пространство взаимодействия. Вместе они позволяют раскрыть термин и в техническом, и в гуманитарном смысле.</w:t>
+            </w:r>
+          </w:p>
+        </w:tc>
+        <w:tc>
+          <w:tcPr>
+            <w:tcW w:w="0" w:type="auto"/>
+          </w:tcPr>
+          <w:p/>
+        </w:tc>
+      </w:tr>
+      <w:tr>
+        <w:tc>
+          <w:tcPr>
+            <w:tcW w:w="0" w:type="auto"/>
+          </w:tcPr>
+          <w:p>
+            <w:r>
+              <w:t>8</w:t>
+            </w:r>
+          </w:p>
+        </w:tc>
+        <w:tc>
+          <w:tcPr>
+            <w:tcW w:w="0" w:type="auto"/>
+          </w:tcPr>
+          <w:p>
+            <w:r>
+              <w:t>Локализация данных (запись, систематизация, накопление, хранение, уточнение и извлечение персональных данных с использованием баз данных на территории РФ [14]) (локализация данных [15])</w:t>
+            </w:r>
+          </w:p>
+        </w:tc>
+        <w:tc>
+          <w:tcPr>
+            <w:tcW w:w="0" w:type="auto"/>
+          </w:tcPr>
+          <w:p>
+            <w:pPr>
+              <w:rPr>
+                <w:highlight w:val="yellow"/>
+              </w:rPr>
+            </w:pPr>
+            <w:r>
+              <w:rPr>
+                <w:highlight w:val="yellow"/>
+              </w:rPr>
+              <w:t>При сборе персональных данных граждан Российской Федерации оператор обязан обеспечить запись, систематизацию, накопление, хранение, уточнение (обновление, изменение), извлечение персональных данных граждан Российской Федерации с использованием баз данных, находящихся на территории Российской Федерации.</w:t>
+            </w:r>
+          </w:p>
+        </w:tc>
+        <w:tc>
+          <w:tcPr>
+            <w:tcW w:w="0" w:type="auto"/>
+          </w:tcPr>
+          <w:p>
+            <w:pPr>
+              <w:rPr>
+                <w:highlight w:val="yellow"/>
+              </w:rPr>
+            </w:pPr>
+            <w:r>
+              <w:rPr>
+                <w:highlight w:val="yellow"/>
+              </w:rPr>
+              <w:t>[14]</w:t>
+            </w:r>
+          </w:p>
+        </w:tc>
+      </w:tr>
+      <w:tr>
+        <w:tc>
+          <w:tcPr>
+            <w:tcW w:w="0" w:type="auto"/>
+          </w:tcPr>
+          <w:p/>
+        </w:tc>
+        <w:tc>
+          <w:tcPr>
+            <w:tcW w:w="0" w:type="auto"/>
+          </w:tcPr>
+          <w:p/>
+        </w:tc>
+        <w:tc>
+          <w:tcPr>
+            <w:tcW w:w="0" w:type="auto"/>
+          </w:tcPr>
+          <w:p>
+            <w:r>
+              <w:t xml:space="preserve">Локализация данных </w:t>
+            </w:r>
+            <w:proofErr w:type="gramStart"/>
+            <w:r>
+              <w:t>- это</w:t>
+            </w:r>
+            <w:proofErr w:type="gramEnd"/>
+            <w:r>
+              <w:t xml:space="preserve"> процесс сбора, хранения и обработки личных данных российских пользователей на территории Российской Федерации.</w:t>
+            </w:r>
+          </w:p>
+        </w:tc>
+        <w:tc>
+          <w:tcPr>
+            <w:tcW w:w="0" w:type="auto"/>
+          </w:tcPr>
+          <w:p>
+            <w:r>
+              <w:t>[15]</w:t>
+            </w:r>
+          </w:p>
+        </w:tc>
+      </w:tr>
+      <w:tr>
+        <w:tc>
+          <w:tcPr>
+            <w:tcW w:w="0" w:type="auto"/>
+          </w:tcPr>
+          <w:p/>
+        </w:tc>
+        <w:tc>
+          <w:tcPr>
+            <w:tcW w:w="0" w:type="auto"/>
+          </w:tcPr>
+          <w:p>
+            <w:r>
+              <w:t>Анализ</w:t>
+            </w:r>
+          </w:p>
+        </w:tc>
+        <w:tc>
+          <w:tcPr>
+            <w:tcW w:w="0" w:type="auto"/>
+          </w:tcPr>
+          <w:p>
+            <w:r>
+              <w:t>В источнике [14] термин раскрывается через установленную законом обязанность оператора. В источнике [15] дается более краткое прикладное определение как процесса размещения и обработки данных в пределах РФ. Поэтому термин корректно оставлять в согласованной форме «Локализация данных».</w:t>
+            </w:r>
+          </w:p>
+        </w:tc>
+        <w:tc>
+          <w:tcPr>
+            <w:tcW w:w="0" w:type="auto"/>
+          </w:tcPr>
+          <w:p/>
+        </w:tc>
+      </w:tr>
+      <w:tr>
+        <w:tc>
+          <w:tcPr>
+            <w:tcW w:w="0" w:type="auto"/>
+          </w:tcPr>
+          <w:p>
+            <w:r>
+              <w:t>9</w:t>
+            </w:r>
+          </w:p>
+        </w:tc>
+        <w:tc>
+          <w:tcPr>
+            <w:tcW w:w="0" w:type="auto"/>
+          </w:tcPr>
+          <w:p>
+            <w:r>
+              <w:t>Меры конфиденциальности (меры по охране конфиденциальности информации [16]) (обеспечение конфиденциальности персональных данных [17])</w:t>
+            </w:r>
+          </w:p>
+        </w:tc>
+        <w:tc>
+          <w:tcPr>
+            <w:tcW w:w="0" w:type="auto"/>
+          </w:tcPr>
+          <w:p>
+            <w:r>
+              <w:t>Меры по охране конфиденциальности информации должны включать определение перечня защищаемой информации, ограничение доступа к ней, учет лиц, получивших доступ, и регулирование отношений по использованию такой информации.</w:t>
+            </w:r>
+          </w:p>
+        </w:tc>
+        <w:tc>
+          <w:tcPr>
+            <w:tcW w:w="0" w:type="auto"/>
+          </w:tcPr>
+          <w:p>
+            <w:r>
+              <w:t>[16]</w:t>
+            </w:r>
+          </w:p>
+        </w:tc>
+      </w:tr>
+      <w:tr>
+        <w:tc>
+          <w:tcPr>
+            <w:tcW w:w="0" w:type="auto"/>
+          </w:tcPr>
+          <w:p/>
+        </w:tc>
+        <w:tc>
+          <w:tcPr>
+            <w:tcW w:w="0" w:type="auto"/>
+          </w:tcPr>
+          <w:p/>
+        </w:tc>
+        <w:tc>
+          <w:tcPr>
+            <w:tcW w:w="0" w:type="auto"/>
+          </w:tcPr>
+          <w:p>
+            <w:pPr>
+              <w:rPr>
+                <w:highlight w:val="yellow"/>
+              </w:rPr>
+            </w:pPr>
+            <w:r>
+              <w:rPr>
+                <w:highlight w:val="yellow"/>
+              </w:rPr>
+              <w:t>Операторами и третьими лицами, получающими доступ к персональным данным, должна обеспечиваться конфиденциальность таких данных.</w:t>
+            </w:r>
+          </w:p>
+        </w:tc>
+        <w:tc>
+          <w:tcPr>
+            <w:tcW w:w="0" w:type="auto"/>
+          </w:tcPr>
+          <w:p>
+            <w:pPr>
+              <w:rPr>
+                <w:highlight w:val="yellow"/>
+              </w:rPr>
+            </w:pPr>
+            <w:r>
+              <w:rPr>
+                <w:highlight w:val="yellow"/>
+              </w:rPr>
+              <w:t>[17]</w:t>
+            </w:r>
+          </w:p>
+        </w:tc>
+      </w:tr>
+      <w:tr>
+        <w:tc>
+          <w:tcPr>
+            <w:tcW w:w="0" w:type="auto"/>
+          </w:tcPr>
+          <w:p/>
+        </w:tc>
+        <w:tc>
+          <w:tcPr>
+            <w:tcW w:w="0" w:type="auto"/>
+          </w:tcPr>
+          <w:p>
+            <w:r>
+              <w:t>Анализ</w:t>
+            </w:r>
+          </w:p>
+        </w:tc>
+        <w:tc>
+          <w:tcPr>
+            <w:tcW w:w="0" w:type="auto"/>
+          </w:tcPr>
+          <w:p>
+            <w:r>
+              <w:t>Источник [16] конкретизирует состав организационных мер по охране конфиденциальности, а источник [17] закрепляет обязанность обеспечивать конфиденциальность персональных данных. Поэтому термин «Меры конфиденциальности» можно раскрывать через эти два взаимодополняющих подхода.</w:t>
+            </w:r>
+          </w:p>
+        </w:tc>
+        <w:tc>
+          <w:tcPr>
+            <w:tcW w:w="0" w:type="auto"/>
+          </w:tcPr>
+          <w:p/>
+        </w:tc>
+      </w:tr>
+      <w:tr>
+        <w:tc>
+          <w:tcPr>
+            <w:tcW w:w="0" w:type="auto"/>
+          </w:tcPr>
+          <w:p>
+            <w:r>
+              <w:t>10</w:t>
+            </w:r>
+          </w:p>
+        </w:tc>
+        <w:tc>
+          <w:tcPr>
+            <w:tcW w:w="0" w:type="auto"/>
+          </w:tcPr>
+          <w:p>
+            <w:r>
+              <w:t>Национальная безопасность (национальная безопасность Российской Федерации [18]) (национальная безопасность Российской Федерации [19])</w:t>
+            </w:r>
+          </w:p>
+        </w:tc>
+        <w:tc>
+          <w:tcPr>
+            <w:tcW w:w="0" w:type="auto"/>
+          </w:tcPr>
+          <w:p>
+            <w:r>
+              <w:t xml:space="preserve">Состояние защищенности национальных интересов Российской Федерации от внешних и внутренних угроз, при котором обеспечиваются реализация конституционных прав и свобод граждан, достойные качество и уровень их жизни, гражданский мир и </w:t>
             </w:r>
             <w:r>
               <w:lastRenderedPageBreak/>
-              <w:t>совпадают дословно. Это показывает, что термин «информация» имеет устойчивое базовое значение и одинаково трактуется как в федеральном законе, так и в терминологическом стандарте по защите информации.</w:t>
-            </w:r>
-          </w:p>
-        </w:tc>
-        <w:tc>
-          <w:tcPr>
-            <w:tcW w:w="0" w:type="auto"/>
-          </w:tcPr>
-          <w:p/>
-        </w:tc>
-      </w:tr>
-      <w:tr>
-        <w:tc>
-          <w:tcPr>
-            <w:tcW w:w="0" w:type="auto"/>
-          </w:tcPr>
-          <w:p>
-            <w:r>
-              <w:t>7</w:t>
-            </w:r>
-          </w:p>
-        </w:tc>
-        <w:tc>
-          <w:tcPr>
-            <w:tcW w:w="0" w:type="auto"/>
-          </w:tcPr>
-          <w:p>
-            <w:r>
-              <w:t>Киберпространство (киберпространство [12]) (киберпространство [13])</w:t>
-            </w:r>
-          </w:p>
-        </w:tc>
-        <w:tc>
-          <w:tcPr>
-            <w:tcW w:w="0" w:type="auto"/>
-          </w:tcPr>
-          <w:p>
-            <w:r>
-              <w:t>Среда информационного взаимодействия и обмена данными, реализуемая в компьютерных сетях и сетях связи.</w:t>
-            </w:r>
-          </w:p>
-        </w:tc>
-        <w:tc>
-          <w:tcPr>
-            <w:tcW w:w="0" w:type="auto"/>
-          </w:tcPr>
-          <w:p>
-            <w:r>
-              <w:t>[12]</w:t>
-            </w:r>
-          </w:p>
-        </w:tc>
-      </w:tr>
-      <w:tr>
-        <w:tc>
-          <w:tcPr>
-            <w:tcW w:w="0" w:type="auto"/>
-          </w:tcPr>
-          <w:p/>
-        </w:tc>
-        <w:tc>
-          <w:tcPr>
-            <w:tcW w:w="0" w:type="auto"/>
-          </w:tcPr>
-          <w:p/>
-        </w:tc>
-        <w:tc>
-          <w:tcPr>
-            <w:tcW w:w="0" w:type="auto"/>
-          </w:tcPr>
-          <w:p>
-            <w:pPr>
-              <w:rPr>
-                <w:highlight w:val="yellow"/>
-              </w:rPr>
-            </w:pPr>
-            <w:r>
-              <w:rPr>
-                <w:highlight w:val="yellow"/>
-              </w:rPr>
-              <w:t>Особое пространство общественных отношений и взаимодействий, формируемое информационно-телекоммуникационными технологиями, сетью Интернет, каналами связи и цифровыми ресурсами.</w:t>
-            </w:r>
-          </w:p>
-        </w:tc>
-        <w:tc>
-          <w:tcPr>
-            <w:tcW w:w="0" w:type="auto"/>
-          </w:tcPr>
-          <w:p>
-            <w:pPr>
-              <w:rPr>
-                <w:highlight w:val="yellow"/>
-              </w:rPr>
-            </w:pPr>
-            <w:r>
-              <w:rPr>
-                <w:highlight w:val="yellow"/>
-              </w:rPr>
-              <w:t>[13]</w:t>
-            </w:r>
-          </w:p>
-        </w:tc>
-      </w:tr>
-      <w:tr>
-        <w:tc>
-          <w:tcPr>
-            <w:tcW w:w="0" w:type="auto"/>
-          </w:tcPr>
-          <w:p/>
-        </w:tc>
-        <w:tc>
-          <w:tcPr>
-            <w:tcW w:w="0" w:type="auto"/>
-          </w:tcPr>
-          <w:p>
-            <w:r>
-              <w:t>Анализ</w:t>
-            </w:r>
-          </w:p>
-        </w:tc>
-        <w:tc>
-          <w:tcPr>
-            <w:tcW w:w="0" w:type="auto"/>
-          </w:tcPr>
-          <w:p>
-            <w:r>
-              <w:t>Источник [12] дает техническое определение киберпространства как среды сетевого обмена данными. Источник [13] рассматривает его шире - как социально-правовое пространство взаимодействия. Вместе они позволяют раскрыть термин и в техническом, и в гуманитарном смысле.</w:t>
-            </w:r>
-          </w:p>
-        </w:tc>
-        <w:tc>
-          <w:tcPr>
-            <w:tcW w:w="0" w:type="auto"/>
-          </w:tcPr>
-          <w:p/>
-        </w:tc>
-      </w:tr>
-      <w:tr>
-        <w:tc>
-          <w:tcPr>
-            <w:tcW w:w="0" w:type="auto"/>
-          </w:tcPr>
-          <w:p>
-            <w:r>
-              <w:t>8</w:t>
-            </w:r>
-          </w:p>
-        </w:tc>
-        <w:tc>
-          <w:tcPr>
-            <w:tcW w:w="0" w:type="auto"/>
-          </w:tcPr>
-          <w:p>
-            <w:r>
-              <w:t>Локализация данных (запись, систематизация, накопление, хранение, уточнение и извлечение персональных данных с использованием баз данных на территории РФ [14]) (локализация данных [15])</w:t>
-            </w:r>
-          </w:p>
-        </w:tc>
-        <w:tc>
-          <w:tcPr>
-            <w:tcW w:w="0" w:type="auto"/>
-          </w:tcPr>
-          <w:p>
-            <w:pPr>
-              <w:rPr>
-                <w:highlight w:val="yellow"/>
-              </w:rPr>
-            </w:pPr>
-            <w:r>
-              <w:rPr>
-                <w:highlight w:val="yellow"/>
-              </w:rPr>
-              <w:t>При сборе персональных данных граждан Российской Федерации оператор обязан обеспечить запись, систематизацию, накопление, хранение, уточнение (обновление, изменение), извлечение персональных данных граждан Российской Федерации с использованием баз данных, находящихся на территории Российской Федерации.</w:t>
-            </w:r>
-          </w:p>
-        </w:tc>
-        <w:tc>
-          <w:tcPr>
-            <w:tcW w:w="0" w:type="auto"/>
-          </w:tcPr>
-          <w:p>
-            <w:pPr>
-              <w:rPr>
-                <w:highlight w:val="yellow"/>
-              </w:rPr>
-            </w:pPr>
-            <w:r>
-              <w:rPr>
-                <w:highlight w:val="yellow"/>
-              </w:rPr>
-              <w:t>[14]</w:t>
-            </w:r>
-          </w:p>
-        </w:tc>
-      </w:tr>
-      <w:tr>
-        <w:tc>
-          <w:tcPr>
-            <w:tcW w:w="0" w:type="auto"/>
-          </w:tcPr>
-          <w:p/>
-        </w:tc>
-        <w:tc>
-          <w:tcPr>
-            <w:tcW w:w="0" w:type="auto"/>
-          </w:tcPr>
-          <w:p/>
-        </w:tc>
-        <w:tc>
-          <w:tcPr>
-            <w:tcW w:w="0" w:type="auto"/>
-          </w:tcPr>
-          <w:p>
-            <w:r>
-              <w:t xml:space="preserve">Локализация данных </w:t>
-            </w:r>
-            <w:proofErr w:type="gramStart"/>
-            <w:r>
-              <w:t>- это</w:t>
-            </w:r>
-            <w:proofErr w:type="gramEnd"/>
-            <w:r>
-              <w:t xml:space="preserve"> процесс сбора, хранения и обработки личных </w:t>
-            </w:r>
-            <w:r>
-              <w:lastRenderedPageBreak/>
-              <w:t>данных российских пользователей на территории Российской Федерации.</w:t>
-            </w:r>
-          </w:p>
-        </w:tc>
-        <w:tc>
-          <w:tcPr>
-            <w:tcW w:w="0" w:type="auto"/>
-          </w:tcPr>
-          <w:p>
-            <w:r>
-              <w:lastRenderedPageBreak/>
-              <w:t>[15]</w:t>
-            </w:r>
-          </w:p>
-        </w:tc>
-      </w:tr>
-      <w:tr>
-        <w:tc>
-          <w:tcPr>
-            <w:tcW w:w="0" w:type="auto"/>
-          </w:tcPr>
-          <w:p/>
-        </w:tc>
-        <w:tc>
-          <w:tcPr>
-            <w:tcW w:w="0" w:type="auto"/>
-          </w:tcPr>
-          <w:p>
-            <w:r>
-              <w:t>Анализ</w:t>
-            </w:r>
-          </w:p>
-        </w:tc>
-        <w:tc>
-          <w:tcPr>
-            <w:tcW w:w="0" w:type="auto"/>
-          </w:tcPr>
-          <w:p>
-            <w:r>
-              <w:t>В источнике [14] термин раскрывается через установленную законом обязанность оператора. В источнике [15] дается более краткое прикладное определение как процесса размещения и обработки данных в пределах РФ. Поэтому термин корректно оставлять в согласованной форме «Локализация данных».</w:t>
-            </w:r>
-          </w:p>
-        </w:tc>
-        <w:tc>
-          <w:tcPr>
-            <w:tcW w:w="0" w:type="auto"/>
-          </w:tcPr>
-          <w:p/>
-        </w:tc>
-      </w:tr>
-      <w:tr>
-        <w:tc>
-          <w:tcPr>
-            <w:tcW w:w="0" w:type="auto"/>
-          </w:tcPr>
-          <w:p>
-            <w:r>
-              <w:t>9</w:t>
-            </w:r>
-          </w:p>
-        </w:tc>
-        <w:tc>
-          <w:tcPr>
-            <w:tcW w:w="0" w:type="auto"/>
-          </w:tcPr>
-          <w:p>
-            <w:r>
-              <w:t>Меры конфиденциальности (меры по охране конфиденциальности информации [16]) (обеспечение конфиденциальности персональных данных [17])</w:t>
-            </w:r>
-          </w:p>
-        </w:tc>
-        <w:tc>
-          <w:tcPr>
-            <w:tcW w:w="0" w:type="auto"/>
-          </w:tcPr>
-          <w:p>
-            <w:r>
-              <w:t>Меры по охране конфиденциальности информации должны включать определение перечня защищаемой информации, ограничение доступа к ней, учет лиц, получивших доступ, и регулирование отношений по использованию такой информации.</w:t>
-            </w:r>
-          </w:p>
-        </w:tc>
-        <w:tc>
-          <w:tcPr>
-            <w:tcW w:w="0" w:type="auto"/>
-          </w:tcPr>
-          <w:p>
-            <w:r>
-              <w:t>[16]</w:t>
-            </w:r>
-          </w:p>
-        </w:tc>
-      </w:tr>
-      <w:tr>
-        <w:tc>
-          <w:tcPr>
-            <w:tcW w:w="0" w:type="auto"/>
-          </w:tcPr>
-          <w:p/>
-        </w:tc>
-        <w:tc>
-          <w:tcPr>
-            <w:tcW w:w="0" w:type="auto"/>
-          </w:tcPr>
-          <w:p/>
-        </w:tc>
-        <w:tc>
-          <w:tcPr>
-            <w:tcW w:w="0" w:type="auto"/>
-          </w:tcPr>
-          <w:p>
-            <w:pPr>
-              <w:rPr>
-                <w:highlight w:val="yellow"/>
-              </w:rPr>
-            </w:pPr>
-            <w:r>
-              <w:rPr>
-                <w:highlight w:val="yellow"/>
-              </w:rPr>
-              <w:t>Операторами и третьими лицами, получающими доступ к персональным данным, должна обеспечиваться конфиденциальность таких данных.</w:t>
-            </w:r>
-          </w:p>
-        </w:tc>
-        <w:tc>
-          <w:tcPr>
-            <w:tcW w:w="0" w:type="auto"/>
-          </w:tcPr>
-          <w:p>
-            <w:pPr>
-              <w:rPr>
-                <w:highlight w:val="yellow"/>
-              </w:rPr>
-            </w:pPr>
-            <w:r>
-              <w:rPr>
-                <w:highlight w:val="yellow"/>
-              </w:rPr>
-              <w:t>[17]</w:t>
-            </w:r>
-          </w:p>
-        </w:tc>
-      </w:tr>
-      <w:tr>
-        <w:tc>
-          <w:tcPr>
-            <w:tcW w:w="0" w:type="auto"/>
-          </w:tcPr>
-          <w:p/>
-        </w:tc>
-        <w:tc>
-          <w:tcPr>
-            <w:tcW w:w="0" w:type="auto"/>
-          </w:tcPr>
-          <w:p>
-            <w:r>
-              <w:t>Анализ</w:t>
-            </w:r>
-          </w:p>
-        </w:tc>
-        <w:tc>
-          <w:tcPr>
-            <w:tcW w:w="0" w:type="auto"/>
-          </w:tcPr>
-          <w:p>
-            <w:r>
-              <w:t>Источник [16] конкретизирует состав организационных мер по охране конфиденциальности, а источник [17] закрепляет обязанность обеспечивать конфиденциальность персональных данных. Поэтому термин «Меры конфиденциальности» можно раскрывать через эти два взаимодополняющих подхода.</w:t>
-            </w:r>
-          </w:p>
-        </w:tc>
-        <w:tc>
-          <w:tcPr>
-            <w:tcW w:w="0" w:type="auto"/>
-          </w:tcPr>
-          <w:p/>
-        </w:tc>
-      </w:tr>
-      <w:tr>
-        <w:tc>
-          <w:tcPr>
-            <w:tcW w:w="0" w:type="auto"/>
-          </w:tcPr>
-          <w:p>
-            <w:r>
-              <w:t>10</w:t>
-            </w:r>
-          </w:p>
-        </w:tc>
-        <w:tc>
-          <w:tcPr>
-            <w:tcW w:w="0" w:type="auto"/>
-          </w:tcPr>
-          <w:p>
-            <w:r>
-              <w:t>Национальная безопасность (национальная безопасность Российской Федерации [18]) (национальная безопасность Российской Федерации [19])</w:t>
-            </w:r>
-          </w:p>
-        </w:tc>
-        <w:tc>
-          <w:tcPr>
-            <w:tcW w:w="0" w:type="auto"/>
-          </w:tcPr>
-          <w:p>
-            <w:r>
-              <w:t xml:space="preserve">Состояние защищенности национальных интересов Российской Федерации от внешних и внутренних угроз, при котором обеспечиваются реализация конституционных прав и свобод граждан, достойные качество и уровень их жизни, гражданский мир и согласие в стране, охрана суверенитета Российской Федерации, </w:t>
-            </w:r>
-            <w:r>
-              <w:lastRenderedPageBreak/>
-              <w:t>ее независимости и государственной целостности, социально-экономическое развитие страны.</w:t>
+              <w:t>согласие в стране, охрана суверенитета Российской Федерации, ее независимости и государственной целостности, социально-экономическое развитие страны.</w:t>
             </w:r>
           </w:p>
         </w:tc>
@@ -1543,6 +1514,7 @@
           </w:tcPr>
           <w:p>
             <w:r>
+              <w:lastRenderedPageBreak/>
               <w:t>12</w:t>
             </w:r>
           </w:p>
@@ -1559,53 +1531,521 @@
               <w:t>к</w:t>
             </w:r>
             <w:r>
-              <w:t xml:space="preserve">тронная подпись (простая электронная подпись </w:t>
+              <w:t>тронная подпись (простая электронная подпись [22])</w:t>
+            </w:r>
+          </w:p>
+        </w:tc>
+        <w:tc>
+          <w:tcPr>
+            <w:tcW w:w="0" w:type="auto"/>
+          </w:tcPr>
+          <w:p>
+            <w:r>
+              <w:t>Электронная подпись, которая посредством использования кодов, паролей или иных средств подтверждает факт формирования электронной подписи определенным лицом.</w:t>
+            </w:r>
+          </w:p>
+        </w:tc>
+        <w:tc>
+          <w:tcPr>
+            <w:tcW w:w="0" w:type="auto"/>
+          </w:tcPr>
+          <w:p>
+            <w:r>
+              <w:t>[22]</w:t>
+            </w:r>
+          </w:p>
+        </w:tc>
+      </w:tr>
+      <w:tr>
+        <w:tc>
+          <w:tcPr>
+            <w:tcW w:w="0" w:type="auto"/>
+          </w:tcPr>
+          <w:p/>
+        </w:tc>
+        <w:tc>
+          <w:tcPr>
+            <w:tcW w:w="0" w:type="auto"/>
+          </w:tcPr>
+          <w:p/>
+        </w:tc>
+        <w:tc>
+          <w:tcPr>
+            <w:tcW w:w="0" w:type="auto"/>
+          </w:tcPr>
+          <w:p>
+            <w:pPr>
+              <w:rPr>
+                <w:highlight w:val="yellow"/>
+              </w:rPr>
+            </w:pPr>
+            <w:r>
+              <w:rPr>
+                <w:highlight w:val="yellow"/>
+              </w:rPr>
+              <w:t>Электронная подпись, которая посредством использования кодов, паролей или иных средств подтверждает факт формирования электронной подписи определенным лицом</w:t>
+            </w:r>
+          </w:p>
+        </w:tc>
+        <w:tc>
+          <w:tcPr>
+            <w:tcW w:w="0" w:type="auto"/>
+          </w:tcPr>
+          <w:p>
+            <w:pPr>
+              <w:rPr>
+                <w:highlight w:val="yellow"/>
+              </w:rPr>
+            </w:pPr>
+            <w:r>
+              <w:rPr>
+                <w:highlight w:val="yellow"/>
+              </w:rPr>
+              <w:t>[23]</w:t>
+            </w:r>
+          </w:p>
+        </w:tc>
+      </w:tr>
+      <w:tr>
+        <w:tc>
+          <w:tcPr>
+            <w:tcW w:w="0" w:type="auto"/>
+          </w:tcPr>
+          <w:p/>
+        </w:tc>
+        <w:tc>
+          <w:tcPr>
+            <w:tcW w:w="0" w:type="auto"/>
+          </w:tcPr>
+          <w:p>
+            <w:r>
+              <w:t>Анализ</w:t>
+            </w:r>
+          </w:p>
+        </w:tc>
+        <w:tc>
+          <w:tcPr>
+            <w:tcW w:w="0" w:type="auto"/>
+          </w:tcPr>
+          <w:p>
+            <w:r>
+              <w:t>В источнике [22] закреплено базовое легальное определение простой электронной подписи. Источник [23] показывает практический порядок ее использования в государственных информационных системах. В самом термине сохраняется написание из файла, а нормативная форма указана в скобках.</w:t>
+            </w:r>
+          </w:p>
+        </w:tc>
+        <w:tc>
+          <w:tcPr>
+            <w:tcW w:w="0" w:type="auto"/>
+          </w:tcPr>
+          <w:p/>
+        </w:tc>
+      </w:tr>
+      <w:tr>
+        <w:tc>
+          <w:tcPr>
+            <w:tcW w:w="0" w:type="auto"/>
+          </w:tcPr>
+          <w:p>
+            <w:r>
+              <w:t>13</w:t>
+            </w:r>
+          </w:p>
+        </w:tc>
+        <w:tc>
+          <w:tcPr>
+            <w:tcW w:w="0" w:type="auto"/>
+          </w:tcPr>
+          <w:p>
+            <w:r>
+              <w:t>Разглашение гостайны (разглашение сведений, составляющих государственную тайну [24]) (разглашение информации с ограниченным доступом [25])</w:t>
+            </w:r>
+          </w:p>
+        </w:tc>
+        <w:tc>
+          <w:tcPr>
+            <w:tcW w:w="0" w:type="auto"/>
+          </w:tcPr>
+          <w:p>
+            <w:pPr>
+              <w:rPr>
+                <w:highlight w:val="yellow"/>
+              </w:rPr>
+            </w:pPr>
+            <w:r>
+              <w:rPr>
+                <w:highlight w:val="yellow"/>
+              </w:rPr>
+              <w:t>Разглашение сведений, составляющих государственную тайну, понимается как противоправное доведение таких сведений до третьих лиц лицом, которому они были доверены или стали известны по службе, работе либо при иных обстоятельствах, связанных с доступом к ним.</w:t>
+            </w:r>
+          </w:p>
+        </w:tc>
+        <w:tc>
+          <w:tcPr>
+            <w:tcW w:w="0" w:type="auto"/>
+          </w:tcPr>
+          <w:p>
+            <w:pPr>
+              <w:rPr>
+                <w:highlight w:val="yellow"/>
+              </w:rPr>
+            </w:pPr>
+            <w:r>
+              <w:rPr>
+                <w:highlight w:val="yellow"/>
+              </w:rPr>
+              <w:t>[24]</w:t>
+            </w:r>
+          </w:p>
+        </w:tc>
+      </w:tr>
+      <w:tr>
+        <w:tc>
+          <w:tcPr>
+            <w:tcW w:w="0" w:type="auto"/>
+          </w:tcPr>
+          <w:p/>
+        </w:tc>
+        <w:tc>
+          <w:tcPr>
+            <w:tcW w:w="0" w:type="auto"/>
+          </w:tcPr>
+          <w:p/>
+        </w:tc>
+        <w:tc>
+          <w:tcPr>
+            <w:tcW w:w="0" w:type="auto"/>
+          </w:tcPr>
+          <w:p>
+            <w:r>
+              <w:t>Разглашение информации с ограниченным доступом - доведение такой информации до третьих лиц лицом, получившим к ней доступ в связи с исполнением служебных или профессиональных обязанностей.</w:t>
+            </w:r>
+          </w:p>
+        </w:tc>
+        <w:tc>
+          <w:tcPr>
+            <w:tcW w:w="0" w:type="auto"/>
+          </w:tcPr>
+          <w:p>
+            <w:r>
+              <w:t>[25]</w:t>
+            </w:r>
+          </w:p>
+        </w:tc>
+      </w:tr>
+      <w:tr>
+        <w:tc>
+          <w:tcPr>
+            <w:tcW w:w="0" w:type="auto"/>
+          </w:tcPr>
+          <w:p/>
+        </w:tc>
+        <w:tc>
+          <w:tcPr>
+            <w:tcW w:w="0" w:type="auto"/>
+          </w:tcPr>
+          <w:p>
+            <w:r>
+              <w:t>Анализ</w:t>
+            </w:r>
+          </w:p>
+        </w:tc>
+        <w:tc>
+          <w:tcPr>
+            <w:tcW w:w="0" w:type="auto"/>
+          </w:tcPr>
+          <w:p>
+            <w:r>
+              <w:t xml:space="preserve">Специального легального определения именно для формулировки «разглашение гостайны» в базовом законе нет, </w:t>
             </w:r>
             <w:r>
               <w:lastRenderedPageBreak/>
-              <w:t>[22])</w:t>
-            </w:r>
-          </w:p>
-        </w:tc>
-        <w:tc>
-          <w:tcPr>
-            <w:tcW w:w="0" w:type="auto"/>
-          </w:tcPr>
-          <w:p>
+              <w:t>поэтому термин раскрыт через нормы о защите государственной тайны [24] и об ответственности за разглашение информации с ограниченным доступом [25]. В обоих случаях ключевым признаком является неправомерное сообщение защищаемых сведений третьим лицам.</w:t>
+            </w:r>
+          </w:p>
+        </w:tc>
+        <w:tc>
+          <w:tcPr>
+            <w:tcW w:w="0" w:type="auto"/>
+          </w:tcPr>
+          <w:p/>
+        </w:tc>
+      </w:tr>
+      <w:tr>
+        <w:tc>
+          <w:tcPr>
+            <w:tcW w:w="0" w:type="auto"/>
+          </w:tcPr>
+          <w:p>
+            <w:r>
+              <w:t>14</w:t>
+            </w:r>
+          </w:p>
+        </w:tc>
+        <w:tc>
+          <w:tcPr>
+            <w:tcW w:w="0" w:type="auto"/>
+          </w:tcPr>
+          <w:p>
+            <w:r>
+              <w:t>Стеганография (стеганография [26]) (стеганография [27])</w:t>
+            </w:r>
+          </w:p>
+        </w:tc>
+        <w:tc>
+          <w:tcPr>
+            <w:tcW w:w="0" w:type="auto"/>
+          </w:tcPr>
+          <w:p>
+            <w:pPr>
+              <w:rPr>
+                <w:highlight w:val="yellow"/>
+              </w:rPr>
+            </w:pPr>
+            <w:r>
+              <w:rPr>
+                <w:highlight w:val="yellow"/>
+              </w:rPr>
+              <w:t>Стеганография - направление защиты информации, связанное со скрытым встраиванием или скрытой передачей информации в цифровых объектах таким образом, чтобы сам факт наличия сообщения был незаметен.</w:t>
+            </w:r>
+          </w:p>
+        </w:tc>
+        <w:tc>
+          <w:tcPr>
+            <w:tcW w:w="0" w:type="auto"/>
+          </w:tcPr>
+          <w:p>
+            <w:pPr>
+              <w:rPr>
+                <w:highlight w:val="yellow"/>
+              </w:rPr>
+            </w:pPr>
+            <w:r>
+              <w:rPr>
+                <w:highlight w:val="yellow"/>
+              </w:rPr>
+              <w:t>[26]</w:t>
+            </w:r>
+          </w:p>
+        </w:tc>
+      </w:tr>
+      <w:tr>
+        <w:tc>
+          <w:tcPr>
+            <w:tcW w:w="0" w:type="auto"/>
+          </w:tcPr>
+          <w:p/>
+        </w:tc>
+        <w:tc>
+          <w:tcPr>
+            <w:tcW w:w="0" w:type="auto"/>
+          </w:tcPr>
+          <w:p/>
+        </w:tc>
+        <w:tc>
+          <w:tcPr>
+            <w:tcW w:w="0" w:type="auto"/>
+          </w:tcPr>
+          <w:p>
+            <w:pPr>
+              <w:rPr>
+                <w:highlight w:val="yellow"/>
+              </w:rPr>
+            </w:pPr>
+            <w:r>
+              <w:rPr>
+                <w:highlight w:val="yellow"/>
+              </w:rPr>
+              <w:t>Стеганография - совокупность методов сокрытия информации в контейнере, например в цифровом изображении, в том числе с использованием цифровых водяных знаков.</w:t>
+            </w:r>
+          </w:p>
+        </w:tc>
+        <w:tc>
+          <w:tcPr>
+            <w:tcW w:w="0" w:type="auto"/>
+          </w:tcPr>
+          <w:p>
+            <w:pPr>
+              <w:rPr>
+                <w:highlight w:val="yellow"/>
+              </w:rPr>
+            </w:pPr>
+            <w:r>
+              <w:rPr>
+                <w:highlight w:val="yellow"/>
+              </w:rPr>
+              <w:t>[27]</w:t>
+            </w:r>
+          </w:p>
+        </w:tc>
+      </w:tr>
+      <w:tr>
+        <w:tc>
+          <w:tcPr>
+            <w:tcW w:w="0" w:type="auto"/>
+          </w:tcPr>
+          <w:p/>
+        </w:tc>
+        <w:tc>
+          <w:tcPr>
+            <w:tcW w:w="0" w:type="auto"/>
+          </w:tcPr>
+          <w:p>
+            <w:r>
+              <w:t>Анализ</w:t>
+            </w:r>
+          </w:p>
+        </w:tc>
+        <w:tc>
+          <w:tcPr>
+            <w:tcW w:w="0" w:type="auto"/>
+          </w:tcPr>
+          <w:p>
+            <w:r>
+              <w:t>Оба источника рассматривают стеганографию как методы скрытого размещения информации в цифровой среде. Источник [26] акцентирует сокрытие факта передачи сообщения, а источник [27] показывает прикладной вариант реализации через цифровые водяные знаки и изображения.</w:t>
+            </w:r>
+          </w:p>
+        </w:tc>
+        <w:tc>
+          <w:tcPr>
+            <w:tcW w:w="0" w:type="auto"/>
+          </w:tcPr>
+          <w:p/>
+        </w:tc>
+      </w:tr>
+      <w:tr>
+        <w:tc>
+          <w:tcPr>
+            <w:tcW w:w="0" w:type="auto"/>
+          </w:tcPr>
+          <w:p>
+            <w:r>
+              <w:t>15</w:t>
+            </w:r>
+          </w:p>
+        </w:tc>
+        <w:tc>
+          <w:tcPr>
+            <w:tcW w:w="0" w:type="auto"/>
+          </w:tcPr>
+          <w:p>
+            <w:r>
+              <w:t>Субъект персональных данных (субъект персональных данных [1]) (субъект персональных данных [28])</w:t>
+            </w:r>
+          </w:p>
+        </w:tc>
+        <w:tc>
+          <w:tcPr>
+            <w:tcW w:w="0" w:type="auto"/>
+          </w:tcPr>
+          <w:p>
+            <w:r>
+              <w:t>Физическое лицо, к которому относится любая информация, прямо или косвенно определяющая или позволяющая определить его личность.</w:t>
+            </w:r>
+          </w:p>
+        </w:tc>
+        <w:tc>
+          <w:tcPr>
+            <w:tcW w:w="0" w:type="auto"/>
+          </w:tcPr>
+          <w:p>
+            <w:r>
+              <w:t>[1]</w:t>
+            </w:r>
+          </w:p>
+        </w:tc>
+      </w:tr>
+      <w:tr>
+        <w:tc>
+          <w:tcPr>
+            <w:tcW w:w="0" w:type="auto"/>
+          </w:tcPr>
+          <w:p/>
+        </w:tc>
+        <w:tc>
+          <w:tcPr>
+            <w:tcW w:w="0" w:type="auto"/>
+          </w:tcPr>
+          <w:p/>
+        </w:tc>
+        <w:tc>
+          <w:tcPr>
+            <w:tcW w:w="0" w:type="auto"/>
+          </w:tcPr>
+          <w:p>
+            <w:r>
+              <w:t>Физическое лицо, которое прямо или косвенно определено или определяемо.</w:t>
+            </w:r>
+          </w:p>
+        </w:tc>
+        <w:tc>
+          <w:tcPr>
+            <w:tcW w:w="0" w:type="auto"/>
+          </w:tcPr>
+          <w:p>
+            <w:r>
+              <w:t>[28]</w:t>
+            </w:r>
+          </w:p>
+        </w:tc>
+      </w:tr>
+      <w:tr>
+        <w:tc>
+          <w:tcPr>
+            <w:tcW w:w="0" w:type="auto"/>
+          </w:tcPr>
+          <w:p/>
+        </w:tc>
+        <w:tc>
+          <w:tcPr>
+            <w:tcW w:w="0" w:type="auto"/>
+          </w:tcPr>
+          <w:p>
+            <w:r>
+              <w:t>Анализ</w:t>
+            </w:r>
+          </w:p>
+        </w:tc>
+        <w:tc>
+          <w:tcPr>
+            <w:tcW w:w="0" w:type="auto"/>
+          </w:tcPr>
+          <w:p>
+            <w:r>
+              <w:t xml:space="preserve">В законе [1] термин раскрывается через определение персональных </w:t>
+            </w:r>
             <w:r>
               <w:lastRenderedPageBreak/>
-              <w:t xml:space="preserve">Электронная подпись, которая посредством использования кодов, </w:t>
-            </w:r>
-            <w:r>
-              <w:lastRenderedPageBreak/>
-              <w:t>паролей или иных средств подтверждает факт формирования электронной подписи определенным лицом.</w:t>
-            </w:r>
-          </w:p>
-        </w:tc>
-        <w:tc>
-          <w:tcPr>
-            <w:tcW w:w="0" w:type="auto"/>
-          </w:tcPr>
-          <w:p>
-            <w:r>
-              <w:lastRenderedPageBreak/>
-              <w:t>[22]</w:t>
-            </w:r>
-          </w:p>
-        </w:tc>
-      </w:tr>
-      <w:tr>
-        <w:tc>
-          <w:tcPr>
-            <w:tcW w:w="0" w:type="auto"/>
-          </w:tcPr>
-          <w:p/>
-        </w:tc>
-        <w:tc>
-          <w:tcPr>
-            <w:tcW w:w="0" w:type="auto"/>
-          </w:tcPr>
-          <w:p/>
+              <w:t>данных, относящихся к физическому лицу. Источник [28] формулирует его прямо и кратко. Оба определения согласуются: субъектом персональных данных является идентифицируемое физическое лицо.</w:t>
+            </w:r>
+          </w:p>
+        </w:tc>
+        <w:tc>
+          <w:tcPr>
+            <w:tcW w:w="0" w:type="auto"/>
+          </w:tcPr>
+          <w:p/>
+        </w:tc>
+      </w:tr>
+      <w:tr>
+        <w:tc>
+          <w:tcPr>
+            <w:tcW w:w="0" w:type="auto"/>
+          </w:tcPr>
+          <w:p>
+            <w:r>
+              <w:t>16</w:t>
+            </w:r>
+          </w:p>
+        </w:tc>
+        <w:tc>
+          <w:tcPr>
+            <w:tcW w:w="0" w:type="auto"/>
+          </w:tcPr>
+          <w:p>
+            <w:r>
+              <w:t>Форма допуска (форма допуска к государственной тайне [29]) (первая, вторая, третья форма допуска [30])</w:t>
+            </w:r>
+          </w:p>
         </w:tc>
         <w:tc>
           <w:tcPr>
@@ -1621,7 +2061,7 @@
               <w:rPr>
                 <w:highlight w:val="yellow"/>
               </w:rPr>
-              <w:t>Электронная подпись, которая посредством использования кодов, паролей или иных средств подтверждает факт формирования электронной подписи определенным лицом</w:t>
+              <w:t>Правила допуска к государственной тайне устанавливают формы учетной документации, необходимые для оформления допуска, а также порядок оформления, переоформления и прекращения допуска.</w:t>
             </w:r>
           </w:p>
         </w:tc>
@@ -1639,7 +2079,57 @@
               <w:rPr>
                 <w:highlight w:val="yellow"/>
               </w:rPr>
-              <w:t>[23]</w:t>
+              <w:t>[29]</w:t>
+            </w:r>
+          </w:p>
+        </w:tc>
+      </w:tr>
+      <w:tr>
+        <w:tc>
+          <w:tcPr>
+            <w:tcW w:w="0" w:type="auto"/>
+          </w:tcPr>
+          <w:p/>
+        </w:tc>
+        <w:tc>
+          <w:tcPr>
+            <w:tcW w:w="0" w:type="auto"/>
+          </w:tcPr>
+          <w:p/>
+        </w:tc>
+        <w:tc>
+          <w:tcPr>
+            <w:tcW w:w="0" w:type="auto"/>
+          </w:tcPr>
+          <w:p>
+            <w:pPr>
+              <w:rPr>
+                <w:highlight w:val="yellow"/>
+              </w:rPr>
+            </w:pPr>
+            <w:r>
+              <w:rPr>
+                <w:highlight w:val="yellow"/>
+              </w:rPr>
+              <w:t>Первая форма - для граждан, допускаемых к сведениям особой важности; вторая форма - для граждан, допускаемых к совершенно секретным сведениям; третья форма - для граждан, допускаемых к секретным сведениям.</w:t>
+            </w:r>
+          </w:p>
+        </w:tc>
+        <w:tc>
+          <w:tcPr>
+            <w:tcW w:w="0" w:type="auto"/>
+          </w:tcPr>
+          <w:p>
+            <w:pPr>
+              <w:rPr>
+                <w:highlight w:val="yellow"/>
+              </w:rPr>
+            </w:pPr>
+            <w:r>
+              <w:rPr>
+                <w:highlight w:val="yellow"/>
+              </w:rPr>
+              <w:t>[30]</w:t>
             </w:r>
           </w:p>
         </w:tc>
@@ -1667,35 +2157,35 @@
           </w:tcPr>
           <w:p>
             <w:r>
-              <w:t>В источнике [22] закреплено базовое легальное определение простой электронной подписи. Источник [23] показывает практический порядок ее использования в государственных информационных системах. В самом термине сохраняется написание из файла, а нормативная форма указана в скобках.</w:t>
-            </w:r>
-          </w:p>
-        </w:tc>
-        <w:tc>
-          <w:tcPr>
-            <w:tcW w:w="0" w:type="auto"/>
-          </w:tcPr>
-          <w:p/>
-        </w:tc>
-      </w:tr>
-      <w:tr>
-        <w:tc>
-          <w:tcPr>
-            <w:tcW w:w="0" w:type="auto"/>
-          </w:tcPr>
-          <w:p>
-            <w:r>
-              <w:t>13</w:t>
-            </w:r>
-          </w:p>
-        </w:tc>
-        <w:tc>
-          <w:tcPr>
-            <w:tcW w:w="0" w:type="auto"/>
-          </w:tcPr>
-          <w:p>
-            <w:r>
-              <w:t>Разглашение гостайны (разглашение сведений, составляющих государственную тайну [24]) (разглашение информации с ограниченным доступом [25])</w:t>
+              <w:t>Современные Правила [29] регулируют процедуру оформления допуска и формы учетной документации, но не дают краткого определения термина. Источник [30] прямо раскрывает содержание трех форм допуска по степени секретности сведений. Поэтому термин в глоссарии разумно пояснять через устойчивую классификацию форм допуска.</w:t>
+            </w:r>
+          </w:p>
+        </w:tc>
+        <w:tc>
+          <w:tcPr>
+            <w:tcW w:w="0" w:type="auto"/>
+          </w:tcPr>
+          <w:p/>
+        </w:tc>
+      </w:tr>
+      <w:tr>
+        <w:tc>
+          <w:tcPr>
+            <w:tcW w:w="0" w:type="auto"/>
+          </w:tcPr>
+          <w:p>
+            <w:r>
+              <w:t>17</w:t>
+            </w:r>
+          </w:p>
+        </w:tc>
+        <w:tc>
+          <w:tcPr>
+            <w:tcW w:w="0" w:type="auto"/>
+          </w:tcPr>
+          <w:p>
+            <w:r>
+              <w:t>Чрезвычайные ситуации информационного характера (чрезвычайная ситуация [31]) (чрезвычайные ситуации, связанные с использованием глобального информационного поля [32])</w:t>
             </w:r>
           </w:p>
         </w:tc>
@@ -1713,7 +2203,21 @@
               <w:rPr>
                 <w:highlight w:val="yellow"/>
               </w:rPr>
-              <w:t>Разглашение сведений, составляющих государственную тайну, понимается как противоправное доведение таких сведений до третьих лиц лицом, которому они были доверены или стали известны по службе, работе либо при иных обстоятельствах, связанных с доступом к ним.</w:t>
+              <w:t xml:space="preserve">Чрезвычайная ситуация </w:t>
+            </w:r>
+            <w:proofErr w:type="gramStart"/>
+            <w:r>
+              <w:rPr>
+                <w:highlight w:val="yellow"/>
+              </w:rPr>
+              <w:t>- это</w:t>
+            </w:r>
+            <w:proofErr w:type="gramEnd"/>
+            <w:r>
+              <w:rPr>
+                <w:highlight w:val="yellow"/>
+              </w:rPr>
+              <w:t xml:space="preserve"> обстановка на определенной территории, сложившаяся в результате аварии, опасного явления, катастрофы, бедствия или иного события, которые могут повлечь или повлекли жертвы, ущерб здоровью людей, окружающей среде, значительные материальные потери и нарушение условий жизнедеятельности людей.</w:t>
             </w:r>
           </w:p>
         </w:tc>
@@ -1731,103 +2235,23 @@
               <w:rPr>
                 <w:highlight w:val="yellow"/>
               </w:rPr>
-              <w:t>[24]</w:t>
-            </w:r>
-          </w:p>
-        </w:tc>
-      </w:tr>
-      <w:tr>
-        <w:tc>
-          <w:tcPr>
-            <w:tcW w:w="0" w:type="auto"/>
-          </w:tcPr>
-          <w:p/>
-        </w:tc>
-        <w:tc>
-          <w:tcPr>
-            <w:tcW w:w="0" w:type="auto"/>
-          </w:tcPr>
-          <w:p/>
-        </w:tc>
-        <w:tc>
-          <w:tcPr>
-            <w:tcW w:w="0" w:type="auto"/>
-          </w:tcPr>
-          <w:p>
-            <w:r>
-              <w:t>Разглашение информации с ограниченным доступом - доведение такой информации до третьих лиц лицом, получившим к ней доступ в связи с исполнением служебных или профессиональных обязанностей.</w:t>
-            </w:r>
-          </w:p>
-        </w:tc>
-        <w:tc>
-          <w:tcPr>
-            <w:tcW w:w="0" w:type="auto"/>
-          </w:tcPr>
-          <w:p>
-            <w:r>
-              <w:t>[25]</w:t>
-            </w:r>
-          </w:p>
-        </w:tc>
-      </w:tr>
-      <w:tr>
-        <w:tc>
-          <w:tcPr>
-            <w:tcW w:w="0" w:type="auto"/>
-          </w:tcPr>
-          <w:p/>
-        </w:tc>
-        <w:tc>
-          <w:tcPr>
-            <w:tcW w:w="0" w:type="auto"/>
-          </w:tcPr>
-          <w:p>
-            <w:r>
-              <w:t>Анализ</w:t>
-            </w:r>
-          </w:p>
-        </w:tc>
-        <w:tc>
-          <w:tcPr>
-            <w:tcW w:w="0" w:type="auto"/>
-          </w:tcPr>
-          <w:p>
-            <w:r>
-              <w:t xml:space="preserve">Специального легального определения именно для формулировки «разглашение гостайны» в базовом законе нет, поэтому термин раскрыт через нормы о защите государственной тайны [24] и </w:t>
-            </w:r>
-            <w:r>
-              <w:lastRenderedPageBreak/>
-              <w:t>об ответственности за разглашение информации с ограниченным доступом [25]. В обоих случаях ключевым признаком является неправомерное сообщение защищаемых сведений третьим лицам.</w:t>
-            </w:r>
-          </w:p>
-        </w:tc>
-        <w:tc>
-          <w:tcPr>
-            <w:tcW w:w="0" w:type="auto"/>
-          </w:tcPr>
-          <w:p/>
-        </w:tc>
-      </w:tr>
-      <w:tr>
-        <w:tc>
-          <w:tcPr>
-            <w:tcW w:w="0" w:type="auto"/>
-          </w:tcPr>
-          <w:p>
-            <w:r>
-              <w:t>14</w:t>
-            </w:r>
-          </w:p>
-        </w:tc>
-        <w:tc>
-          <w:tcPr>
-            <w:tcW w:w="0" w:type="auto"/>
-          </w:tcPr>
-          <w:p>
-            <w:r>
-              <w:t>Стеганография (стеганография [26]) (стеганография [27])</w:t>
-            </w:r>
-          </w:p>
+              <w:t>[31]</w:t>
+            </w:r>
+          </w:p>
+        </w:tc>
+      </w:tr>
+      <w:tr>
+        <w:tc>
+          <w:tcPr>
+            <w:tcW w:w="0" w:type="auto"/>
+          </w:tcPr>
+          <w:p/>
+        </w:tc>
+        <w:tc>
+          <w:tcPr>
+            <w:tcW w:w="0" w:type="auto"/>
+          </w:tcPr>
+          <w:p/>
         </w:tc>
         <w:tc>
           <w:tcPr>
@@ -1843,7 +2267,7 @@
               <w:rPr>
                 <w:highlight w:val="yellow"/>
               </w:rPr>
-              <w:t>Стеганография - направление защиты информации, связанное со скрытым встраиванием или скрытой передачей информации в цифровых объектах таким образом, чтобы сам факт наличия сообщения был незаметен.</w:t>
+              <w:t>Современные чрезвычайные ситуации все в большей степени могут быть связаны с использованием глобального информационного поля, компьютерными преступлениями и информационными воздействиями на инфраструктуру.</w:t>
             </w:r>
           </w:p>
         </w:tc>
@@ -1861,476 +2285,6 @@
               <w:rPr>
                 <w:highlight w:val="yellow"/>
               </w:rPr>
-              <w:t>[26]</w:t>
-            </w:r>
-          </w:p>
-        </w:tc>
-      </w:tr>
-      <w:tr>
-        <w:tc>
-          <w:tcPr>
-            <w:tcW w:w="0" w:type="auto"/>
-          </w:tcPr>
-          <w:p/>
-        </w:tc>
-        <w:tc>
-          <w:tcPr>
-            <w:tcW w:w="0" w:type="auto"/>
-          </w:tcPr>
-          <w:p/>
-        </w:tc>
-        <w:tc>
-          <w:tcPr>
-            <w:tcW w:w="0" w:type="auto"/>
-          </w:tcPr>
-          <w:p>
-            <w:pPr>
-              <w:rPr>
-                <w:highlight w:val="yellow"/>
-              </w:rPr>
-            </w:pPr>
-            <w:r>
-              <w:rPr>
-                <w:highlight w:val="yellow"/>
-              </w:rPr>
-              <w:t>Стеганография - совокупность методов сокрытия информации в контейнере, например в цифровом изображении, в том числе с использованием цифровых водяных знаков.</w:t>
-            </w:r>
-          </w:p>
-        </w:tc>
-        <w:tc>
-          <w:tcPr>
-            <w:tcW w:w="0" w:type="auto"/>
-          </w:tcPr>
-          <w:p>
-            <w:pPr>
-              <w:rPr>
-                <w:highlight w:val="yellow"/>
-              </w:rPr>
-            </w:pPr>
-            <w:r>
-              <w:rPr>
-                <w:highlight w:val="yellow"/>
-              </w:rPr>
-              <w:t>[27]</w:t>
-            </w:r>
-          </w:p>
-        </w:tc>
-      </w:tr>
-      <w:tr>
-        <w:tc>
-          <w:tcPr>
-            <w:tcW w:w="0" w:type="auto"/>
-          </w:tcPr>
-          <w:p/>
-        </w:tc>
-        <w:tc>
-          <w:tcPr>
-            <w:tcW w:w="0" w:type="auto"/>
-          </w:tcPr>
-          <w:p>
-            <w:r>
-              <w:t>Анализ</w:t>
-            </w:r>
-          </w:p>
-        </w:tc>
-        <w:tc>
-          <w:tcPr>
-            <w:tcW w:w="0" w:type="auto"/>
-          </w:tcPr>
-          <w:p>
-            <w:r>
-              <w:t>Оба источника рассматривают стеганографию как методы скрытого размещения информации в цифровой среде. Источник [26] акцентирует сокрытие факта передачи сообщения, а источник [27] показывает прикладной вариант реализации через цифровые водяные знаки и изображения.</w:t>
-            </w:r>
-          </w:p>
-        </w:tc>
-        <w:tc>
-          <w:tcPr>
-            <w:tcW w:w="0" w:type="auto"/>
-          </w:tcPr>
-          <w:p/>
-        </w:tc>
-      </w:tr>
-      <w:tr>
-        <w:tc>
-          <w:tcPr>
-            <w:tcW w:w="0" w:type="auto"/>
-          </w:tcPr>
-          <w:p>
-            <w:r>
-              <w:t>15</w:t>
-            </w:r>
-          </w:p>
-        </w:tc>
-        <w:tc>
-          <w:tcPr>
-            <w:tcW w:w="0" w:type="auto"/>
-          </w:tcPr>
-          <w:p>
-            <w:r>
-              <w:t>Субъект персональных данных (субъект персональных данных [1]) (субъект персональных данных [28])</w:t>
-            </w:r>
-          </w:p>
-        </w:tc>
-        <w:tc>
-          <w:tcPr>
-            <w:tcW w:w="0" w:type="auto"/>
-          </w:tcPr>
-          <w:p>
-            <w:r>
-              <w:t>Физическое лицо, к которому относится любая информация, прямо или косвенно определяющая или позволяющая определить его личность.</w:t>
-            </w:r>
-          </w:p>
-        </w:tc>
-        <w:tc>
-          <w:tcPr>
-            <w:tcW w:w="0" w:type="auto"/>
-          </w:tcPr>
-          <w:p>
-            <w:r>
-              <w:t>[1]</w:t>
-            </w:r>
-          </w:p>
-        </w:tc>
-      </w:tr>
-      <w:tr>
-        <w:tc>
-          <w:tcPr>
-            <w:tcW w:w="0" w:type="auto"/>
-          </w:tcPr>
-          <w:p/>
-        </w:tc>
-        <w:tc>
-          <w:tcPr>
-            <w:tcW w:w="0" w:type="auto"/>
-          </w:tcPr>
-          <w:p/>
-        </w:tc>
-        <w:tc>
-          <w:tcPr>
-            <w:tcW w:w="0" w:type="auto"/>
-          </w:tcPr>
-          <w:p>
-            <w:r>
-              <w:t>Физическое лицо, которое прямо или косвенно определено или определяемо.</w:t>
-            </w:r>
-          </w:p>
-        </w:tc>
-        <w:tc>
-          <w:tcPr>
-            <w:tcW w:w="0" w:type="auto"/>
-          </w:tcPr>
-          <w:p>
-            <w:r>
-              <w:t>[28]</w:t>
-            </w:r>
-          </w:p>
-        </w:tc>
-      </w:tr>
-      <w:tr>
-        <w:tc>
-          <w:tcPr>
-            <w:tcW w:w="0" w:type="auto"/>
-          </w:tcPr>
-          <w:p/>
-        </w:tc>
-        <w:tc>
-          <w:tcPr>
-            <w:tcW w:w="0" w:type="auto"/>
-          </w:tcPr>
-          <w:p>
-            <w:r>
-              <w:t>Анализ</w:t>
-            </w:r>
-          </w:p>
-        </w:tc>
-        <w:tc>
-          <w:tcPr>
-            <w:tcW w:w="0" w:type="auto"/>
-          </w:tcPr>
-          <w:p>
-            <w:r>
-              <w:t xml:space="preserve">В законе [1] термин раскрывается через определение персональных данных, относящихся к физическому лицу. Источник [28] формулирует его </w:t>
-            </w:r>
-            <w:r>
-              <w:lastRenderedPageBreak/>
-              <w:t>прямо и кратко. Оба определения согласуются: субъектом персональных данных является идентифицируемое физическое лицо.</w:t>
-            </w:r>
-          </w:p>
-        </w:tc>
-        <w:tc>
-          <w:tcPr>
-            <w:tcW w:w="0" w:type="auto"/>
-          </w:tcPr>
-          <w:p/>
-        </w:tc>
-      </w:tr>
-      <w:tr>
-        <w:tc>
-          <w:tcPr>
-            <w:tcW w:w="0" w:type="auto"/>
-          </w:tcPr>
-          <w:p>
-            <w:r>
-              <w:t>16</w:t>
-            </w:r>
-          </w:p>
-        </w:tc>
-        <w:tc>
-          <w:tcPr>
-            <w:tcW w:w="0" w:type="auto"/>
-          </w:tcPr>
-          <w:p>
-            <w:r>
-              <w:t>Форма допуска (форма допуска к государственной тайне [29]) (первая, вторая, третья форма допуска [30])</w:t>
-            </w:r>
-          </w:p>
-        </w:tc>
-        <w:tc>
-          <w:tcPr>
-            <w:tcW w:w="0" w:type="auto"/>
-          </w:tcPr>
-          <w:p>
-            <w:pPr>
-              <w:rPr>
-                <w:highlight w:val="yellow"/>
-              </w:rPr>
-            </w:pPr>
-            <w:r>
-              <w:rPr>
-                <w:highlight w:val="yellow"/>
-              </w:rPr>
-              <w:t>Правила допуска к государственной тайне устанавливают формы учетной документации, необходимые для оформления допуска, а также порядок оформления, переоформления и прекращения допуска.</w:t>
-            </w:r>
-          </w:p>
-        </w:tc>
-        <w:tc>
-          <w:tcPr>
-            <w:tcW w:w="0" w:type="auto"/>
-          </w:tcPr>
-          <w:p>
-            <w:pPr>
-              <w:rPr>
-                <w:highlight w:val="yellow"/>
-              </w:rPr>
-            </w:pPr>
-            <w:r>
-              <w:rPr>
-                <w:highlight w:val="yellow"/>
-              </w:rPr>
-              <w:t>[29]</w:t>
-            </w:r>
-          </w:p>
-        </w:tc>
-      </w:tr>
-      <w:tr>
-        <w:tc>
-          <w:tcPr>
-            <w:tcW w:w="0" w:type="auto"/>
-          </w:tcPr>
-          <w:p/>
-        </w:tc>
-        <w:tc>
-          <w:tcPr>
-            <w:tcW w:w="0" w:type="auto"/>
-          </w:tcPr>
-          <w:p/>
-        </w:tc>
-        <w:tc>
-          <w:tcPr>
-            <w:tcW w:w="0" w:type="auto"/>
-          </w:tcPr>
-          <w:p>
-            <w:pPr>
-              <w:rPr>
-                <w:highlight w:val="yellow"/>
-              </w:rPr>
-            </w:pPr>
-            <w:r>
-              <w:rPr>
-                <w:highlight w:val="yellow"/>
-              </w:rPr>
-              <w:t>Первая форма - для граждан, допускаемых к сведениям особой важности; вторая форма - для граждан, допускаемых к совершенно секретным сведениям; третья форма - для граждан, допускаемых к секретным сведениям.</w:t>
-            </w:r>
-          </w:p>
-        </w:tc>
-        <w:tc>
-          <w:tcPr>
-            <w:tcW w:w="0" w:type="auto"/>
-          </w:tcPr>
-          <w:p>
-            <w:pPr>
-              <w:rPr>
-                <w:highlight w:val="yellow"/>
-              </w:rPr>
-            </w:pPr>
-            <w:r>
-              <w:rPr>
-                <w:highlight w:val="yellow"/>
-              </w:rPr>
-              <w:t>[30]</w:t>
-            </w:r>
-          </w:p>
-        </w:tc>
-      </w:tr>
-      <w:tr>
-        <w:tc>
-          <w:tcPr>
-            <w:tcW w:w="0" w:type="auto"/>
-          </w:tcPr>
-          <w:p/>
-        </w:tc>
-        <w:tc>
-          <w:tcPr>
-            <w:tcW w:w="0" w:type="auto"/>
-          </w:tcPr>
-          <w:p>
-            <w:r>
-              <w:t>Анализ</w:t>
-            </w:r>
-          </w:p>
-        </w:tc>
-        <w:tc>
-          <w:tcPr>
-            <w:tcW w:w="0" w:type="auto"/>
-          </w:tcPr>
-          <w:p>
-            <w:r>
-              <w:t>Современные Правила [29] регулируют процедуру оформления допуска и формы учетной документации, но не дают краткого определения термина. Источник [30] прямо раскрывает содержание трех форм допуска по степени секретности сведений. Поэтому термин в глоссарии разумно пояснять через устойчивую классификацию форм допуска.</w:t>
-            </w:r>
-          </w:p>
-        </w:tc>
-        <w:tc>
-          <w:tcPr>
-            <w:tcW w:w="0" w:type="auto"/>
-          </w:tcPr>
-          <w:p/>
-        </w:tc>
-      </w:tr>
-      <w:tr>
-        <w:tc>
-          <w:tcPr>
-            <w:tcW w:w="0" w:type="auto"/>
-          </w:tcPr>
-          <w:p>
-            <w:r>
-              <w:t>17</w:t>
-            </w:r>
-          </w:p>
-        </w:tc>
-        <w:tc>
-          <w:tcPr>
-            <w:tcW w:w="0" w:type="auto"/>
-          </w:tcPr>
-          <w:p>
-            <w:r>
-              <w:t>Чрезвычайные ситуации информационного характера (чрезвычайная ситуация [31]) (чрезвычайные ситуации, связанные с использованием глобального информационного поля [32])</w:t>
-            </w:r>
-          </w:p>
-        </w:tc>
-        <w:tc>
-          <w:tcPr>
-            <w:tcW w:w="0" w:type="auto"/>
-          </w:tcPr>
-          <w:p>
-            <w:pPr>
-              <w:rPr>
-                <w:highlight w:val="yellow"/>
-              </w:rPr>
-            </w:pPr>
-            <w:r>
-              <w:rPr>
-                <w:highlight w:val="yellow"/>
-              </w:rPr>
-              <w:t xml:space="preserve">Чрезвычайная ситуация </w:t>
-            </w:r>
-            <w:proofErr w:type="gramStart"/>
-            <w:r>
-              <w:rPr>
-                <w:highlight w:val="yellow"/>
-              </w:rPr>
-              <w:t>- это</w:t>
-            </w:r>
-            <w:proofErr w:type="gramEnd"/>
-            <w:r>
-              <w:rPr>
-                <w:highlight w:val="yellow"/>
-              </w:rPr>
-              <w:t xml:space="preserve"> обстановка на определенной территории, сложившаяся в результате аварии, опасного явления, катастрофы, бедствия или иного события, которые могут повлечь или повлекли жертвы, ущерб здоровью людей, окружающей среде, значительные материальные потери и нарушение условий жизнедеятельности людей.</w:t>
-            </w:r>
-          </w:p>
-        </w:tc>
-        <w:tc>
-          <w:tcPr>
-            <w:tcW w:w="0" w:type="auto"/>
-          </w:tcPr>
-          <w:p>
-            <w:pPr>
-              <w:rPr>
-                <w:highlight w:val="yellow"/>
-              </w:rPr>
-            </w:pPr>
-            <w:r>
-              <w:rPr>
-                <w:highlight w:val="yellow"/>
-              </w:rPr>
-              <w:t>[31]</w:t>
-            </w:r>
-          </w:p>
-        </w:tc>
-      </w:tr>
-      <w:tr>
-        <w:tc>
-          <w:tcPr>
-            <w:tcW w:w="0" w:type="auto"/>
-          </w:tcPr>
-          <w:p/>
-        </w:tc>
-        <w:tc>
-          <w:tcPr>
-            <w:tcW w:w="0" w:type="auto"/>
-          </w:tcPr>
-          <w:p/>
-        </w:tc>
-        <w:tc>
-          <w:tcPr>
-            <w:tcW w:w="0" w:type="auto"/>
-          </w:tcPr>
-          <w:p>
-            <w:pPr>
-              <w:rPr>
-                <w:highlight w:val="yellow"/>
-              </w:rPr>
-            </w:pPr>
-            <w:r>
-              <w:rPr>
-                <w:highlight w:val="yellow"/>
-              </w:rPr>
-              <w:t xml:space="preserve">Современные чрезвычайные ситуации все в большей степени могут быть </w:t>
-            </w:r>
-            <w:r>
-              <w:rPr>
-                <w:highlight w:val="yellow"/>
-              </w:rPr>
-              <w:lastRenderedPageBreak/>
-              <w:t>связаны с использованием глобального информационного поля, компьютерными преступлениями и информационными воздействиями на инфраструктуру.</w:t>
-            </w:r>
-          </w:p>
-        </w:tc>
-        <w:tc>
-          <w:tcPr>
-            <w:tcW w:w="0" w:type="auto"/>
-          </w:tcPr>
-          <w:p>
-            <w:pPr>
-              <w:rPr>
-                <w:highlight w:val="yellow"/>
-              </w:rPr>
-            </w:pPr>
-            <w:r>
-              <w:rPr>
-                <w:highlight w:val="yellow"/>
-              </w:rPr>
-              <w:lastRenderedPageBreak/>
               <w:t>[32]</w:t>
             </w:r>
           </w:p>
@@ -2487,6 +2441,7 @@
         <w:rPr>
           <w:b/>
         </w:rPr>
+        <w:lastRenderedPageBreak/>
         <w:t>Источники</w:t>
       </w:r>
     </w:p>
@@ -2497,7 +2452,6 @@
     </w:p>
     <w:p>
       <w:r>
-        <w:lastRenderedPageBreak/>
         <w:t xml:space="preserve">[2] ГОСТ ISO/IEC </w:t>
       </w:r>
       <w:proofErr w:type="gramStart"/>
@@ -2511,38 +2465,74 @@
     </w:p>
     <w:p>
       <w:r>
-        <w:rPr>
-          <w:highlight w:val="yellow"/>
-        </w:rPr>
-        <w:t xml:space="preserve">[3] ПНСТ </w:t>
+        <w:t xml:space="preserve">[3] </w:t>
+      </w:r>
+      <w:r>
+        <w:t xml:space="preserve">Безопасность информационных систем и технологий в условиях цифровой экономики: материалы X </w:t>
+      </w:r>
+      <w:proofErr w:type="spellStart"/>
+      <w:r>
+        <w:t>Всерос</w:t>
+      </w:r>
+      <w:proofErr w:type="spellEnd"/>
+      <w:r>
+        <w:t xml:space="preserve">. науч.- практ. </w:t>
+      </w:r>
+      <w:proofErr w:type="spellStart"/>
+      <w:r>
+        <w:t>конф</w:t>
+      </w:r>
+      <w:proofErr w:type="spellEnd"/>
+      <w:r>
+        <w:t xml:space="preserve">., г. Волгоград, 22–23 дек. 2022 </w:t>
       </w:r>
       <w:proofErr w:type="gramStart"/>
       <w:r>
-        <w:rPr>
-          <w:highlight w:val="yellow"/>
-        </w:rPr>
-        <w:t>301-2018</w:t>
+        <w:t>г :</w:t>
       </w:r>
       <w:proofErr w:type="gramEnd"/>
       <w:r>
-        <w:rPr>
-          <w:highlight w:val="yellow"/>
-        </w:rPr>
-        <w:t xml:space="preserve">/ИСО/МЭК </w:t>
+        <w:t xml:space="preserve"> материалы конференции. — </w:t>
       </w:r>
       <w:proofErr w:type="gramStart"/>
       <w:r>
-        <w:rPr>
-          <w:highlight w:val="yellow"/>
-        </w:rPr>
-        <w:t>24767-1</w:t>
+        <w:t>Волгоград :</w:t>
       </w:r>
       <w:proofErr w:type="gramEnd"/>
       <w:r>
-        <w:rPr>
-          <w:highlight w:val="yellow"/>
-        </w:rPr>
-        <w:t>:2008.</w:t>
+        <w:t xml:space="preserve"> </w:t>
+      </w:r>
+      <w:proofErr w:type="spellStart"/>
+      <w:r>
+        <w:t>ВолГУ</w:t>
+      </w:r>
+      <w:proofErr w:type="spellEnd"/>
+      <w:r>
+        <w:t xml:space="preserve">, 2022. — ISBN 978-5-9669-2253-5. — </w:t>
+      </w:r>
+      <w:proofErr w:type="gramStart"/>
+      <w:r>
+        <w:t>Текст :</w:t>
+      </w:r>
+      <w:proofErr w:type="gramEnd"/>
+      <w:r>
+        <w:t xml:space="preserve"> электронный // </w:t>
+      </w:r>
+      <w:proofErr w:type="gramStart"/>
+      <w:r>
+        <w:t>Лань :</w:t>
+      </w:r>
+      <w:proofErr w:type="gramEnd"/>
+      <w:r>
+        <w:t xml:space="preserve"> электронно-библиотечная система. — URL: https://e.lanbook.com/book/481550 (дата обращения: 13.04.2026). — Режим доступа: для </w:t>
+      </w:r>
+      <w:proofErr w:type="spellStart"/>
+      <w:r>
+        <w:t>авториз</w:t>
+      </w:r>
+      <w:proofErr w:type="spellEnd"/>
+      <w:r>
+        <w:t>. пользователей. — С. 154.</w:t>
       </w:r>
     </w:p>
     <w:p>
@@ -2782,6 +2772,7 @@
     </w:p>
     <w:p>
       <w:r>
+        <w:lastRenderedPageBreak/>
         <w:t>[15] «Защита персональных данных в России: методы и технологии соблюдения регулирования персональных данных».</w:t>
       </w:r>
     </w:p>
@@ -2805,7 +2796,6 @@
     </w:p>
     <w:p>
       <w:r>
-        <w:lastRenderedPageBreak/>
         <w:t>[19] Указ Президента РФ от 31.12.2015 № 683 «О Стратегии национальной безопасности Российской Федерации» (утратил силу, используется как источник для сопоставления формулировок).</w:t>
       </w:r>
     </w:p>
@@ -3021,6 +3011,7 @@
     </w:p>
     <w:p>
       <w:r>
+        <w:lastRenderedPageBreak/>
         <w:t xml:space="preserve">[34] ГОСТ Р </w:t>
       </w:r>
       <w:proofErr w:type="gramStart"/>

--- a/Lab1/LAB1.docx
+++ b/Lab1/LAB1.docx
@@ -31,8 +31,8 @@
       </w:tblPr>
       <w:tblGrid>
         <w:gridCol w:w="294"/>
-        <w:gridCol w:w="3364"/>
-        <w:gridCol w:w="4300"/>
+        <w:gridCol w:w="3428"/>
+        <w:gridCol w:w="4236"/>
         <w:gridCol w:w="1123"/>
       </w:tblGrid>
       <w:tr>
@@ -261,16 +261,7 @@
               <w:t>Э</w:t>
             </w:r>
             <w:r>
-              <w:t>то умышленные действия по нарушению стабильного функционирования</w:t>
-            </w:r>
-            <w:r>
-              <w:t xml:space="preserve"> </w:t>
-            </w:r>
-            <w:r>
-              <w:t>целевой машины, будь то сервер, служба или сеть</w:t>
-            </w:r>
-            <w:r>
-              <w:t>.</w:t>
+              <w:t>то умышленные действия по нарушению стабильного функционирования целевой машины, будь то сервер, служба или сеть.</w:t>
             </w:r>
           </w:p>
         </w:tc>
@@ -342,11 +333,11 @@
           </w:tcPr>
           <w:p>
             <w:r>
-              <w:t xml:space="preserve">Источник [3] раскрывает термин как сокращение, а источник [4] дает содержательное описание механизма </w:t>
+              <w:t xml:space="preserve">Источник [3] раскрывает термин как сокращение, а источник [4] дает </w:t>
             </w:r>
             <w:r>
               <w:lastRenderedPageBreak/>
-              <w:t>и цели атаки. Поэтому в глоссарии уместно сохранить согласованную запись «Атака DDOS», а нормативный русский эквивалент указать в скобках.</w:t>
+              <w:t>содержательное описание механизма и цели атаки. Поэтому в глоссарии уместно сохранить согласованную запись «Атака DDOS», а нормативный русский эквивалент указать в скобках.</w:t>
             </w:r>
           </w:p>
         </w:tc>
@@ -462,7 +453,7 @@
           </w:tcPr>
           <w:p>
             <w:r>
-              <w:t>Совокупность взаимосвязанных данных, организованных в соответствии со схемой базы данных таким образом, чтобы с ними мог работать пользователь.</w:t>
+              <w:t>Совокупность данных, хранимых в соответствии со схемой данных, манипулирование которыми выполняют в соответствии с правилами средств моделирования данных.</w:t>
             </w:r>
           </w:p>
         </w:tc>
@@ -528,7 +519,13 @@
           </w:tcPr>
           <w:p>
             <w:r>
-              <w:t>Биометрические данные (биометрические персональные данные [35]) (биометрия [7])</w:t>
+              <w:t>Биометрические данные (биометрические персональные данные [</w:t>
+            </w:r>
+            <w:r>
+              <w:t>1</w:t>
+            </w:r>
+            <w:r>
+              <w:t>]) (биометрия [7])</w:t>
             </w:r>
           </w:p>
         </w:tc>
@@ -578,16 +575,21 @@
           </w:tcPr>
           <w:p>
             <w:r>
-              <w:t>Автоматическое распознавание личности человека, основанное на его поведенческих и биологических характеристиках.</w:t>
-            </w:r>
-          </w:p>
-        </w:tc>
-        <w:tc>
-          <w:tcPr>
-            <w:tcW w:w="0" w:type="auto"/>
-          </w:tcPr>
-          <w:p>
-            <w:r>
+              <w:t xml:space="preserve">Биометрия — это уникальные, неповторяющиеся данные человека (отпечатки пальцев, рисунок вен, </w:t>
+            </w:r>
+            <w:r>
+              <w:lastRenderedPageBreak/>
+              <w:t>геометрия лица). Биометрические данные используют для идентификации личности</w:t>
+            </w:r>
+          </w:p>
+        </w:tc>
+        <w:tc>
+          <w:tcPr>
+            <w:tcW w:w="0" w:type="auto"/>
+          </w:tcPr>
+          <w:p>
+            <w:r>
+              <w:lastRenderedPageBreak/>
               <w:t>[7]</w:t>
             </w:r>
           </w:p>
@@ -616,105 +618,221 @@
           </w:tcPr>
           <w:p>
             <w:r>
-              <w:t xml:space="preserve">Закон [35] связывает биометрические </w:t>
+              <w:t>Закон [35] связывает биометрические данные с использованием для установления личности, а источник [7] раскрывает сущность биометрии через признаки человека и процедуру распознавания. Поэтому согласованный термин удобно уточнять в скобках как «биометрические персональные данные».</w:t>
+            </w:r>
+          </w:p>
+        </w:tc>
+        <w:tc>
+          <w:tcPr>
+            <w:tcW w:w="0" w:type="auto"/>
+          </w:tcPr>
+          <w:p/>
+        </w:tc>
+      </w:tr>
+      <w:tr>
+        <w:tc>
+          <w:tcPr>
+            <w:tcW w:w="0" w:type="auto"/>
+          </w:tcPr>
+          <w:p>
+            <w:r>
+              <w:t>5</w:t>
+            </w:r>
+          </w:p>
+        </w:tc>
+        <w:tc>
+          <w:tcPr>
+            <w:tcW w:w="0" w:type="auto"/>
+          </w:tcPr>
+          <w:p>
+            <w:r>
+              <w:t>Информационная война</w:t>
+            </w:r>
+          </w:p>
+        </w:tc>
+        <w:tc>
+          <w:tcPr>
+            <w:tcW w:w="0" w:type="auto"/>
+          </w:tcPr>
+          <w:p>
+            <w:r>
+              <w:t>Это любое действие по использованию, разрушению, искажению вражеской информации и ее функций, защите информации против подобных действий</w:t>
+            </w:r>
+          </w:p>
+        </w:tc>
+        <w:tc>
+          <w:tcPr>
+            <w:tcW w:w="0" w:type="auto"/>
+          </w:tcPr>
+          <w:p>
+            <w:r>
+              <w:t>[8]</w:t>
+            </w:r>
+          </w:p>
+        </w:tc>
+      </w:tr>
+      <w:tr>
+        <w:tc>
+          <w:tcPr>
+            <w:tcW w:w="0" w:type="auto"/>
+          </w:tcPr>
+          <w:p/>
+        </w:tc>
+        <w:tc>
+          <w:tcPr>
+            <w:tcW w:w="0" w:type="auto"/>
+          </w:tcPr>
+          <w:p/>
+        </w:tc>
+        <w:tc>
+          <w:tcPr>
+            <w:tcW w:w="0" w:type="auto"/>
+          </w:tcPr>
+          <w:p>
+            <w:r>
+              <w:t>П</w:t>
+            </w:r>
+            <w:r>
+              <w:t>ротивоборство между двумя государствами или группами государств в информационном пространстве в целях нанесения ущерба государственным информационным системам, процессам и ресурсам, критически важным и другим объектам; подрыва политической, экономической и социальной систем; массированной психологической обработки населения для дестабилизации общества и государства, а также принуждения государства к принятию решений в интересах противоборствующей стороны</w:t>
+            </w:r>
+          </w:p>
+        </w:tc>
+        <w:tc>
+          <w:tcPr>
+            <w:tcW w:w="0" w:type="auto"/>
+          </w:tcPr>
+          <w:p>
+            <w:pPr>
+              <w:rPr>
+                <w:highlight w:val="yellow"/>
+              </w:rPr>
+            </w:pPr>
+            <w:r>
+              <w:t>[9]</w:t>
+            </w:r>
+          </w:p>
+        </w:tc>
+      </w:tr>
+      <w:tr>
+        <w:tc>
+          <w:tcPr>
+            <w:tcW w:w="0" w:type="auto"/>
+          </w:tcPr>
+          <w:p/>
+        </w:tc>
+        <w:tc>
+          <w:tcPr>
+            <w:tcW w:w="0" w:type="auto"/>
+          </w:tcPr>
+          <w:p>
+            <w:r>
+              <w:t>Анализ</w:t>
+            </w:r>
+          </w:p>
+        </w:tc>
+        <w:tc>
+          <w:tcPr>
+            <w:tcW w:w="0" w:type="auto"/>
+          </w:tcPr>
+          <w:p>
+            <w:r>
+              <w:t xml:space="preserve">В действующих нормативных актах термин обычно используется без закрепленного универсального определения, поэтому здесь использованы научные источники. Источник [8] акцентирует </w:t>
             </w:r>
             <w:r>
               <w:lastRenderedPageBreak/>
-              <w:t>данные с использованием для установления личности, а источник [7] раскрывает сущность биометрии через признаки человека и процедуру распознавания. Поэтому согласованный термин удобно уточнять в скобках как «биометрические персональные данные».</w:t>
-            </w:r>
-          </w:p>
-        </w:tc>
-        <w:tc>
-          <w:tcPr>
-            <w:tcW w:w="0" w:type="auto"/>
-          </w:tcPr>
-          <w:p/>
-        </w:tc>
-      </w:tr>
-      <w:tr>
-        <w:tc>
-          <w:tcPr>
-            <w:tcW w:w="0" w:type="auto"/>
-          </w:tcPr>
-          <w:p>
-            <w:r>
-              <w:t>5</w:t>
-            </w:r>
-          </w:p>
-        </w:tc>
-        <w:tc>
-          <w:tcPr>
-            <w:tcW w:w="0" w:type="auto"/>
-          </w:tcPr>
-          <w:p>
-            <w:r>
-              <w:t>Информационная война</w:t>
-            </w:r>
-          </w:p>
-        </w:tc>
-        <w:tc>
-          <w:tcPr>
-            <w:tcW w:w="0" w:type="auto"/>
-          </w:tcPr>
-          <w:p>
-            <w:r>
-              <w:t>Это любое действие по использованию, разрушению, искажению</w:t>
-            </w:r>
-            <w:r>
-              <w:t xml:space="preserve"> </w:t>
-            </w:r>
-            <w:r>
-              <w:t>вражеской информации и ее функций, защите информации против</w:t>
-            </w:r>
-            <w:r>
-              <w:t xml:space="preserve"> </w:t>
-            </w:r>
-            <w:r>
-              <w:t>подобных действий</w:t>
-            </w:r>
-          </w:p>
-        </w:tc>
-        <w:tc>
-          <w:tcPr>
-            <w:tcW w:w="0" w:type="auto"/>
-          </w:tcPr>
-          <w:p>
-            <w:r>
-              <w:t>[8]</w:t>
-            </w:r>
-          </w:p>
-        </w:tc>
-      </w:tr>
-      <w:tr>
-        <w:tc>
-          <w:tcPr>
-            <w:tcW w:w="0" w:type="auto"/>
-          </w:tcPr>
-          <w:p/>
-        </w:tc>
-        <w:tc>
-          <w:tcPr>
-            <w:tcW w:w="0" w:type="auto"/>
-          </w:tcPr>
-          <w:p/>
-        </w:tc>
-        <w:tc>
-          <w:tcPr>
-            <w:tcW w:w="0" w:type="auto"/>
-          </w:tcPr>
-          <w:p>
-            <w:r>
-              <w:rPr>
-                <w:highlight w:val="yellow"/>
-              </w:rPr>
-              <w:t>Противоборство в информационной сфере, осуществляемое посредством информационно-психологического воздействия, информационных технологий и распространения целенаправленно сформированных сообщений для достижения политических, военных или социальных целей.</w:t>
-            </w:r>
-          </w:p>
-        </w:tc>
-        <w:tc>
-          <w:tcPr>
-            <w:tcW w:w="0" w:type="auto"/>
-          </w:tcPr>
+              <w:t>межгосударственное противоборство, а источник [9] - механизмы информационно-психологического воздействия.</w:t>
+            </w:r>
+          </w:p>
+        </w:tc>
+        <w:tc>
+          <w:tcPr>
+            <w:tcW w:w="0" w:type="auto"/>
+          </w:tcPr>
+          <w:p/>
+        </w:tc>
+      </w:tr>
+      <w:tr>
+        <w:tc>
+          <w:tcPr>
+            <w:tcW w:w="0" w:type="auto"/>
+          </w:tcPr>
+          <w:p>
+            <w:r>
+              <w:t>6</w:t>
+            </w:r>
+          </w:p>
+        </w:tc>
+        <w:tc>
+          <w:tcPr>
+            <w:tcW w:w="0" w:type="auto"/>
+          </w:tcPr>
+          <w:p>
+            <w:r>
+              <w:t>Информация (информация [10]) (информация [11])</w:t>
+            </w:r>
+          </w:p>
+        </w:tc>
+        <w:tc>
+          <w:tcPr>
+            <w:tcW w:w="0" w:type="auto"/>
+          </w:tcPr>
+          <w:p>
+            <w:r>
+              <w:t>Сведения (сообщения, данные) независимо от формы их представления, которые воспринимаются человеком и/или специальными устройствами в процессе коммуникации.</w:t>
+            </w:r>
+          </w:p>
+        </w:tc>
+        <w:tc>
+          <w:tcPr>
+            <w:tcW w:w="0" w:type="auto"/>
+          </w:tcPr>
+          <w:p>
+            <w:r>
+              <w:t>[10]</w:t>
+            </w:r>
+          </w:p>
+        </w:tc>
+      </w:tr>
+      <w:tr>
+        <w:tc>
+          <w:tcPr>
+            <w:tcW w:w="0" w:type="auto"/>
+          </w:tcPr>
+          <w:p/>
+        </w:tc>
+        <w:tc>
+          <w:tcPr>
+            <w:tcW w:w="0" w:type="auto"/>
+          </w:tcPr>
+          <w:p/>
+        </w:tc>
+        <w:tc>
+          <w:tcPr>
+            <w:tcW w:w="0" w:type="auto"/>
+          </w:tcPr>
+          <w:p>
+            <w:r>
+              <w:t>С</w:t>
+            </w:r>
+            <w:r>
+              <w:t>овокупность полезных и бесполезных сведений об</w:t>
+            </w:r>
+          </w:p>
+          <w:p>
+            <w:r>
+              <w:t>объектах, свойствах, процессах и явлениях окружающего мира, общества,</w:t>
+            </w:r>
+          </w:p>
+          <w:p>
+            <w:r>
+              <w:t>природы, которые уменьшают степень неопределенности, неполноты</w:t>
+            </w:r>
+          </w:p>
+          <w:p>
+            <w:r>
+              <w:t>имеющихся о них знаний (полезность и бесполезность которых определяет</w:t>
+            </w:r>
+          </w:p>
           <w:p>
             <w:pPr>
               <w:rPr>
@@ -722,10 +840,64 @@
               </w:rPr>
             </w:pPr>
             <w:r>
-              <w:rPr>
-                <w:highlight w:val="yellow"/>
-              </w:rPr>
-              <w:t>[9]</w:t>
+              <w:t>приемник информации и его база данных).</w:t>
+            </w:r>
+          </w:p>
+        </w:tc>
+        <w:tc>
+          <w:tcPr>
+            <w:tcW w:w="0" w:type="auto"/>
+          </w:tcPr>
+          <w:p>
+            <w:pPr>
+              <w:rPr>
+                <w:highlight w:val="yellow"/>
+              </w:rPr>
+            </w:pPr>
+            <w:r>
+              <w:t>[11]</w:t>
+            </w:r>
+          </w:p>
+        </w:tc>
+      </w:tr>
+      <w:tr>
+        <w:tc>
+          <w:tcPr>
+            <w:tcW w:w="0" w:type="auto"/>
+          </w:tcPr>
+          <w:p/>
+        </w:tc>
+        <w:tc>
+          <w:tcPr>
+            <w:tcW w:w="0" w:type="auto"/>
+          </w:tcPr>
+          <w:p/>
+        </w:tc>
+        <w:tc>
+          <w:tcPr>
+            <w:tcW w:w="0" w:type="auto"/>
+          </w:tcPr>
+          <w:p>
+            <w:r>
+              <w:t>сведения, подлежащие передаче</w:t>
+            </w:r>
+          </w:p>
+        </w:tc>
+        <w:tc>
+          <w:tcPr>
+            <w:tcW w:w="0" w:type="auto"/>
+          </w:tcPr>
+          <w:p>
+            <w:pPr>
+              <w:rPr>
+                <w:lang w:val="en-US"/>
+              </w:rPr>
+            </w:pPr>
+            <w:r>
+              <w:rPr>
+                <w:lang w:val="en-US"/>
+              </w:rPr>
+              <w:t>[35]</w:t>
             </w:r>
           </w:p>
         </w:tc>
@@ -753,71 +925,91 @@
           </w:tcPr>
           <w:p>
             <w:r>
-              <w:t>В действующих нормативных актах термин обычно используется без закрепленного универсального определения, поэтому здесь использованы научные источники. Источник [8] акцентирует межгосударственное противоборство, а источник [9] - механизмы информационно-психологического воздействия.</w:t>
-            </w:r>
-          </w:p>
-        </w:tc>
-        <w:tc>
-          <w:tcPr>
-            <w:tcW w:w="0" w:type="auto"/>
-          </w:tcPr>
-          <w:p/>
-        </w:tc>
-      </w:tr>
-      <w:tr>
-        <w:tc>
-          <w:tcPr>
-            <w:tcW w:w="0" w:type="auto"/>
-          </w:tcPr>
-          <w:p>
-            <w:r>
-              <w:t>6</w:t>
-            </w:r>
-          </w:p>
-        </w:tc>
-        <w:tc>
-          <w:tcPr>
-            <w:tcW w:w="0" w:type="auto"/>
-          </w:tcPr>
-          <w:p>
-            <w:r>
-              <w:t>Информация (информация [10]) (информация [11])</w:t>
-            </w:r>
-          </w:p>
-        </w:tc>
-        <w:tc>
-          <w:tcPr>
-            <w:tcW w:w="0" w:type="auto"/>
-          </w:tcPr>
-          <w:p>
-            <w:r>
-              <w:t>Сведения (сообщения, данные) независимо от формы их представления.</w:t>
-            </w:r>
-          </w:p>
-        </w:tc>
-        <w:tc>
-          <w:tcPr>
-            <w:tcW w:w="0" w:type="auto"/>
-          </w:tcPr>
-          <w:p>
-            <w:r>
-              <w:t>[10]</w:t>
-            </w:r>
-          </w:p>
-        </w:tc>
-      </w:tr>
-      <w:tr>
-        <w:tc>
-          <w:tcPr>
-            <w:tcW w:w="0" w:type="auto"/>
-          </w:tcPr>
-          <w:p/>
-        </w:tc>
-        <w:tc>
-          <w:tcPr>
-            <w:tcW w:w="0" w:type="auto"/>
-          </w:tcPr>
-          <w:p/>
+              <w:t>Определения из источников [10] и [11] совпадают дословно. Это показывает, что термин «информация» имеет устойчивое базовое значение и одинаково трактуется как в федеральном законе, так и в терминологическом стандарте по защите информации.</w:t>
+            </w:r>
+          </w:p>
+        </w:tc>
+        <w:tc>
+          <w:tcPr>
+            <w:tcW w:w="0" w:type="auto"/>
+          </w:tcPr>
+          <w:p/>
+        </w:tc>
+      </w:tr>
+      <w:tr>
+        <w:tc>
+          <w:tcPr>
+            <w:tcW w:w="0" w:type="auto"/>
+          </w:tcPr>
+          <w:p>
+            <w:r>
+              <w:t>7</w:t>
+            </w:r>
+          </w:p>
+        </w:tc>
+        <w:tc>
+          <w:tcPr>
+            <w:tcW w:w="0" w:type="auto"/>
+          </w:tcPr>
+          <w:p>
+            <w:r>
+              <w:t>Киберпространство (киберпространство [12]) (киберпространство [13])</w:t>
+            </w:r>
+          </w:p>
+        </w:tc>
+        <w:tc>
+          <w:tcPr>
+            <w:tcW w:w="0" w:type="auto"/>
+          </w:tcPr>
+          <w:p>
+            <w:r>
+              <w:t>Г</w:t>
+            </w:r>
+            <w:r>
+              <w:t>ибридное пространство, включающее совокупность технической инфраструктуры и субъектов коммуникационных, технологических, регуляторных процессов</w:t>
+            </w:r>
+          </w:p>
+        </w:tc>
+        <w:tc>
+          <w:tcPr>
+            <w:tcW w:w="0" w:type="auto"/>
+          </w:tcPr>
+          <w:p>
+            <w:r>
+              <w:t>[12]</w:t>
+            </w:r>
+          </w:p>
+        </w:tc>
+      </w:tr>
+      <w:tr>
+        <w:tc>
+          <w:tcPr>
+            <w:tcW w:w="0" w:type="auto"/>
+          </w:tcPr>
+          <w:p/>
+        </w:tc>
+        <w:tc>
+          <w:tcPr>
+            <w:tcW w:w="0" w:type="auto"/>
+          </w:tcPr>
+          <w:p/>
+        </w:tc>
+        <w:tc>
+          <w:tcPr>
+            <w:tcW w:w="0" w:type="auto"/>
+          </w:tcPr>
+          <w:p>
+            <w:r>
+              <w:t>С</w:t>
+            </w:r>
+            <w:r>
+              <w:t xml:space="preserve">реда информационного </w:t>
+            </w:r>
+            <w:r>
+              <w:lastRenderedPageBreak/>
+              <w:t>взаимодействия и обмена данными, реализуемая в компьютерных сетях и сетях связи. Элементами киберпространства являются серверы, компьютеры, телекоммуникационное оборудование, каналы связи, информационные и телекоммуникационные сети.</w:t>
+            </w:r>
+          </w:p>
         </w:tc>
         <w:tc>
           <w:tcPr>
@@ -826,16 +1018,31 @@
           <w:p>
             <w:pPr>
               <w:rPr>
-                <w:highlight w:val="yellow"/>
+                <w:lang w:val="en-US"/>
               </w:rPr>
             </w:pPr>
             <w:r>
               <w:rPr>
-                <w:highlight w:val="yellow"/>
-              </w:rPr>
-              <w:t>Сведения (сообщения, данные) независимо от формы их представления.</w:t>
-            </w:r>
-          </w:p>
+                <w:lang w:val="en-US"/>
+              </w:rPr>
+              <w:lastRenderedPageBreak/>
+              <w:t>[36]</w:t>
+            </w:r>
+          </w:p>
+        </w:tc>
+      </w:tr>
+      <w:tr>
+        <w:tc>
+          <w:tcPr>
+            <w:tcW w:w="0" w:type="auto"/>
+          </w:tcPr>
+          <w:p/>
+        </w:tc>
+        <w:tc>
+          <w:tcPr>
+            <w:tcW w:w="0" w:type="auto"/>
+          </w:tcPr>
+          <w:p/>
         </w:tc>
         <w:tc>
           <w:tcPr>
@@ -848,10 +1055,38 @@
               </w:rPr>
             </w:pPr>
             <w:r>
-              <w:rPr>
-                <w:highlight w:val="yellow"/>
-              </w:rPr>
-              <w:t>[11]</w:t>
+              <w:t>это уникальный режим физических и виртуальных объектов, средств аппаратного обеспечения (</w:t>
+            </w:r>
+            <w:proofErr w:type="spellStart"/>
+            <w:r>
+              <w:t>hardware</w:t>
+            </w:r>
+            <w:proofErr w:type="spellEnd"/>
+            <w:r>
+              <w:t>) и программного обслуживания (</w:t>
+            </w:r>
+            <w:proofErr w:type="spellStart"/>
+            <w:r>
+              <w:t>software</w:t>
+            </w:r>
+            <w:proofErr w:type="spellEnd"/>
+            <w:r>
+              <w:t>), т. е. всех компьютерных сетей в мире, включая сеть «Интернет» и другие сети, обособленные или не подключенные к сети «Интернет».</w:t>
+            </w:r>
+          </w:p>
+        </w:tc>
+        <w:tc>
+          <w:tcPr>
+            <w:tcW w:w="0" w:type="auto"/>
+          </w:tcPr>
+          <w:p>
+            <w:pPr>
+              <w:rPr>
+                <w:highlight w:val="yellow"/>
+              </w:rPr>
+            </w:pPr>
+            <w:r>
+              <w:t>[13]</w:t>
             </w:r>
           </w:p>
         </w:tc>
@@ -879,71 +1114,37 @@
           </w:tcPr>
           <w:p>
             <w:r>
-              <w:t>Определения из источников [10] и [11] совпадают дословно. Это показывает, что термин «информация» имеет устойчивое базовое значение и одинаково трактуется как в федеральном законе, так и в терминологическом стандарте по защите информации.</w:t>
-            </w:r>
-          </w:p>
-        </w:tc>
-        <w:tc>
-          <w:tcPr>
-            <w:tcW w:w="0" w:type="auto"/>
-          </w:tcPr>
-          <w:p/>
-        </w:tc>
-      </w:tr>
-      <w:tr>
-        <w:tc>
-          <w:tcPr>
-            <w:tcW w:w="0" w:type="auto"/>
-          </w:tcPr>
-          <w:p>
-            <w:r>
-              <w:t>7</w:t>
-            </w:r>
-          </w:p>
-        </w:tc>
-        <w:tc>
-          <w:tcPr>
-            <w:tcW w:w="0" w:type="auto"/>
-          </w:tcPr>
-          <w:p>
-            <w:r>
-              <w:t>Киберпространство (киберпространство [12]) (киберпространство [13])</w:t>
-            </w:r>
-          </w:p>
-        </w:tc>
-        <w:tc>
-          <w:tcPr>
-            <w:tcW w:w="0" w:type="auto"/>
-          </w:tcPr>
-          <w:p>
-            <w:r>
-              <w:t>Среда информационного взаимодействия и обмена данными, реализуемая в компьютерных сетях и сетях связи.</w:t>
-            </w:r>
-          </w:p>
-        </w:tc>
-        <w:tc>
-          <w:tcPr>
-            <w:tcW w:w="0" w:type="auto"/>
-          </w:tcPr>
-          <w:p>
-            <w:r>
-              <w:t>[12]</w:t>
-            </w:r>
-          </w:p>
-        </w:tc>
-      </w:tr>
-      <w:tr>
-        <w:tc>
-          <w:tcPr>
-            <w:tcW w:w="0" w:type="auto"/>
-          </w:tcPr>
-          <w:p/>
-        </w:tc>
-        <w:tc>
-          <w:tcPr>
-            <w:tcW w:w="0" w:type="auto"/>
-          </w:tcPr>
-          <w:p/>
+              <w:t>Источник [12] дает техническое определение киберпространства как среды сетевого обмена данными. Источник [13] рассматривает его шире - как социально-правовое пространство взаимодействия. Вместе они позволяют раскрыть термин и в техническом, и в гуманитарном смысле.</w:t>
+            </w:r>
+          </w:p>
+        </w:tc>
+        <w:tc>
+          <w:tcPr>
+            <w:tcW w:w="0" w:type="auto"/>
+          </w:tcPr>
+          <w:p/>
+        </w:tc>
+      </w:tr>
+      <w:tr>
+        <w:tc>
+          <w:tcPr>
+            <w:tcW w:w="0" w:type="auto"/>
+          </w:tcPr>
+          <w:p>
+            <w:r>
+              <w:t>8</w:t>
+            </w:r>
+          </w:p>
+        </w:tc>
+        <w:tc>
+          <w:tcPr>
+            <w:tcW w:w="0" w:type="auto"/>
+          </w:tcPr>
+          <w:p>
+            <w:r>
+              <w:t>Локализация данных (запись, систематизация, накопление, хранение, уточнение и извлечение персональных данных с использованием баз данных на территории РФ [14]) (локализация данных [15])</w:t>
+            </w:r>
+          </w:p>
         </w:tc>
         <w:tc>
           <w:tcPr>
@@ -959,7 +1160,7 @@
               <w:rPr>
                 <w:highlight w:val="yellow"/>
               </w:rPr>
-              <w:t>Особое пространство общественных отношений и взаимодействий, формируемое информационно-телекоммуникационными технологиями, сетью Интернет, каналами связи и цифровыми ресурсами.</w:t>
+              <w:t>При сборе персональных данных граждан Российской Федерации оператор обязан обеспечить запись, систематизацию, накопление, хранение, уточнение (обновление, изменение), извлечение персональных данных граждан Российской Федерации с использованием баз данных, находящихся на территории Российской Федерации.</w:t>
             </w:r>
           </w:p>
         </w:tc>
@@ -977,7 +1178,54 @@
               <w:rPr>
                 <w:highlight w:val="yellow"/>
               </w:rPr>
-              <w:t>[13]</w:t>
+              <w:t>[14]</w:t>
+            </w:r>
+          </w:p>
+        </w:tc>
+      </w:tr>
+      <w:tr>
+        <w:tc>
+          <w:tcPr>
+            <w:tcW w:w="0" w:type="auto"/>
+          </w:tcPr>
+          <w:p/>
+        </w:tc>
+        <w:tc>
+          <w:tcPr>
+            <w:tcW w:w="0" w:type="auto"/>
+          </w:tcPr>
+          <w:p/>
+        </w:tc>
+        <w:tc>
+          <w:tcPr>
+            <w:tcW w:w="0" w:type="auto"/>
+          </w:tcPr>
+          <w:p>
+            <w:r>
+              <w:t xml:space="preserve">Локализация данных </w:t>
+            </w:r>
+            <w:proofErr w:type="gramStart"/>
+            <w:r>
+              <w:t>- это</w:t>
+            </w:r>
+            <w:proofErr w:type="gramEnd"/>
+            <w:r>
+              <w:t xml:space="preserve"> процесс сбора, хранения и обработки личных </w:t>
+            </w:r>
+            <w:r>
+              <w:lastRenderedPageBreak/>
+              <w:t>данных российских пользователей на территории Российской Федерации.</w:t>
+            </w:r>
+          </w:p>
+        </w:tc>
+        <w:tc>
+          <w:tcPr>
+            <w:tcW w:w="0" w:type="auto"/>
+          </w:tcPr>
+          <w:p>
+            <w:r>
+              <w:lastRenderedPageBreak/>
+              <w:t>[15]</w:t>
             </w:r>
           </w:p>
         </w:tc>
@@ -1005,37 +1253,71 @@
           </w:tcPr>
           <w:p>
             <w:r>
-              <w:t>Источник [12] дает техническое определение киберпространства как среды сетевого обмена данными. Источник [13] рассматривает его шире - как социально-правовое пространство взаимодействия. Вместе они позволяют раскрыть термин и в техническом, и в гуманитарном смысле.</w:t>
-            </w:r>
-          </w:p>
-        </w:tc>
-        <w:tc>
-          <w:tcPr>
-            <w:tcW w:w="0" w:type="auto"/>
-          </w:tcPr>
-          <w:p/>
-        </w:tc>
-      </w:tr>
-      <w:tr>
-        <w:tc>
-          <w:tcPr>
-            <w:tcW w:w="0" w:type="auto"/>
-          </w:tcPr>
-          <w:p>
-            <w:r>
-              <w:t>8</w:t>
-            </w:r>
-          </w:p>
-        </w:tc>
-        <w:tc>
-          <w:tcPr>
-            <w:tcW w:w="0" w:type="auto"/>
-          </w:tcPr>
-          <w:p>
-            <w:r>
-              <w:t>Локализация данных (запись, систематизация, накопление, хранение, уточнение и извлечение персональных данных с использованием баз данных на территории РФ [14]) (локализация данных [15])</w:t>
-            </w:r>
-          </w:p>
+              <w:t>В источнике [14] термин раскрывается через установленную законом обязанность оператора. В источнике [15] дается более краткое прикладное определение как процесса размещения и обработки данных в пределах РФ. Поэтому термин корректно оставлять в согласованной форме «Локализация данных».</w:t>
+            </w:r>
+          </w:p>
+        </w:tc>
+        <w:tc>
+          <w:tcPr>
+            <w:tcW w:w="0" w:type="auto"/>
+          </w:tcPr>
+          <w:p/>
+        </w:tc>
+      </w:tr>
+      <w:tr>
+        <w:tc>
+          <w:tcPr>
+            <w:tcW w:w="0" w:type="auto"/>
+          </w:tcPr>
+          <w:p>
+            <w:r>
+              <w:t>9</w:t>
+            </w:r>
+          </w:p>
+        </w:tc>
+        <w:tc>
+          <w:tcPr>
+            <w:tcW w:w="0" w:type="auto"/>
+          </w:tcPr>
+          <w:p>
+            <w:r>
+              <w:t>Меры конфиденциальности (меры по охране конфиденциальности информации [16]) (обеспечение конфиденциальности персональных данных [17])</w:t>
+            </w:r>
+          </w:p>
+        </w:tc>
+        <w:tc>
+          <w:tcPr>
+            <w:tcW w:w="0" w:type="auto"/>
+          </w:tcPr>
+          <w:p>
+            <w:r>
+              <w:t>Меры по охране конфиденциальности информации должны включать определение перечня защищаемой информации, ограничение доступа к ней, учет лиц, получивших доступ, и регулирование отношений по использованию такой информации.</w:t>
+            </w:r>
+          </w:p>
+        </w:tc>
+        <w:tc>
+          <w:tcPr>
+            <w:tcW w:w="0" w:type="auto"/>
+          </w:tcPr>
+          <w:p>
+            <w:r>
+              <w:t>[16]</w:t>
+            </w:r>
+          </w:p>
+        </w:tc>
+      </w:tr>
+      <w:tr>
+        <w:tc>
+          <w:tcPr>
+            <w:tcW w:w="0" w:type="auto"/>
+          </w:tcPr>
+          <w:p/>
+        </w:tc>
+        <w:tc>
+          <w:tcPr>
+            <w:tcW w:w="0" w:type="auto"/>
+          </w:tcPr>
+          <w:p/>
         </w:tc>
         <w:tc>
           <w:tcPr>
@@ -1051,7 +1333,7 @@
               <w:rPr>
                 <w:highlight w:val="yellow"/>
               </w:rPr>
-              <w:t>При сборе персональных данных граждан Российской Федерации оператор обязан обеспечить запись, систематизацию, накопление, хранение, уточнение (обновление, изменение), извлечение персональных данных граждан Российской Федерации с использованием баз данных, находящихся на территории Российской Федерации.</w:t>
+              <w:t>Операторами и третьими лицами, получающими доступ к персональным данным, должна обеспечиваться конфиденциальность таких данных.</w:t>
             </w:r>
           </w:p>
         </w:tc>
@@ -1069,49 +1351,7 @@
               <w:rPr>
                 <w:highlight w:val="yellow"/>
               </w:rPr>
-              <w:t>[14]</w:t>
-            </w:r>
-          </w:p>
-        </w:tc>
-      </w:tr>
-      <w:tr>
-        <w:tc>
-          <w:tcPr>
-            <w:tcW w:w="0" w:type="auto"/>
-          </w:tcPr>
-          <w:p/>
-        </w:tc>
-        <w:tc>
-          <w:tcPr>
-            <w:tcW w:w="0" w:type="auto"/>
-          </w:tcPr>
-          <w:p/>
-        </w:tc>
-        <w:tc>
-          <w:tcPr>
-            <w:tcW w:w="0" w:type="auto"/>
-          </w:tcPr>
-          <w:p>
-            <w:r>
-              <w:t xml:space="preserve">Локализация данных </w:t>
-            </w:r>
-            <w:proofErr w:type="gramStart"/>
-            <w:r>
-              <w:t>- это</w:t>
-            </w:r>
-            <w:proofErr w:type="gramEnd"/>
-            <w:r>
-              <w:t xml:space="preserve"> процесс сбора, хранения и обработки личных данных российских пользователей на территории Российской Федерации.</w:t>
-            </w:r>
-          </w:p>
-        </w:tc>
-        <w:tc>
-          <w:tcPr>
-            <w:tcW w:w="0" w:type="auto"/>
-          </w:tcPr>
-          <w:p>
-            <w:r>
-              <w:t>[15]</w:t>
+              <w:t>[17]</w:t>
             </w:r>
           </w:p>
         </w:tc>
@@ -1139,132 +1379,6 @@
           </w:tcPr>
           <w:p>
             <w:r>
-              <w:t>В источнике [14] термин раскрывается через установленную законом обязанность оператора. В источнике [15] дается более краткое прикладное определение как процесса размещения и обработки данных в пределах РФ. Поэтому термин корректно оставлять в согласованной форме «Локализация данных».</w:t>
-            </w:r>
-          </w:p>
-        </w:tc>
-        <w:tc>
-          <w:tcPr>
-            <w:tcW w:w="0" w:type="auto"/>
-          </w:tcPr>
-          <w:p/>
-        </w:tc>
-      </w:tr>
-      <w:tr>
-        <w:tc>
-          <w:tcPr>
-            <w:tcW w:w="0" w:type="auto"/>
-          </w:tcPr>
-          <w:p>
-            <w:r>
-              <w:t>9</w:t>
-            </w:r>
-          </w:p>
-        </w:tc>
-        <w:tc>
-          <w:tcPr>
-            <w:tcW w:w="0" w:type="auto"/>
-          </w:tcPr>
-          <w:p>
-            <w:r>
-              <w:t>Меры конфиденциальности (меры по охране конфиденциальности информации [16]) (обеспечение конфиденциальности персональных данных [17])</w:t>
-            </w:r>
-          </w:p>
-        </w:tc>
-        <w:tc>
-          <w:tcPr>
-            <w:tcW w:w="0" w:type="auto"/>
-          </w:tcPr>
-          <w:p>
-            <w:r>
-              <w:t>Меры по охране конфиденциальности информации должны включать определение перечня защищаемой информации, ограничение доступа к ней, учет лиц, получивших доступ, и регулирование отношений по использованию такой информации.</w:t>
-            </w:r>
-          </w:p>
-        </w:tc>
-        <w:tc>
-          <w:tcPr>
-            <w:tcW w:w="0" w:type="auto"/>
-          </w:tcPr>
-          <w:p>
-            <w:r>
-              <w:t>[16]</w:t>
-            </w:r>
-          </w:p>
-        </w:tc>
-      </w:tr>
-      <w:tr>
-        <w:tc>
-          <w:tcPr>
-            <w:tcW w:w="0" w:type="auto"/>
-          </w:tcPr>
-          <w:p/>
-        </w:tc>
-        <w:tc>
-          <w:tcPr>
-            <w:tcW w:w="0" w:type="auto"/>
-          </w:tcPr>
-          <w:p/>
-        </w:tc>
-        <w:tc>
-          <w:tcPr>
-            <w:tcW w:w="0" w:type="auto"/>
-          </w:tcPr>
-          <w:p>
-            <w:pPr>
-              <w:rPr>
-                <w:highlight w:val="yellow"/>
-              </w:rPr>
-            </w:pPr>
-            <w:r>
-              <w:rPr>
-                <w:highlight w:val="yellow"/>
-              </w:rPr>
-              <w:t>Операторами и третьими лицами, получающими доступ к персональным данным, должна обеспечиваться конфиденциальность таких данных.</w:t>
-            </w:r>
-          </w:p>
-        </w:tc>
-        <w:tc>
-          <w:tcPr>
-            <w:tcW w:w="0" w:type="auto"/>
-          </w:tcPr>
-          <w:p>
-            <w:pPr>
-              <w:rPr>
-                <w:highlight w:val="yellow"/>
-              </w:rPr>
-            </w:pPr>
-            <w:r>
-              <w:rPr>
-                <w:highlight w:val="yellow"/>
-              </w:rPr>
-              <w:t>[17]</w:t>
-            </w:r>
-          </w:p>
-        </w:tc>
-      </w:tr>
-      <w:tr>
-        <w:tc>
-          <w:tcPr>
-            <w:tcW w:w="0" w:type="auto"/>
-          </w:tcPr>
-          <w:p/>
-        </w:tc>
-        <w:tc>
-          <w:tcPr>
-            <w:tcW w:w="0" w:type="auto"/>
-          </w:tcPr>
-          <w:p>
-            <w:r>
-              <w:t>Анализ</w:t>
-            </w:r>
-          </w:p>
-        </w:tc>
-        <w:tc>
-          <w:tcPr>
-            <w:tcW w:w="0" w:type="auto"/>
-          </w:tcPr>
-          <w:p>
-            <w:r>
               <w:t>Источник [16] конкретизирует состав организационных мер по охране конфиденциальности, а источник [17] закрепляет обязанность обеспечивать конфиденциальность персональных данных. Поэтому термин «Меры конфиденциальности» можно раскрывать через эти два взаимодополняющих подхода.</w:t>
             </w:r>
           </w:p>
@@ -1303,11 +1417,11 @@
           </w:tcPr>
           <w:p>
             <w:r>
-              <w:t xml:space="preserve">Состояние защищенности национальных интересов Российской Федерации от внешних и внутренних угроз, при котором обеспечиваются реализация конституционных прав и свобод граждан, достойные качество и уровень их жизни, гражданский мир и </w:t>
+              <w:t xml:space="preserve">Состояние защищенности национальных интересов Российской Федерации от внешних и внутренних угроз, при котором обеспечиваются реализация конституционных прав и свобод граждан, достойные качество и уровень их жизни, гражданский мир и согласие в стране, охрана суверенитета Российской Федерации, </w:t>
             </w:r>
             <w:r>
               <w:lastRenderedPageBreak/>
-              <w:t>согласие в стране, охрана суверенитета Российской Федерации, ее независимости и государственной целостности, социально-экономическое развитие страны.</w:t>
+              <w:t>ее независимости и государственной целостности, социально-экономическое развитие страны.</w:t>
             </w:r>
           </w:p>
         </w:tc>
@@ -1514,43 +1628,52 @@
           </w:tcPr>
           <w:p>
             <w:r>
+              <w:t>12</w:t>
+            </w:r>
+          </w:p>
+        </w:tc>
+        <w:tc>
+          <w:tcPr>
+            <w:tcW w:w="0" w:type="auto"/>
+          </w:tcPr>
+          <w:p>
+            <w:r>
+              <w:t>Простая эле</w:t>
+            </w:r>
+            <w:r>
+              <w:t>к</w:t>
+            </w:r>
+            <w:r>
+              <w:t xml:space="preserve">тронная подпись </w:t>
+            </w:r>
+            <w:r>
               <w:lastRenderedPageBreak/>
-              <w:t>12</w:t>
-            </w:r>
-          </w:p>
-        </w:tc>
-        <w:tc>
-          <w:tcPr>
-            <w:tcW w:w="0" w:type="auto"/>
-          </w:tcPr>
-          <w:p>
-            <w:r>
-              <w:t>Простая эле</w:t>
-            </w:r>
-            <w:r>
-              <w:t>к</w:t>
-            </w:r>
-            <w:r>
-              <w:t>тронная подпись (простая электронная подпись [22])</w:t>
-            </w:r>
-          </w:p>
-        </w:tc>
-        <w:tc>
-          <w:tcPr>
-            <w:tcW w:w="0" w:type="auto"/>
-          </w:tcPr>
-          <w:p>
-            <w:r>
-              <w:t>Электронная подпись, которая посредством использования кодов, паролей или иных средств подтверждает факт формирования электронной подписи определенным лицом.</w:t>
-            </w:r>
-          </w:p>
-        </w:tc>
-        <w:tc>
-          <w:tcPr>
-            <w:tcW w:w="0" w:type="auto"/>
-          </w:tcPr>
-          <w:p>
-            <w:r>
+              <w:t>(простая электронная подпись [22])</w:t>
+            </w:r>
+          </w:p>
+        </w:tc>
+        <w:tc>
+          <w:tcPr>
+            <w:tcW w:w="0" w:type="auto"/>
+          </w:tcPr>
+          <w:p>
+            <w:r>
+              <w:lastRenderedPageBreak/>
+              <w:t xml:space="preserve">Электронная подпись, которая </w:t>
+            </w:r>
+            <w:r>
+              <w:lastRenderedPageBreak/>
+              <w:t>посредством использования кодов, паролей или иных средств подтверждает факт формирования электронной подписи определенным лицом.</w:t>
+            </w:r>
+          </w:p>
+        </w:tc>
+        <w:tc>
+          <w:tcPr>
+            <w:tcW w:w="0" w:type="auto"/>
+          </w:tcPr>
+          <w:p>
+            <w:r>
+              <w:lastRenderedPageBreak/>
               <w:t>[22]</w:t>
             </w:r>
           </w:p>
@@ -1755,11 +1878,11 @@
           </w:tcPr>
           <w:p>
             <w:r>
-              <w:t xml:space="preserve">Специального легального определения именно для формулировки «разглашение гостайны» в базовом законе нет, </w:t>
+              <w:t xml:space="preserve">Специального легального определения именно для формулировки «разглашение гостайны» в базовом законе нет, поэтому термин раскрыт через нормы </w:t>
             </w:r>
             <w:r>
               <w:lastRenderedPageBreak/>
-              <w:t>поэтому термин раскрыт через нормы о защите государственной тайны [24] и об ответственности за разглашение информации с ограниченным доступом [25]. В обоих случаях ключевым признаком является неправомерное сообщение защищаемых сведений третьим лицам.</w:t>
+              <w:t>о защите государственной тайны [24] и об ответственности за разглашение информации с ограниченным доступом [25]. В обоих случаях ключевым признаком является неправомерное сообщение защищаемых сведений третьим лицам.</w:t>
             </w:r>
           </w:p>
         </w:tc>
@@ -2217,7 +2340,14 @@
               <w:rPr>
                 <w:highlight w:val="yellow"/>
               </w:rPr>
-              <w:t xml:space="preserve"> обстановка на определенной территории, сложившаяся в результате аварии, опасного явления, катастрофы, бедствия или иного события, которые могут повлечь или повлекли жертвы, ущерб здоровью людей, окружающей среде, значительные материальные потери и нарушение условий жизнедеятельности людей.</w:t>
+              <w:t xml:space="preserve"> обстановка на определенной территории, сложившаяся в результате аварии, опасного явления, катастрофы, бедствия или иного события, которые могут повлечь или повлекли жертвы, ущерб здоровью людей, окружающей среде, значительные материальные потери и нарушение условий </w:t>
+            </w:r>
+            <w:r>
+              <w:rPr>
+                <w:highlight w:val="yellow"/>
+              </w:rPr>
+              <w:lastRenderedPageBreak/>
+              <w:t>жизнедеятельности людей.</w:t>
             </w:r>
           </w:p>
         </w:tc>
@@ -2235,6 +2365,7 @@
               <w:rPr>
                 <w:highlight w:val="yellow"/>
               </w:rPr>
+              <w:lastRenderedPageBreak/>
               <w:t>[31]</w:t>
             </w:r>
           </w:p>
@@ -2423,7 +2554,11 @@
           </w:tcPr>
           <w:p>
             <w:r>
-              <w:t>Источник [33] подчеркивает носитель и необходимость вычислительной техники для использования документа. Источник [34] раскрывает электронный документ через процессы электронного обмена информацией. Оба определения дополняют друг друга и описывают документ как информационный объект в цифровой форме.</w:t>
+              <w:t xml:space="preserve">Источник [33] подчеркивает носитель и необходимость вычислительной техники для использования документа. Источник [34] раскрывает электронный документ через процессы электронного обмена информацией. Оба определения дополняют друг друга и описывают документ как информационный </w:t>
+            </w:r>
+            <w:r>
+              <w:lastRenderedPageBreak/>
+              <w:t>объект в цифровой форме.</w:t>
             </w:r>
           </w:p>
         </w:tc>
@@ -2441,7 +2576,6 @@
         <w:rPr>
           <w:b/>
         </w:rPr>
-        <w:lastRenderedPageBreak/>
         <w:t>Источники</w:t>
       </w:r>
     </w:p>
@@ -2590,28 +2724,21 @@
     </w:p>
     <w:p>
       <w:r>
-        <w:t xml:space="preserve">[6] ГОСТ </w:t>
-      </w:r>
-      <w:proofErr w:type="gramStart"/>
-      <w:r>
-        <w:t>34.321-96</w:t>
-      </w:r>
-      <w:proofErr w:type="gramEnd"/>
-      <w:r>
-        <w:t xml:space="preserve"> «Информационные технологии. Система стандартов по базам данных. Эталонная модель управления данными».</w:t>
+        <w:t xml:space="preserve">[6] </w:t>
+      </w:r>
+      <w:r>
+        <w:t>https://docs.cntd.ru/document/1200181970</w:t>
       </w:r>
     </w:p>
     <w:p>
       <w:r>
-        <w:t xml:space="preserve">[7] ГОСТ Р </w:t>
-      </w:r>
-      <w:proofErr w:type="gramStart"/>
-      <w:r>
-        <w:t>52551-2016</w:t>
-      </w:r>
-      <w:proofErr w:type="gramEnd"/>
-      <w:r>
-        <w:t xml:space="preserve"> «Системы охраны и безопасности. Термины и определения».</w:t>
+        <w:t xml:space="preserve">[7] </w:t>
+      </w:r>
+      <w:r>
+        <w:t>https://www.vtb.ru/articles/debetovye-karty/biometricheskiye-dannyye/#:~:text=%D0%91%D0%B8%D0%BE%D0%BC%D0%B5%D1%82%D1%80%D0%B8%D1%8F%20%E2%80%94%20%D1%8D%D1%82%D0%BE%20%D1%83%D0%BD%D0%B8%D0%BA%D0%B0%D0%BB%D1%8C%D0%BD%D1%8B%D0%B5%2C%20%D0%BD%D0%B5%D0%BF%D0%BE%D0%B2%D1%82%D0%BE%D1%80%D1%8F%D1%8E%D1%89%D0%B8%D0%B5%D1%81%D1%8F%20%D0%B4%D0%B0%D0%BD%D0%BD%D1%8B%D0%B5%20%D1%87%D0%B5%D0%BB%D0%BE%D0%B2%D0%B5%D0%BA%D0%B0,%D0%BB%D0%B8%D1%86%D0%B0).%20%D0%91%D0%B8%D0%BE%D0%BC%D0%B5%D1%82%D1%80%D0%B8%D1%87%D0%B5%D1%81%D0%BA%D0%B8%D0%B5%20%D0%B4%D0%B0%D0%BD%D0%BD%D1%8B%D0%B5%20%D0%B8%D1%81%D0%BF%D0%BE%D0%BB%D1%8C%D0%B7%D1%83%D1%8E%D1%82%20%D0%B4%D0%BB%D1%8F%20%D0%B8%D0%B4%D0%B5%D0%BD%D1%82%D0%B8%D1%84%D0%B8%D0%BA%D0%B0%D1%86%D0%B8%D0%B8%20%D0%BB%D0%B8%D1%87%D0%BD%D0%BE%D1%81%D1%82%D0%B8.</w:t>
+      </w:r>
+      <w:r>
+        <w:t xml:space="preserve"> </w:t>
       </w:r>
     </w:p>
     <w:p>
@@ -2667,7 +2794,11 @@
       </w:r>
       <w:proofErr w:type="gramEnd"/>
       <w:r>
-        <w:t xml:space="preserve"> электронно-библиотечная система. — URL: https://e.lanbook.com/book/330518 (дата обращения: 13.04.2026). — Режим доступа: для </w:t>
+        <w:t xml:space="preserve"> электронно-библиотечная система. — URL: https://e.lanbook.com/book/330518 </w:t>
+      </w:r>
+      <w:r>
+        <w:lastRenderedPageBreak/>
+        <w:t xml:space="preserve">(дата обращения: 13.04.2026). — Режим доступа: для </w:t>
       </w:r>
       <w:proofErr w:type="spellStart"/>
       <w:r>
@@ -2680,269 +2811,18 @@
     </w:p>
     <w:p>
       <w:r>
-        <w:rPr>
-          <w:highlight w:val="yellow"/>
-        </w:rPr>
-        <w:t xml:space="preserve">[9] «Информационно-психологические войны как фактор дезинтеграционных процессов в современном мире», </w:t>
-      </w:r>
-      <w:proofErr w:type="spellStart"/>
-      <w:r>
-        <w:rPr>
-          <w:highlight w:val="yellow"/>
-        </w:rPr>
-        <w:t>КиберЛенинка</w:t>
-      </w:r>
-      <w:proofErr w:type="spellEnd"/>
-      <w:r>
-        <w:rPr>
-          <w:highlight w:val="yellow"/>
-        </w:rPr>
-        <w:t>.</w:t>
+        <w:t xml:space="preserve">[9] </w:t>
+      </w:r>
+      <w:r>
+        <w:t>https://bigenc.ru/c/informatsionnaia-voina-2b7815</w:t>
       </w:r>
     </w:p>
     <w:p>
       <w:r>
-        <w:t>[10] Федеральный закон от 27.07.2006 № 149-ФЗ «Об информации, информационных технологиях и о защите информации».</w:t>
-      </w:r>
-    </w:p>
-    <w:p>
-      <w:r>
-        <w:rPr>
-          <w:highlight w:val="yellow"/>
-        </w:rPr>
-        <w:t xml:space="preserve">[11] ГОСТ Р </w:t>
-      </w:r>
-      <w:proofErr w:type="gramStart"/>
-      <w:r>
-        <w:rPr>
-          <w:highlight w:val="yellow"/>
-        </w:rPr>
-        <w:t>50922-2006</w:t>
-      </w:r>
-      <w:proofErr w:type="gramEnd"/>
-      <w:r>
-        <w:rPr>
-          <w:highlight w:val="yellow"/>
-        </w:rPr>
-        <w:t xml:space="preserve"> «Защита информации. Основные термины и определения».</w:t>
-      </w:r>
-    </w:p>
-    <w:p>
-      <w:r>
-        <w:t xml:space="preserve">[12] ГОСТ </w:t>
-      </w:r>
-      <w:proofErr w:type="gramStart"/>
-      <w:r>
-        <w:t>34009-2016</w:t>
-      </w:r>
-      <w:proofErr w:type="gramEnd"/>
-      <w:r>
-        <w:t>.</w:t>
-      </w:r>
-    </w:p>
-    <w:p>
-      <w:r>
-        <w:rPr>
-          <w:highlight w:val="yellow"/>
-        </w:rPr>
-        <w:t xml:space="preserve">[13] «К вопросу определения сущности понятий киберпространства и киберпреступлений», </w:t>
-      </w:r>
-      <w:proofErr w:type="spellStart"/>
-      <w:r>
-        <w:rPr>
-          <w:highlight w:val="yellow"/>
-        </w:rPr>
-        <w:t>КиберЛенинка</w:t>
-      </w:r>
-      <w:proofErr w:type="spellEnd"/>
-      <w:r>
-        <w:rPr>
-          <w:highlight w:val="yellow"/>
-        </w:rPr>
-        <w:t>.</w:t>
-      </w:r>
-    </w:p>
-    <w:p>
-      <w:r>
-        <w:rPr>
-          <w:highlight w:val="yellow"/>
-        </w:rPr>
-        <w:t>[14] Федеральный закон от 27.07.2006 № 152-ФЗ, статья 18.</w:t>
-      </w:r>
-    </w:p>
-    <w:p>
-      <w:r>
-        <w:lastRenderedPageBreak/>
-        <w:t>[15] «Защита персональных данных в России: методы и технологии соблюдения регулирования персональных данных».</w:t>
-      </w:r>
-    </w:p>
-    <w:p>
-      <w:r>
-        <w:t>[16] Федеральный закон от 29.07.2004 № 98-ФЗ «О коммерческой тайне».</w:t>
-      </w:r>
-    </w:p>
-    <w:p>
-      <w:r>
-        <w:rPr>
-          <w:highlight w:val="yellow"/>
-        </w:rPr>
-        <w:t>[17] Федеральный закон от 27.07.2006 № 152-ФЗ, статья 7.</w:t>
-      </w:r>
-    </w:p>
-    <w:p>
-      <w:r>
-        <w:t>[18] Указ Президента РФ от 02.07.2021 № 400 «О Стратегии национальной безопасности Российской Федерации».</w:t>
-      </w:r>
-    </w:p>
-    <w:p>
-      <w:r>
-        <w:t>[19] Указ Президента РФ от 31.12.2015 № 683 «О Стратегии национальной безопасности Российской Федерации» (утратил силу, используется как источник для сопоставления формулировок).</w:t>
-      </w:r>
-    </w:p>
-    <w:p>
-      <w:r>
-        <w:t>[20] Руководящий документ. Защита от несанкционированного доступа к информации. Термины и определения.</w:t>
-      </w:r>
-    </w:p>
-    <w:p>
-      <w:r>
-        <w:t xml:space="preserve">[21] ГОСТ Р </w:t>
-      </w:r>
-      <w:proofErr w:type="gramStart"/>
-      <w:r>
-        <w:t>51241-2008</w:t>
-      </w:r>
-      <w:proofErr w:type="gramEnd"/>
-      <w:r>
-        <w:t>.</w:t>
-      </w:r>
-    </w:p>
-    <w:p>
-      <w:r>
-        <w:t>[22] Федеральный закон от 06.04.2011 № 63-ФЗ «Об электронной подписи</w:t>
-      </w:r>
-      <w:proofErr w:type="gramStart"/>
-      <w:r>
-        <w:t>».</w:t>
-      </w:r>
-      <w:r>
-        <w:t>(</w:t>
-      </w:r>
-      <w:proofErr w:type="gramEnd"/>
-      <w:r>
-        <w:t>дубль)</w:t>
-      </w:r>
-    </w:p>
-    <w:p>
-      <w:r>
-        <w:rPr>
-          <w:highlight w:val="yellow"/>
-        </w:rPr>
-        <w:t>[23] Порядок подачи в федеральные суды общей юрисдикции документов в электронном виде.</w:t>
-      </w:r>
-    </w:p>
-    <w:p>
-      <w:r>
-        <w:rPr>
-          <w:highlight w:val="yellow"/>
-        </w:rPr>
-        <w:t xml:space="preserve">[24] Закон РФ от 21.07.1993 </w:t>
-      </w:r>
-      <w:proofErr w:type="gramStart"/>
-      <w:r>
-        <w:rPr>
-          <w:highlight w:val="yellow"/>
-        </w:rPr>
-        <w:t>№ 5485-1</w:t>
-      </w:r>
-      <w:proofErr w:type="gramEnd"/>
-      <w:r>
-        <w:rPr>
-          <w:highlight w:val="yellow"/>
-        </w:rPr>
-        <w:t xml:space="preserve"> «О государственной тайне».</w:t>
-      </w:r>
-    </w:p>
-    <w:p>
-      <w:r>
-        <w:t>[25] КоАП РФ, статья 13.14 «Разглашение информации с ограниченным доступом».</w:t>
-      </w:r>
-    </w:p>
-    <w:p>
-      <w:r>
-        <w:rPr>
-          <w:highlight w:val="yellow"/>
-        </w:rPr>
-        <w:t>[26] «</w:t>
-      </w:r>
-      <w:proofErr w:type="spellStart"/>
-      <w:r>
-        <w:rPr>
-          <w:highlight w:val="yellow"/>
-        </w:rPr>
-        <w:t>Стеганографический</w:t>
-      </w:r>
-      <w:proofErr w:type="spellEnd"/>
-      <w:r>
-        <w:rPr>
-          <w:highlight w:val="yellow"/>
-        </w:rPr>
-        <w:t xml:space="preserve"> метод встраивания информации с использованием </w:t>
-      </w:r>
-      <w:proofErr w:type="spellStart"/>
-      <w:r>
-        <w:rPr>
-          <w:highlight w:val="yellow"/>
-        </w:rPr>
-        <w:t>шумоподобной</w:t>
-      </w:r>
-      <w:proofErr w:type="spellEnd"/>
-      <w:r>
-        <w:rPr>
-          <w:highlight w:val="yellow"/>
-        </w:rPr>
-        <w:t xml:space="preserve"> последовательности и сохранением статистической модели изображений», </w:t>
-      </w:r>
-      <w:proofErr w:type="spellStart"/>
-      <w:r>
-        <w:rPr>
-          <w:highlight w:val="yellow"/>
-        </w:rPr>
-        <w:t>КиберЛенинка</w:t>
-      </w:r>
-      <w:proofErr w:type="spellEnd"/>
-      <w:r>
-        <w:rPr>
-          <w:highlight w:val="yellow"/>
-        </w:rPr>
-        <w:t>.</w:t>
-      </w:r>
-    </w:p>
-    <w:p>
-      <w:r>
-        <w:rPr>
-          <w:highlight w:val="yellow"/>
-        </w:rPr>
-        <w:t xml:space="preserve">[27] «Алгоритм повышения устойчивости к деструктивным воздействиям цифровых водяных знаков, встраиваемых в цветное изображение», </w:t>
-      </w:r>
-      <w:proofErr w:type="spellStart"/>
-      <w:r>
-        <w:rPr>
-          <w:highlight w:val="yellow"/>
-        </w:rPr>
-        <w:t>КиберЛенинка</w:t>
-      </w:r>
-      <w:proofErr w:type="spellEnd"/>
-      <w:r>
-        <w:rPr>
-          <w:highlight w:val="yellow"/>
-        </w:rPr>
-        <w:t>.</w:t>
-      </w:r>
-    </w:p>
-    <w:p>
-      <w:r>
-        <w:t>[28] Политика обработки персональных данных: субъект персональных данных - физическое лицо, которое прямо или косвенно определено или определяемо.</w:t>
+        <w:t xml:space="preserve">[10] </w:t>
+      </w:r>
+      <w:r>
+        <w:t>https://docs.cntd.ru/document/1200184505</w:t>
       </w:r>
     </w:p>
     <w:p>
@@ -2952,66 +2832,362 @@
         </w:rPr>
       </w:pPr>
       <w:r>
+        <w:t>[11]</w:t>
+      </w:r>
+      <w:r>
+        <w:t xml:space="preserve"> </w:t>
+      </w:r>
+      <w:r>
+        <w:t>https://sgsha.ru/sgsha/biblioteka/%D0%9C%D0%B8%D1%88%D0%B8%D0%BD_%D0%98%D0%BD%D1%84%D0%BE%D1%80%D0%BC%D0%B0%D1%82%D0%B8%D0%BA%D0%B0%20%D1%81%20%D0%BE%D1%81%D0%BD%D0%BE%D0%B2%D0%B0%D0%BC%D0%B8%20%D0%91%D0%94%20%D0%97%D0%B8%D0%9A.pdf</w:t>
+      </w:r>
+      <w:r>
         <w:rPr>
           <w:highlight w:val="yellow"/>
         </w:rPr>
-        <w:t>[29] Правила допуска должностных лиц и граждан Российской Федерации к государственной тайне, 2024.</w:t>
+        <w:t xml:space="preserve"> </w:t>
       </w:r>
     </w:p>
     <w:p>
-      <w:r>
-        <w:rPr>
-          <w:highlight w:val="yellow"/>
-        </w:rPr>
-        <w:t>[30] Инструкция о порядке допуска должностных лиц и граждан Российской Федерации к государственной тайне, 1995.</w:t>
-      </w:r>
+      <w:pPr>
+        <w:rPr>
+          <w:lang w:val="en-US"/>
+        </w:rPr>
+      </w:pPr>
+      <w:r>
+        <w:t xml:space="preserve">[12] </w:t>
+      </w:r>
+      <w:r>
+        <w:rPr>
+          <w:i/>
+          <w:iCs/>
+        </w:rPr>
+        <w:t>Ковригин Д. Э.</w:t>
+      </w:r>
+      <w:r>
+        <w:t xml:space="preserve"> Границы государственного суверенитета национального сегмента киберпространства // Власть. 2023. Том 31. № 1. С. </w:t>
+      </w:r>
+      <w:proofErr w:type="gramStart"/>
+      <w:r>
+        <w:t>124-129</w:t>
+      </w:r>
+      <w:proofErr w:type="gramEnd"/>
+      <w:r>
+        <w:t xml:space="preserve">. </w:t>
+      </w:r>
+      <w:r>
+        <w:rPr>
+          <w:lang w:val="en-US"/>
+        </w:rPr>
+        <w:t xml:space="preserve">DOI: </w:t>
+      </w:r>
+      <w:hyperlink r:id="rId4" w:history="1">
+        <w:r>
+          <w:rPr>
+            <w:rStyle w:val="a3"/>
+            <w:lang w:val="en-US"/>
+          </w:rPr>
+          <w:t>https://doi.org/10.31171/vlast.v31i1.9473</w:t>
+        </w:r>
+      </w:hyperlink>
     </w:p>
     <w:p>
-      <w:r>
-        <w:rPr>
-          <w:highlight w:val="yellow"/>
-        </w:rPr>
-        <w:t>[31] Федеральный закон от 21.12.1994 № 68-ФЗ «О защите населения и территорий от чрезвычайных ситуаций природного и техногенного характера».</w:t>
+      <w:pPr>
+        <w:rPr>
+          <w:lang w:val="en-US"/>
+        </w:rPr>
+      </w:pPr>
+      <w:r>
+        <w:rPr>
+          <w:lang w:val="en-US"/>
+        </w:rPr>
+        <w:t>(</w:t>
+      </w:r>
+      <w:r>
+        <w:rPr>
+          <w:lang w:val="en-US"/>
+        </w:rPr>
+        <w:t>https://www.jour.fnisc.ru/index.php/vlast/article/view/9473</w:t>
+      </w:r>
+      <w:r>
+        <w:rPr>
+          <w:lang w:val="en-US"/>
+        </w:rPr>
+        <w:t>)</w:t>
       </w:r>
     </w:p>
     <w:p>
-      <w:r>
-        <w:rPr>
-          <w:highlight w:val="yellow"/>
-        </w:rPr>
-        <w:t xml:space="preserve">[32] «Прогнозирование последствий чрезвычайных ситуаций в России», </w:t>
-      </w:r>
-      <w:proofErr w:type="spellStart"/>
-      <w:r>
-        <w:rPr>
-          <w:highlight w:val="yellow"/>
-        </w:rPr>
-        <w:t>КиберЛенинка</w:t>
-      </w:r>
-      <w:proofErr w:type="spellEnd"/>
-      <w:r>
-        <w:rPr>
-          <w:highlight w:val="yellow"/>
-        </w:rPr>
-        <w:t>.</w:t>
+      <w:pPr>
+        <w:rPr>
+          <w:lang w:val="en-US"/>
+        </w:rPr>
+      </w:pPr>
+      <w:r>
+        <w:rPr>
+          <w:lang w:val="en-US"/>
+        </w:rPr>
+        <w:t xml:space="preserve">[13] </w:t>
+      </w:r>
+      <w:r>
+        <w:rPr>
+          <w:lang w:val="en-US"/>
+        </w:rPr>
+        <w:t>https://cyberleninka.ru/article/n/ponyatie-kiberprostranstva-v-mezhdunarodnom-prave</w:t>
       </w:r>
     </w:p>
     <w:p>
       <w:r>
-        <w:t xml:space="preserve">[33] ГОСТ </w:t>
-      </w:r>
-      <w:proofErr w:type="gramStart"/>
-      <w:r>
-        <w:t>7.83-2001</w:t>
-      </w:r>
-      <w:proofErr w:type="gramEnd"/>
-      <w:r>
-        <w:t xml:space="preserve"> «Электронные издания. Основные виды и выходные сведения».</w:t>
+        <w:rPr>
+          <w:highlight w:val="yellow"/>
+        </w:rPr>
+        <w:t>[14] Федеральный закон от 27.07.2006 № 152-ФЗ, статья 18.</w:t>
       </w:r>
     </w:p>
     <w:p>
       <w:r>
+        <w:t>[15] «Защита персональных данных в России: методы и технологии соблюдения регулирования персональных данных».</w:t>
+      </w:r>
+    </w:p>
+    <w:p>
+      <w:r>
+        <w:t>[16] Федеральный закон от 29.07.2004 № 98-ФЗ «О коммерческой тайне».</w:t>
+      </w:r>
+    </w:p>
+    <w:p>
+      <w:r>
+        <w:rPr>
+          <w:highlight w:val="yellow"/>
+        </w:rPr>
+        <w:t>[17] Федеральный закон от 27.07.2006 № 152-ФЗ, статья 7.</w:t>
+      </w:r>
+    </w:p>
+    <w:p>
+      <w:r>
+        <w:t>[18] Указ Президента РФ от 02.07.2021 № 400 «О Стратегии национальной безопасности Российской Федерации».</w:t>
+      </w:r>
+    </w:p>
+    <w:p>
+      <w:r>
+        <w:t>[19] Указ Президента РФ от 31.12.2015 № 683 «О Стратегии национальной безопасности Российской Федерации» (утратил силу, используется как источник для сопоставления формулировок).</w:t>
+      </w:r>
+    </w:p>
+    <w:p>
+      <w:r>
+        <w:t>[20] Руководящий документ. Защита от несанкционированного доступа к информации. Термины и определения.</w:t>
+      </w:r>
+    </w:p>
+    <w:p>
+      <w:r>
+        <w:t xml:space="preserve">[21] ГОСТ Р </w:t>
+      </w:r>
+      <w:proofErr w:type="gramStart"/>
+      <w:r>
+        <w:t>51241-2008</w:t>
+      </w:r>
+      <w:proofErr w:type="gramEnd"/>
+      <w:r>
+        <w:t>.</w:t>
+      </w:r>
+    </w:p>
+    <w:p>
+      <w:r>
+        <w:t>[22] Федеральный закон от 06.04.2011 № 63-ФЗ «Об электронной подписи</w:t>
+      </w:r>
+      <w:proofErr w:type="gramStart"/>
+      <w:r>
+        <w:t>».</w:t>
+      </w:r>
+      <w:r>
+        <w:t>(</w:t>
+      </w:r>
+      <w:proofErr w:type="gramEnd"/>
+      <w:r>
+        <w:t>дубль)</w:t>
+      </w:r>
+    </w:p>
+    <w:p>
+      <w:r>
+        <w:rPr>
+          <w:highlight w:val="yellow"/>
+        </w:rPr>
+        <w:t>[23] Порядок подачи в федеральные суды общей юрисдикции документов в электронном виде.</w:t>
+      </w:r>
+    </w:p>
+    <w:p>
+      <w:r>
+        <w:rPr>
+          <w:highlight w:val="yellow"/>
+        </w:rPr>
+        <w:t xml:space="preserve">[24] Закон РФ от 21.07.1993 </w:t>
+      </w:r>
+      <w:proofErr w:type="gramStart"/>
+      <w:r>
+        <w:rPr>
+          <w:highlight w:val="yellow"/>
+        </w:rPr>
+        <w:t>№ 5485-1</w:t>
+      </w:r>
+      <w:proofErr w:type="gramEnd"/>
+      <w:r>
+        <w:rPr>
+          <w:highlight w:val="yellow"/>
+        </w:rPr>
+        <w:t xml:space="preserve"> «О государственной тайне».</w:t>
+      </w:r>
+    </w:p>
+    <w:p>
+      <w:r>
+        <w:t>[25] КоАП РФ, статья 13.14 «Разглашение информации с ограниченным доступом».</w:t>
+      </w:r>
+    </w:p>
+    <w:p>
+      <w:r>
+        <w:rPr>
+          <w:highlight w:val="yellow"/>
+        </w:rPr>
         <w:lastRenderedPageBreak/>
+        <w:t>[26] «</w:t>
+      </w:r>
+      <w:proofErr w:type="spellStart"/>
+      <w:r>
+        <w:rPr>
+          <w:highlight w:val="yellow"/>
+        </w:rPr>
+        <w:t>Стеганографический</w:t>
+      </w:r>
+      <w:proofErr w:type="spellEnd"/>
+      <w:r>
+        <w:rPr>
+          <w:highlight w:val="yellow"/>
+        </w:rPr>
+        <w:t xml:space="preserve"> метод встраивания информации с использованием </w:t>
+      </w:r>
+      <w:proofErr w:type="spellStart"/>
+      <w:r>
+        <w:rPr>
+          <w:highlight w:val="yellow"/>
+        </w:rPr>
+        <w:t>шумоподобной</w:t>
+      </w:r>
+      <w:proofErr w:type="spellEnd"/>
+      <w:r>
+        <w:rPr>
+          <w:highlight w:val="yellow"/>
+        </w:rPr>
+        <w:t xml:space="preserve"> последовательности и сохранением статистической модели изображений», </w:t>
+      </w:r>
+      <w:proofErr w:type="spellStart"/>
+      <w:r>
+        <w:rPr>
+          <w:highlight w:val="yellow"/>
+        </w:rPr>
+        <w:t>КиберЛенинка</w:t>
+      </w:r>
+      <w:proofErr w:type="spellEnd"/>
+      <w:r>
+        <w:rPr>
+          <w:highlight w:val="yellow"/>
+        </w:rPr>
+        <w:t>.</w:t>
+      </w:r>
+    </w:p>
+    <w:p>
+      <w:r>
+        <w:rPr>
+          <w:highlight w:val="yellow"/>
+        </w:rPr>
+        <w:t xml:space="preserve">[27] «Алгоритм повышения устойчивости к деструктивным воздействиям цифровых водяных знаков, встраиваемых в цветное изображение», </w:t>
+      </w:r>
+      <w:proofErr w:type="spellStart"/>
+      <w:r>
+        <w:rPr>
+          <w:highlight w:val="yellow"/>
+        </w:rPr>
+        <w:t>КиберЛенинка</w:t>
+      </w:r>
+      <w:proofErr w:type="spellEnd"/>
+      <w:r>
+        <w:rPr>
+          <w:highlight w:val="yellow"/>
+        </w:rPr>
+        <w:t>.</w:t>
+      </w:r>
+    </w:p>
+    <w:p>
+      <w:r>
+        <w:t>[28] Политика обработки персональных данных: субъект персональных данных - физическое лицо, которое прямо или косвенно определено или определяемо.</w:t>
+      </w:r>
+    </w:p>
+    <w:p>
+      <w:pPr>
+        <w:rPr>
+          <w:highlight w:val="yellow"/>
+        </w:rPr>
+      </w:pPr>
+      <w:r>
+        <w:rPr>
+          <w:highlight w:val="yellow"/>
+        </w:rPr>
+        <w:t>[29] Правила допуска должностных лиц и граждан Российской Федерации к государственной тайне, 2024.</w:t>
+      </w:r>
+    </w:p>
+    <w:p>
+      <w:r>
+        <w:rPr>
+          <w:highlight w:val="yellow"/>
+        </w:rPr>
+        <w:t>[30] Инструкция о порядке допуска должностных лиц и граждан Российской Федерации к государственной тайне, 1995.</w:t>
+      </w:r>
+    </w:p>
+    <w:p>
+      <w:r>
+        <w:rPr>
+          <w:highlight w:val="yellow"/>
+        </w:rPr>
+        <w:t>[31] Федеральный закон от 21.12.1994 № 68-ФЗ «О защите населения и территорий от чрезвычайных ситуаций природного и техногенного характера».</w:t>
+      </w:r>
+    </w:p>
+    <w:p>
+      <w:r>
+        <w:rPr>
+          <w:highlight w:val="yellow"/>
+        </w:rPr>
+        <w:t xml:space="preserve">[32] «Прогнозирование последствий чрезвычайных ситуаций в России», </w:t>
+      </w:r>
+      <w:proofErr w:type="spellStart"/>
+      <w:r>
+        <w:rPr>
+          <w:highlight w:val="yellow"/>
+        </w:rPr>
+        <w:t>КиберЛенинка</w:t>
+      </w:r>
+      <w:proofErr w:type="spellEnd"/>
+      <w:r>
+        <w:rPr>
+          <w:highlight w:val="yellow"/>
+        </w:rPr>
+        <w:t>.</w:t>
+      </w:r>
+    </w:p>
+    <w:p>
+      <w:r>
+        <w:t xml:space="preserve">[33] ГОСТ </w:t>
+      </w:r>
+      <w:proofErr w:type="gramStart"/>
+      <w:r>
+        <w:t>7.83-2001</w:t>
+      </w:r>
+      <w:proofErr w:type="gramEnd"/>
+      <w:r>
+        <w:t xml:space="preserve"> «Электронные издания. Основные виды и выходные сведения».</w:t>
+      </w:r>
+    </w:p>
+    <w:p>
+      <w:pPr>
+        <w:rPr>
+          <w:lang w:val="en-US"/>
+        </w:rPr>
+      </w:pPr>
+      <w:r>
         <w:t xml:space="preserve">[34] ГОСТ Р </w:t>
       </w:r>
       <w:proofErr w:type="gramStart"/>
@@ -3021,6 +3197,69 @@
       <w:proofErr w:type="gramEnd"/>
       <w:r>
         <w:t xml:space="preserve"> «Электронный обмен информацией. Термины и определения».</w:t>
+      </w:r>
+    </w:p>
+    <w:p>
+      <w:pPr>
+        <w:rPr>
+          <w:lang w:val="en-US"/>
+        </w:rPr>
+      </w:pPr>
+      <w:r>
+        <w:rPr>
+          <w:lang w:val="en-US"/>
+        </w:rPr>
+        <w:t>[35]</w:t>
+      </w:r>
+      <w:r>
+        <w:rPr>
+          <w:lang w:val="en-US"/>
+        </w:rPr>
+        <w:t xml:space="preserve"> </w:t>
+      </w:r>
+      <w:hyperlink r:id="rId5" w:history="1">
+        <w:r>
+          <w:rPr>
+            <w:rStyle w:val="a3"/>
+            <w:lang w:val="en-US"/>
+          </w:rPr>
+          <w:t>https://www.gpntb.ru/win/book/1/Doc3.HTML</w:t>
+        </w:r>
+      </w:hyperlink>
+    </w:p>
+    <w:p>
+      <w:pPr>
+        <w:rPr>
+          <w:lang w:val="en-US"/>
+        </w:rPr>
+      </w:pPr>
+      <w:r>
+        <w:rPr>
+          <w:lang w:val="en-US"/>
+        </w:rPr>
+        <w:t xml:space="preserve">[36] </w:t>
+      </w:r>
+      <w:hyperlink r:id="rId6" w:history="1">
+        <w:r>
+          <w:rPr>
+            <w:rStyle w:val="a3"/>
+            <w:lang w:val="en-US"/>
+          </w:rPr>
+          <w:t>https://docs.cntd.ru/document/1200143508</w:t>
+        </w:r>
+      </w:hyperlink>
+    </w:p>
+    <w:p>
+      <w:pPr>
+        <w:rPr>
+          <w:lang w:val="en-US"/>
+        </w:rPr>
+      </w:pPr>
+      <w:r>
+        <w:rPr>
+          <w:lang w:val="en-US"/>
+        </w:rPr>
+        <w:t>[37]</w:t>
       </w:r>
     </w:p>
     <w:sectPr>
@@ -3436,7 +3675,6 @@
   <w:style w:type="character" w:default="1" w:styleId="a0">
     <w:name w:val="Default Paragraph Font"/>
     <w:uiPriority w:val="1"/>
-    <w:semiHidden/>
     <w:unhideWhenUsed/>
   </w:style>
   <w:style w:type="table" w:default="1" w:styleId="a1">
@@ -3459,6 +3697,29 @@
     <w:uiPriority w:val="99"/>
     <w:semiHidden/>
     <w:unhideWhenUsed/>
+  </w:style>
+  <w:style w:type="character" w:styleId="a3">
+    <w:name w:val="Hyperlink"/>
+    <w:basedOn w:val="a0"/>
+    <w:uiPriority w:val="99"/>
+    <w:unhideWhenUsed/>
+    <w:rsid w:val="007E7A38"/>
+    <w:rPr>
+      <w:color w:val="467886" w:themeColor="hyperlink"/>
+      <w:u w:val="single"/>
+    </w:rPr>
+  </w:style>
+  <w:style w:type="character" w:styleId="a4">
+    <w:name w:val="Unresolved Mention"/>
+    <w:basedOn w:val="a0"/>
+    <w:uiPriority w:val="99"/>
+    <w:semiHidden/>
+    <w:unhideWhenUsed/>
+    <w:rsid w:val="007E7A38"/>
+    <w:rPr>
+      <w:color w:val="605E5C"/>
+      <w:shd w:val="clear" w:color="auto" w:fill="E1DFDD"/>
+    </w:rPr>
   </w:style>
 </w:styles>
 </file>
